--- a/projects/NexysA7/cdc_counter_display/docs/CDC_Counter_Display_Guide_v0.90.docx
+++ b/projects/NexysA7/cdc_counter_display/docs/CDC_Counter_Display_Guide_v0.90.docx
@@ -16,7 +16,7 @@
           <wp:inline distT="0" distB="0" distL="0" distR="0">
             <wp:extent cx="2286000" cy="2286000"/>
             <wp:effectExtent l="0" t="0" r="0" b="0"/>
-            <wp:docPr id="1" name="Picture 51" descr=""/>
+            <wp:docPr id="1" name="Picture 57" descr=""/>
             <wp:cNvGraphicFramePr>
               <a:graphicFrameLocks xmlns:a="http://schemas.openxmlformats.org/drawingml/2006/main" noChangeAspect="1"/>
             </wp:cNvGraphicFramePr>
@@ -24,7 +24,7 @@
               <a:graphicData uri="http://schemas.openxmlformats.org/drawingml/2006/picture">
                 <pic:pic xmlns:pic="http://schemas.openxmlformats.org/drawingml/2006/picture">
                   <pic:nvPicPr>
-                    <pic:cNvPr id="1" name="Picture 51" descr=""/>
+                    <pic:cNvPr id="1" name="Picture 57" descr=""/>
                     <pic:cNvPicPr>
                       <a:picLocks noChangeAspect="1" noChangeArrowheads="1"/>
                     </pic:cNvPicPr>
@@ -160,7 +160,7 @@
             </w:rPr>
             <w:fldChar w:fldCharType="separate"/>
           </w:r>
-          <w:hyperlink w:anchor="__RefHeading___Toc3238_1408050769">
+          <w:hyperlink w:anchor="__RefHeading___Toc3579_1397116681">
             <w:r>
               <w:rPr>
                 <w:webHidden/>
@@ -168,7 +168,7 @@
               </w:rPr>
               <w:t>1 Document Information</w:t>
               <w:tab/>
-              <w:t>7</w:t>
+              <w:t>8</w:t>
             </w:r>
           </w:hyperlink>
         </w:p>
@@ -181,7 +181,7 @@
             </w:tabs>
             <w:rPr/>
           </w:pPr>
-          <w:hyperlink w:anchor="__RefHeading___Toc3240_1408050769">
+          <w:hyperlink w:anchor="__RefHeading___Toc3581_1397116681">
             <w:r>
               <w:rPr>
                 <w:webHidden/>
@@ -189,7 +189,7 @@
               </w:rPr>
               <w:t>1.1 References</w:t>
               <w:tab/>
-              <w:t>7</w:t>
+              <w:t>8</w:t>
             </w:r>
           </w:hyperlink>
         </w:p>
@@ -202,7 +202,7 @@
             </w:tabs>
             <w:rPr/>
           </w:pPr>
-          <w:hyperlink w:anchor="__RefHeading___Toc3242_1408050769">
+          <w:hyperlink w:anchor="__RefHeading___Toc3583_1397116681">
             <w:r>
               <w:rPr>
                 <w:webHidden/>
@@ -210,7 +210,7 @@
               </w:rPr>
               <w:t>1.2 Conventions</w:t>
               <w:tab/>
-              <w:t>8</w:t>
+              <w:t>9</w:t>
             </w:r>
           </w:hyperlink>
         </w:p>
@@ -223,7 +223,7 @@
             </w:tabs>
             <w:rPr/>
           </w:pPr>
-          <w:hyperlink w:anchor="__RefHeading___Toc3244_1408050769">
+          <w:hyperlink w:anchor="__RefHeading___Toc3585_1397116681">
             <w:r>
               <w:rPr>
                 <w:webHidden/>
@@ -231,7 +231,7 @@
               </w:rPr>
               <w:t>1.3 Revision History</w:t>
               <w:tab/>
-              <w:t>8</w:t>
+              <w:t>9</w:t>
             </w:r>
           </w:hyperlink>
         </w:p>
@@ -244,7 +244,7 @@
             </w:tabs>
             <w:rPr/>
           </w:pPr>
-          <w:hyperlink w:anchor="__RefHeading___Toc3246_1408050769">
+          <w:hyperlink w:anchor="__RefHeading___Toc3587_1397116681">
             <w:r>
               <w:rPr>
                 <w:webHidden/>
@@ -252,7 +252,7 @@
               </w:rPr>
               <w:t>2 Overview</w:t>
               <w:tab/>
-              <w:t>8</w:t>
+              <w:t>9</w:t>
             </w:r>
           </w:hyperlink>
         </w:p>
@@ -265,7 +265,7 @@
             </w:tabs>
             <w:rPr/>
           </w:pPr>
-          <w:hyperlink w:anchor="__RefHeading___Toc3248_1408050769">
+          <w:hyperlink w:anchor="__RefHeading___Toc3589_1397116681">
             <w:r>
               <w:rPr>
                 <w:webHidden/>
@@ -273,7 +273,7 @@
               </w:rPr>
               <w:t>2.1 What it is</w:t>
               <w:tab/>
-              <w:t>8</w:t>
+              <w:t>9</w:t>
             </w:r>
           </w:hyperlink>
         </w:p>
@@ -286,7 +286,7 @@
             </w:tabs>
             <w:rPr/>
           </w:pPr>
-          <w:hyperlink w:anchor="__RefHeading___Toc3250_1408050769">
+          <w:hyperlink w:anchor="__RefHeading___Toc3591_1397116681">
             <w:r>
               <w:rPr>
                 <w:webHidden/>
@@ -294,7 +294,7 @@
               </w:rPr>
               <w:t>2.1.1 Figure 1.1: CDC Demo Harness Spine</w:t>
               <w:tab/>
-              <w:t>8</w:t>
+              <w:t>9</w:t>
             </w:r>
           </w:hyperlink>
         </w:p>
@@ -307,7 +307,7 @@
             </w:tabs>
             <w:rPr/>
           </w:pPr>
-          <w:hyperlink w:anchor="__RefHeading___Toc3252_1408050769">
+          <w:hyperlink w:anchor="__RefHeading___Toc3593_1397116681">
             <w:r>
               <w:rPr>
                 <w:webHidden/>
@@ -315,7 +315,7 @@
               </w:rPr>
               <w:t>2.2 What it demonstrates</w:t>
               <w:tab/>
-              <w:t>9</w:t>
+              <w:t>10</w:t>
             </w:r>
           </w:hyperlink>
         </w:p>
@@ -328,7 +328,7 @@
             </w:tabs>
             <w:rPr/>
           </w:pPr>
-          <w:hyperlink w:anchor="__RefHeading___Toc3254_1408050769">
+          <w:hyperlink w:anchor="__RefHeading___Toc3595_1397116681">
             <w:r>
               <w:rPr>
                 <w:webHidden/>
@@ -336,7 +336,7 @@
               </w:rPr>
               <w:t>2.3 What you need</w:t>
               <w:tab/>
-              <w:t>9</w:t>
+              <w:t>10</w:t>
             </w:r>
           </w:hyperlink>
         </w:p>
@@ -349,7 +349,7 @@
             </w:tabs>
             <w:rPr/>
           </w:pPr>
-          <w:hyperlink w:anchor="__RefHeading___Toc3256_1408050769">
+          <w:hyperlink w:anchor="__RefHeading___Toc3597_1397116681">
             <w:r>
               <w:rPr>
                 <w:webHidden/>
@@ -357,7 +357,7 @@
               </w:rPr>
               <w:t>2.4 Where things live</w:t>
               <w:tab/>
-              <w:t>9</w:t>
+              <w:t>10</w:t>
             </w:r>
           </w:hyperlink>
         </w:p>
@@ -370,7 +370,7 @@
             </w:tabs>
             <w:rPr/>
           </w:pPr>
-          <w:hyperlink w:anchor="__RefHeading___Toc3258_1408050769">
+          <w:hyperlink w:anchor="__RefHeading___Toc3599_1397116681">
             <w:r>
               <w:rPr>
                 <w:webHidden/>
@@ -378,7 +378,7 @@
               </w:rPr>
               <w:t>3 How It Works</w:t>
               <w:tab/>
-              <w:t>10</w:t>
+              <w:t>11</w:t>
             </w:r>
           </w:hyperlink>
         </w:p>
@@ -391,7 +391,7 @@
             </w:tabs>
             <w:rPr/>
           </w:pPr>
-          <w:hyperlink w:anchor="__RefHeading___Toc3260_1408050769">
+          <w:hyperlink w:anchor="__RefHeading___Toc3601_1397116681">
             <w:r>
               <w:rPr>
                 <w:webHidden/>
@@ -399,7 +399,7 @@
               </w:rPr>
               <w:t>3.1 Top-level structure (cdc_demo_top)</w:t>
               <w:tab/>
-              <w:t>10</w:t>
+              <w:t>11</w:t>
             </w:r>
           </w:hyperlink>
         </w:p>
@@ -412,7 +412,7 @@
             </w:tabs>
             <w:rPr/>
           </w:pPr>
-          <w:hyperlink w:anchor="__RefHeading___Toc3262_1408050769">
+          <w:hyperlink w:anchor="__RefHeading___Toc3603_1397116681">
             <w:r>
               <w:rPr>
                 <w:webHidden/>
@@ -420,7 +420,7 @@
               </w:rPr>
               <w:t>3.2 Clocking and the four source clocks</w:t>
               <w:tab/>
-              <w:t>10</w:t>
+              <w:t>11</w:t>
             </w:r>
           </w:hyperlink>
         </w:p>
@@ -433,7 +433,7 @@
             </w:tabs>
             <w:rPr/>
           </w:pPr>
-          <w:hyperlink w:anchor="__RefHeading___Toc3264_1408050769">
+          <w:hyperlink w:anchor="__RefHeading___Toc3605_1397116681">
             <w:r>
               <w:rPr>
                 <w:webHidden/>
@@ -441,7 +441,7 @@
               </w:rPr>
               <w:t>3.3 One counter domain (cdc_counter_domain)</w:t>
               <w:tab/>
-              <w:t>11</w:t>
+              <w:t>12</w:t>
             </w:r>
           </w:hyperlink>
         </w:p>
@@ -454,7 +454,7 @@
             </w:tabs>
             <w:rPr/>
           </w:pPr>
-          <w:hyperlink w:anchor="__RefHeading___Toc3266_1408050769">
+          <w:hyperlink w:anchor="__RefHeading___Toc3607_1397116681">
             <w:r>
               <w:rPr>
                 <w:webHidden/>
@@ -462,7 +462,7 @@
               </w:rPr>
               <w:t>3.4 The five CDC modes (CDC_MODE)</w:t>
               <w:tab/>
-              <w:t>11</w:t>
+              <w:t>12</w:t>
             </w:r>
           </w:hyperlink>
         </w:p>
@@ -475,7 +475,7 @@
             </w:tabs>
             <w:rPr/>
           </w:pPr>
-          <w:hyperlink w:anchor="__RefHeading___Toc3268_1408050769">
+          <w:hyperlink w:anchor="__RefHeading___Toc3609_1397116681">
             <w:r>
               <w:rPr>
                 <w:webHidden/>
@@ -483,7 +483,7 @@
               </w:rPr>
               <w:t>3.5 Display</w:t>
               <w:tab/>
-              <w:t>11</w:t>
+              <w:t>12</w:t>
             </w:r>
           </w:hyperlink>
         </w:p>
@@ -496,15 +496,15 @@
             </w:tabs>
             <w:rPr/>
           </w:pPr>
-          <w:hyperlink w:anchor="__RefHeading___Toc3270_1408050769">
+          <w:hyperlink w:anchor="__RefHeading___Toc3611_1397116681">
             <w:r>
               <w:rPr>
                 <w:webHidden/>
                 <w:rStyle w:val="IndexLink"/>
               </w:rPr>
-              <w:t>4 Build and Run</w:t>
+              <w:t>4 Test Methodology</w:t>
               <w:tab/>
-              <w:t>12</w:t>
+              <w:t>13</w:t>
             </w:r>
           </w:hyperlink>
         </w:p>
@@ -517,15 +517,15 @@
             </w:tabs>
             <w:rPr/>
           </w:pPr>
-          <w:hyperlink w:anchor="__RefHeading___Toc3272_1408050769">
+          <w:hyperlink w:anchor="__RefHeading___Toc3613_1397116681">
             <w:r>
               <w:rPr>
                 <w:webHidden/>
                 <w:rStyle w:val="IndexLink"/>
               </w:rPr>
-              <w:t>4.1 The workflow at a glance</w:t>
+              <w:t>4.1 What is under test</w:t>
               <w:tab/>
-              <w:t>12</w:t>
+              <w:t>13</w:t>
             </w:r>
           </w:hyperlink>
         </w:p>
@@ -538,15 +538,141 @@
             </w:tabs>
             <w:rPr/>
           </w:pPr>
-          <w:hyperlink w:anchor="__RefHeading___Toc3274_1408050769">
+          <w:hyperlink w:anchor="__RefHeading___Toc3615_1397116681">
             <w:r>
               <w:rPr>
                 <w:webHidden/>
                 <w:rStyle w:val="IndexLink"/>
               </w:rPr>
-              <w:t>4.2 Make targets</w:t>
+              <w:t>4.2 What is measured, and how</w:t>
               <w:tab/>
-              <w:t>12</w:t>
+              <w:t>13</w:t>
+            </w:r>
+          </w:hyperlink>
+        </w:p>
+        <w:p>
+          <w:pPr>
+            <w:pStyle w:val="TOC2"/>
+            <w:tabs>
+              <w:tab w:val="clear" w:pos="9077"/>
+              <w:tab w:val="right" w:pos="9359" w:leader="dot"/>
+            </w:tabs>
+            <w:rPr/>
+          </w:pPr>
+          <w:hyperlink w:anchor="__RefHeading___Toc3617_1397116681">
+            <w:r>
+              <w:rPr>
+                <w:webHidden/>
+                <w:rStyle w:val="IndexLink"/>
+              </w:rPr>
+              <w:t>4.3 Workloads</w:t>
+              <w:tab/>
+              <w:t>13</w:t>
+            </w:r>
+          </w:hyperlink>
+        </w:p>
+        <w:p>
+          <w:pPr>
+            <w:pStyle w:val="TOC2"/>
+            <w:tabs>
+              <w:tab w:val="clear" w:pos="9077"/>
+              <w:tab w:val="right" w:pos="9359" w:leader="dot"/>
+            </w:tabs>
+            <w:rPr/>
+          </w:pPr>
+          <w:hyperlink w:anchor="__RefHeading___Toc3619_1397116681">
+            <w:r>
+              <w:rPr>
+                <w:webHidden/>
+                <w:rStyle w:val="IndexLink"/>
+              </w:rPr>
+              <w:t>4.4 The oracle, and what sim can/can’t show</w:t>
+              <w:tab/>
+              <w:t>14</w:t>
+            </w:r>
+          </w:hyperlink>
+        </w:p>
+        <w:p>
+          <w:pPr>
+            <w:pStyle w:val="TOC2"/>
+            <w:tabs>
+              <w:tab w:val="clear" w:pos="9077"/>
+              <w:tab w:val="right" w:pos="9359" w:leader="dot"/>
+            </w:tabs>
+            <w:rPr/>
+          </w:pPr>
+          <w:hyperlink w:anchor="__RefHeading___Toc3621_1397116681">
+            <w:r>
+              <w:rPr>
+                <w:webHidden/>
+                <w:rStyle w:val="IndexLink"/>
+              </w:rPr>
+              <w:t>4.5 Measurement pitfalls</w:t>
+              <w:tab/>
+              <w:t>14</w:t>
+            </w:r>
+          </w:hyperlink>
+        </w:p>
+        <w:p>
+          <w:pPr>
+            <w:pStyle w:val="TOC1"/>
+            <w:tabs>
+              <w:tab w:val="clear" w:pos="9360"/>
+              <w:tab w:val="right" w:pos="9359" w:leader="dot"/>
+            </w:tabs>
+            <w:rPr/>
+          </w:pPr>
+          <w:hyperlink w:anchor="__RefHeading___Toc3623_1397116681">
+            <w:r>
+              <w:rPr>
+                <w:webHidden/>
+                <w:rStyle w:val="IndexLink"/>
+              </w:rPr>
+              <w:t>5 Build and Run</w:t>
+              <w:tab/>
+              <w:t>14</w:t>
+            </w:r>
+          </w:hyperlink>
+        </w:p>
+        <w:p>
+          <w:pPr>
+            <w:pStyle w:val="TOC2"/>
+            <w:tabs>
+              <w:tab w:val="clear" w:pos="9077"/>
+              <w:tab w:val="right" w:pos="9359" w:leader="dot"/>
+            </w:tabs>
+            <w:rPr/>
+          </w:pPr>
+          <w:hyperlink w:anchor="__RefHeading___Toc3625_1397116681">
+            <w:r>
+              <w:rPr>
+                <w:webHidden/>
+                <w:rStyle w:val="IndexLink"/>
+              </w:rPr>
+              <w:t>5.1 The workflow at a glance</w:t>
+              <w:tab/>
+              <w:t>14</w:t>
+            </w:r>
+          </w:hyperlink>
+        </w:p>
+        <w:p>
+          <w:pPr>
+            <w:pStyle w:val="TOC2"/>
+            <w:tabs>
+              <w:tab w:val="clear" w:pos="9077"/>
+              <w:tab w:val="right" w:pos="9359" w:leader="dot"/>
+            </w:tabs>
+            <w:rPr/>
+          </w:pPr>
+          <w:hyperlink w:anchor="__RefHeading___Toc3627_1397116681">
+            <w:r>
+              <w:rPr>
+                <w:webHidden/>
+                <w:rStyle w:val="IndexLink"/>
+              </w:rPr>
+              <w:t>5.2 Make targets</w:t>
+              <w:tab/>
+              <w:t>15</w:t>
             </w:r>
           </w:hyperlink>
         </w:p>
@@ -559,15 +685,15 @@
             </w:tabs>
             <w:rPr/>
           </w:pPr>
-          <w:hyperlink w:anchor="__RefHeading___Toc3276_1408050769">
+          <w:hyperlink w:anchor="__RefHeading___Toc3629_1397116681">
             <w:r>
               <w:rPr>
                 <w:webHidden/>
                 <w:rStyle w:val="IndexLink"/>
               </w:rPr>
-              <w:t>4.2.1 Simulation</w:t>
+              <w:t>5.2.1 Simulation</w:t>
               <w:tab/>
-              <w:t>12</w:t>
+              <w:t>15</w:t>
             </w:r>
           </w:hyperlink>
         </w:p>
@@ -580,15 +706,15 @@
             </w:tabs>
             <w:rPr/>
           </w:pPr>
-          <w:hyperlink w:anchor="__RefHeading___Toc3278_1408050769">
+          <w:hyperlink w:anchor="__RefHeading___Toc3631_1397116681">
             <w:r>
               <w:rPr>
                 <w:webHidden/>
                 <w:rStyle w:val="IndexLink"/>
               </w:rPr>
-              <w:t>4.2.2 Register collateral</w:t>
+              <w:t>5.2.2 Register collateral</w:t>
               <w:tab/>
-              <w:t>12</w:t>
+              <w:t>15</w:t>
             </w:r>
           </w:hyperlink>
         </w:p>
@@ -601,15 +727,15 @@
             </w:tabs>
             <w:rPr/>
           </w:pPr>
-          <w:hyperlink w:anchor="__RefHeading___Toc3280_1408050769">
+          <w:hyperlink w:anchor="__RefHeading___Toc3633_1397116681">
             <w:r>
               <w:rPr>
                 <w:webHidden/>
                 <w:rStyle w:val="IndexLink"/>
               </w:rPr>
-              <w:t>4.2.3 Bitstream</w:t>
+              <w:t>5.2.3 Bitstream</w:t>
               <w:tab/>
-              <w:t>13</w:t>
+              <w:t>15</w:t>
             </w:r>
           </w:hyperlink>
         </w:p>
@@ -622,15 +748,15 @@
             </w:tabs>
             <w:rPr/>
           </w:pPr>
-          <w:hyperlink w:anchor="__RefHeading___Toc3282_1408050769">
+          <w:hyperlink w:anchor="__RefHeading___Toc3635_1397116681">
             <w:r>
               <w:rPr>
                 <w:webHidden/>
                 <w:rStyle w:val="IndexLink"/>
               </w:rPr>
-              <w:t>4.3 The host CLI (host/run_cdc_demo.py)</w:t>
+              <w:t>5.3 The host CLI (host/run_cdc_demo.py)</w:t>
               <w:tab/>
-              <w:t>13</w:t>
+              <w:t>16</w:t>
             </w:r>
           </w:hyperlink>
         </w:p>
@@ -643,15 +769,15 @@
             </w:tabs>
             <w:rPr/>
           </w:pPr>
-          <w:hyperlink w:anchor="__RefHeading___Toc3284_1408050769">
+          <w:hyperlink w:anchor="__RefHeading___Toc3637_1397116681">
             <w:r>
               <w:rPr>
                 <w:webHidden/>
                 <w:rStyle w:val="IndexLink"/>
               </w:rPr>
-              <w:t>4.3.1 The “watch it fail” procedure</w:t>
+              <w:t>5.3.1 The “watch it fail” procedure</w:t>
               <w:tab/>
-              <w:t>14</w:t>
+              <w:t>16</w:t>
             </w:r>
           </w:hyperlink>
         </w:p>
@@ -664,15 +790,15 @@
             </w:tabs>
             <w:rPr/>
           </w:pPr>
-          <w:hyperlink w:anchor="__RefHeading___Toc3286_1408050769">
+          <w:hyperlink w:anchor="__RefHeading___Toc3639_1397116681">
             <w:r>
               <w:rPr>
                 <w:webHidden/>
                 <w:rStyle w:val="IndexLink"/>
               </w:rPr>
-              <w:t>5 Harness CSR Configuration</w:t>
+              <w:t>6 Harness CSR Configuration</w:t>
               <w:tab/>
-              <w:t>14</w:t>
+              <w:t>16</w:t>
             </w:r>
           </w:hyperlink>
         </w:p>
@@ -685,15 +811,15 @@
             </w:tabs>
             <w:rPr/>
           </w:pPr>
-          <w:hyperlink w:anchor="__RefHeading___Toc3288_1408050769">
+          <w:hyperlink w:anchor="__RefHeading___Toc3641_1397116681">
             <w:r>
               <w:rPr>
                 <w:webHidden/>
                 <w:rStyle w:val="IndexLink"/>
               </w:rPr>
-              <w:t>5.1 Global registers</w:t>
+              <w:t>6.1 Global registers</w:t>
               <w:tab/>
-              <w:t>15</w:t>
+              <w:t>17</w:t>
             </w:r>
           </w:hyperlink>
         </w:p>
@@ -706,15 +832,15 @@
             </w:tabs>
             <w:rPr/>
           </w:pPr>
-          <w:hyperlink w:anchor="__RefHeading___Toc3290_1408050769">
+          <w:hyperlink w:anchor="__RefHeading___Toc3643_1397116681">
             <w:r>
               <w:rPr>
                 <w:webHidden/>
                 <w:rStyle w:val="IndexLink"/>
               </w:rPr>
-              <w:t>5.2 Per-counter block</w:t>
+              <w:t>6.2 Per-counter block</w:t>
               <w:tab/>
-              <w:t>16</w:t>
+              <w:t>18</w:t>
             </w:r>
           </w:hyperlink>
         </w:p>
@@ -727,15 +853,15 @@
             </w:tabs>
             <w:rPr/>
           </w:pPr>
-          <w:hyperlink w:anchor="__RefHeading___Toc3292_1408050769">
+          <w:hyperlink w:anchor="__RefHeading___Toc3645_1397116681">
             <w:r>
               <w:rPr>
                 <w:webHidden/>
                 <w:rStyle w:val="IndexLink"/>
               </w:rPr>
-              <w:t>5.3 By-name access</w:t>
+              <w:t>6.3 By-name access</w:t>
               <w:tab/>
-              <w:t>17</w:t>
+              <w:t>19</w:t>
             </w:r>
           </w:hyperlink>
         </w:p>
@@ -748,15 +874,15 @@
             </w:tabs>
             <w:rPr/>
           </w:pPr>
-          <w:hyperlink w:anchor="__RefHeading___Toc3294_1408050769">
+          <w:hyperlink w:anchor="__RefHeading___Toc3647_1397116681">
             <w:r>
               <w:rPr>
                 <w:webHidden/>
                 <w:rStyle w:val="IndexLink"/>
               </w:rPr>
-              <w:t>5.4 Regenerating the regmap</w:t>
+              <w:t>6.4 Regenerating the regmap</w:t>
               <w:tab/>
-              <w:t>18</w:t>
+              <w:t>20</w:t>
             </w:r>
           </w:hyperlink>
         </w:p>
@@ -769,15 +895,15 @@
             </w:tabs>
             <w:rPr/>
           </w:pPr>
-          <w:hyperlink w:anchor="__RefHeading___Toc3296_1408050769">
+          <w:hyperlink w:anchor="__RefHeading___Toc3649_1397116681">
             <w:r>
               <w:rPr>
                 <w:webHidden/>
                 <w:rStyle w:val="IndexLink"/>
               </w:rPr>
-              <w:t>6 Simulation / Silicon Equivalence</w:t>
+              <w:t>7 Simulation / Silicon Equivalence</w:t>
               <w:tab/>
-              <w:t>18</w:t>
+              <w:t>20</w:t>
             </w:r>
           </w:hyperlink>
         </w:p>
@@ -790,15 +916,15 @@
             </w:tabs>
             <w:rPr/>
           </w:pPr>
-          <w:hyperlink w:anchor="__RefHeading___Toc3298_1408050769">
+          <w:hyperlink w:anchor="__RefHeading___Toc3651_1397116681">
             <w:r>
               <w:rPr>
                 <w:webHidden/>
                 <w:rStyle w:val="IndexLink"/>
               </w:rPr>
-              <w:t>6.1 The layered stack (only the bottom layer differs)</w:t>
+              <w:t>7.1 The layered stack (only the bottom layer differs)</w:t>
               <w:tab/>
-              <w:t>18</w:t>
+              <w:t>20</w:t>
             </w:r>
           </w:hyperlink>
         </w:p>
@@ -811,15 +937,15 @@
             </w:tabs>
             <w:rPr/>
           </w:pPr>
-          <w:hyperlink w:anchor="__RefHeading___Toc3300_1408050769">
+          <w:hyperlink w:anchor="__RefHeading___Toc3653_1397116681">
             <w:r>
               <w:rPr>
                 <w:webHidden/>
                 <w:rStyle w:val="IndexLink"/>
               </w:rPr>
-              <w:t>6.2 How the sim runs the same program</w:t>
+              <w:t>7.2 How the sim runs the same program</w:t>
               <w:tab/>
-              <w:t>18</w:t>
+              <w:t>21</w:t>
             </w:r>
           </w:hyperlink>
         </w:p>
@@ -832,15 +958,15 @@
             </w:tabs>
             <w:rPr/>
           </w:pPr>
-          <w:hyperlink w:anchor="__RefHeading___Toc3302_1408050769">
+          <w:hyperlink w:anchor="__RefHeading___Toc3655_1397116681">
             <w:r>
               <w:rPr>
                 <w:webHidden/>
                 <w:rStyle w:val="IndexLink"/>
               </w:rPr>
-              <w:t>6.3 What the sim can and cannot reproduce</w:t>
+              <w:t>7.3 What the sim can and cannot reproduce</w:t>
               <w:tab/>
-              <w:t>19</w:t>
+              <w:t>21</w:t>
             </w:r>
           </w:hyperlink>
         </w:p>
@@ -853,15 +979,15 @@
             </w:tabs>
             <w:rPr/>
           </w:pPr>
-          <w:hyperlink w:anchor="__RefHeading___Toc3304_1408050769">
+          <w:hyperlink w:anchor="__RefHeading___Toc3657_1397116681">
             <w:r>
               <w:rPr>
                 <w:webHidden/>
                 <w:rStyle w:val="IndexLink"/>
               </w:rPr>
-              <w:t>6.4 Gotchas worth keeping</w:t>
+              <w:t>7.4 Gotchas worth keeping</w:t>
               <w:tab/>
-              <w:t>19</w:t>
+              <w:t>21</w:t>
             </w:r>
           </w:hyperlink>
         </w:p>
@@ -874,15 +1000,15 @@
             </w:tabs>
             <w:rPr/>
           </w:pPr>
-          <w:hyperlink w:anchor="__RefHeading___Toc3306_1408050769">
+          <w:hyperlink w:anchor="__RefHeading___Toc3659_1397116681">
             <w:r>
               <w:rPr>
                 <w:webHidden/>
                 <w:rStyle w:val="IndexLink"/>
               </w:rPr>
-              <w:t>7 Troubleshooting</w:t>
+              <w:t>8 Troubleshooting</w:t>
               <w:tab/>
-              <w:t>20</w:t>
+              <w:t>22</w:t>
             </w:r>
           </w:hyperlink>
         </w:p>
@@ -895,15 +1021,15 @@
             </w:tabs>
             <w:rPr/>
           </w:pPr>
-          <w:hyperlink w:anchor="__RefHeading___Toc3308_1408050769">
+          <w:hyperlink w:anchor="__RefHeading___Toc3661_1397116681">
             <w:r>
               <w:rPr>
                 <w:webHidden/>
                 <w:rStyle w:val="IndexLink"/>
               </w:rPr>
-              <w:t>7.1 The host CLI cannot find the board</w:t>
+              <w:t>8.1 The host CLI cannot find the board</w:t>
               <w:tab/>
-              <w:t>20</w:t>
+              <w:t>22</w:t>
             </w:r>
           </w:hyperlink>
         </w:p>
@@ -916,15 +1042,15 @@
             </w:tabs>
             <w:rPr/>
           </w:pPr>
-          <w:hyperlink w:anchor="__RefHeading___Toc3310_1408050769">
+          <w:hyperlink w:anchor="__RefHeading___Toc3663_1397116681">
             <w:r>
               <w:rPr>
                 <w:webHidden/>
                 <w:rStyle w:val="IndexLink"/>
               </w:rPr>
-              <w:t>7.2 Values look scrambled / never settle</w:t>
+              <w:t>8.2 Values look scrambled / never settle</w:t>
               <w:tab/>
-              <w:t>20</w:t>
+              <w:t>22</w:t>
             </w:r>
           </w:hyperlink>
         </w:p>
@@ -937,15 +1063,15 @@
             </w:tabs>
             <w:rPr/>
           </w:pPr>
-          <w:hyperlink w:anchor="__RefHeading___Toc3312_1408050769">
+          <w:hyperlink w:anchor="__RefHeading___Toc3665_1397116681">
             <w:r>
               <w:rPr>
                 <w:webHidden/>
                 <w:rStyle w:val="IndexLink"/>
               </w:rPr>
-              <w:t>7.3 make lint-demo — Xilinx primitive errors</w:t>
+              <w:t>8.3 make lint-demo — Xilinx primitive errors</w:t>
               <w:tab/>
-              <w:t>20</w:t>
+              <w:t>22</w:t>
             </w:r>
           </w:hyperlink>
         </w:p>
@@ -958,15 +1084,15 @@
             </w:tabs>
             <w:rPr/>
           </w:pPr>
-          <w:hyperlink w:anchor="__RefHeading___Toc3314_1408050769">
+          <w:hyperlink w:anchor="__RefHeading___Toc3667_1397116681">
             <w:r>
               <w:rPr>
                 <w:webHidden/>
                 <w:rStyle w:val="IndexLink"/>
               </w:rPr>
-              <w:t>7.4 make sim (phase 1) fails to compile</w:t>
+              <w:t>8.4 make sim (phase 1) fails to compile</w:t>
               <w:tab/>
-              <w:t>20</w:t>
+              <w:t>22</w:t>
             </w:r>
           </w:hyperlink>
         </w:p>
@@ -979,15 +1105,15 @@
             </w:tabs>
             <w:rPr/>
           </w:pPr>
-          <w:hyperlink w:anchor="__RefHeading___Toc3316_1408050769">
+          <w:hyperlink w:anchor="__RefHeading___Toc3669_1397116681">
             <w:r>
               <w:rPr>
                 <w:webHidden/>
                 <w:rStyle w:val="IndexLink"/>
               </w:rPr>
-              <w:t>7.5 make consistency fails after editing registers</w:t>
+              <w:t>8.5 make consistency fails after editing registers</w:t>
               <w:tab/>
-              <w:t>20</w:t>
+              <w:t>22</w:t>
             </w:r>
           </w:hyperlink>
         </w:p>
@@ -1000,15 +1126,15 @@
             </w:tabs>
             <w:rPr/>
           </w:pPr>
-          <w:hyperlink w:anchor="__RefHeading___Toc3318_1408050769">
+          <w:hyperlink w:anchor="__RefHeading___Toc3671_1397116681">
             <w:r>
               <w:rPr>
                 <w:webHidden/>
                 <w:rStyle w:val="IndexLink"/>
               </w:rPr>
-              <w:t>7.6 Sim runs but nothing advances</w:t>
+              <w:t>8.6 Sim runs but nothing advances</w:t>
               <w:tab/>
-              <w:t>21</w:t>
+              <w:t>23</w:t>
             </w:r>
           </w:hyperlink>
           <w:r>
@@ -1095,7 +1221,7 @@
           <w:rPr>
             <w:rStyle w:val="ListLabel1"/>
           </w:rPr>
-          <w:t>8</w:t>
+          <w:t>9</w:t>
         </w:r>
         <w:r>
           <w:rPr>
@@ -1180,7 +1306,7 @@
           <w:rPr>
             <w:rStyle w:val="ListLabel1"/>
           </w:rPr>
-          <w:t>7</w:t>
+          <w:t>8</w:t>
         </w:r>
         <w:r>
           <w:rPr>
@@ -1237,7 +1363,7 @@
           <w:rPr>
             <w:rStyle w:val="ListLabel1"/>
           </w:rPr>
-          <w:t>8</w:t>
+          <w:t>9</w:t>
         </w:r>
         <w:r>
           <w:rPr>
@@ -1294,7 +1420,7 @@
           <w:rPr>
             <w:rStyle w:val="ListLabel1"/>
           </w:rPr>
-          <w:t>9</w:t>
+          <w:t>10</w:t>
         </w:r>
         <w:r>
           <w:rPr>
@@ -1351,7 +1477,7 @@
           <w:rPr>
             <w:rStyle w:val="ListLabel1"/>
           </w:rPr>
-          <w:t>10</w:t>
+          <w:t>11</w:t>
         </w:r>
         <w:r>
           <w:rPr>
@@ -1408,7 +1534,7 @@
           <w:rPr>
             <w:rStyle w:val="ListLabel1"/>
           </w:rPr>
-          <w:t>11</w:t>
+          <w:t>12</w:t>
         </w:r>
         <w:r>
           <w:rPr>
@@ -1428,14 +1554,14 @@
         <w:spacing w:before="0" w:after="0"/>
         <w:rPr/>
       </w:pPr>
-      <w:hyperlink w:anchor="_Tab_6_Simulation_make_targ">
+      <w:hyperlink w:anchor="_Tab_6_What_is_measured">
         <w:r>
           <w:rPr>
             <w:rStyle w:val="ListLabel1"/>
             <w:color w:val="000000"/>
             <w:sz w:val="24"/>
           </w:rPr>
-          <w:t>Table 6: Simulation make targets</w:t>
+          <w:t>Table 6: What is measured</w:t>
         </w:r>
         <w:r>
           <w:rPr>
@@ -1453,121 +1579,7 @@
           <w:rPr>
             <w:rStyle w:val="ListLabel1"/>
           </w:rPr>
-          <w:instrText xml:space="preserve"> PAGEREF _Tab_6_Simulation_make_targ \h </w:instrText>
-        </w:r>
-        <w:r>
-          <w:rPr>
-            <w:rStyle w:val="ListLabel1"/>
-          </w:rPr>
-          <w:fldChar w:fldCharType="separate"/>
-        </w:r>
-        <w:r>
-          <w:rPr>
-            <w:rStyle w:val="ListLabel1"/>
-          </w:rPr>
-          <w:t>12</w:t>
-        </w:r>
-        <w:r>
-          <w:rPr>
-            <w:rStyle w:val="ListLabel1"/>
-          </w:rPr>
-          <w:fldChar w:fldCharType="end"/>
-        </w:r>
-      </w:hyperlink>
-    </w:p>
-    <w:p>
-      <w:pPr>
-        <w:pStyle w:val="Normal"/>
-        <w:tabs>
-          <w:tab w:val="clear" w:pos="720"/>
-          <w:tab w:val="right" w:pos="9360" w:leader="dot"/>
-        </w:tabs>
-        <w:spacing w:before="0" w:after="0"/>
-        <w:rPr/>
-      </w:pPr>
-      <w:hyperlink w:anchor="_Tab_7_Register_collateral_">
-        <w:r>
-          <w:rPr>
-            <w:rStyle w:val="ListLabel1"/>
-            <w:color w:val="000000"/>
-            <w:sz w:val="24"/>
-          </w:rPr>
-          <w:t>Table 7: Register-collateral make targets</w:t>
-        </w:r>
-        <w:r>
-          <w:rPr>
-            <w:rStyle w:val="ListLabel1"/>
-          </w:rPr>
-          <w:tab/>
-        </w:r>
-        <w:r>
-          <w:rPr>
-            <w:rStyle w:val="ListLabel1"/>
-          </w:rPr>
-          <w:fldChar w:fldCharType="begin"/>
-        </w:r>
-        <w:r>
-          <w:rPr>
-            <w:rStyle w:val="ListLabel1"/>
-          </w:rPr>
-          <w:instrText xml:space="preserve"> PAGEREF _Tab_7_Register_collateral_ \h </w:instrText>
-        </w:r>
-        <w:r>
-          <w:rPr>
-            <w:rStyle w:val="ListLabel1"/>
-          </w:rPr>
-          <w:fldChar w:fldCharType="separate"/>
-        </w:r>
-        <w:r>
-          <w:rPr>
-            <w:rStyle w:val="ListLabel1"/>
-          </w:rPr>
-          <w:t>12</w:t>
-        </w:r>
-        <w:r>
-          <w:rPr>
-            <w:rStyle w:val="ListLabel1"/>
-          </w:rPr>
-          <w:fldChar w:fldCharType="end"/>
-        </w:r>
-      </w:hyperlink>
-    </w:p>
-    <w:p>
-      <w:pPr>
-        <w:pStyle w:val="Normal"/>
-        <w:tabs>
-          <w:tab w:val="clear" w:pos="720"/>
-          <w:tab w:val="right" w:pos="9360" w:leader="dot"/>
-        </w:tabs>
-        <w:spacing w:before="0" w:after="0"/>
-        <w:rPr/>
-      </w:pPr>
-      <w:hyperlink w:anchor="_Tab_8_Bitstream_make_targe">
-        <w:r>
-          <w:rPr>
-            <w:rStyle w:val="ListLabel1"/>
-            <w:color w:val="000000"/>
-            <w:sz w:val="24"/>
-          </w:rPr>
-          <w:t>Table 8: Bitstream make targets</w:t>
-        </w:r>
-        <w:r>
-          <w:rPr>
-            <w:rStyle w:val="ListLabel1"/>
-          </w:rPr>
-          <w:tab/>
-        </w:r>
-        <w:r>
-          <w:rPr>
-            <w:rStyle w:val="ListLabel1"/>
-          </w:rPr>
-          <w:fldChar w:fldCharType="begin"/>
-        </w:r>
-        <w:r>
-          <w:rPr>
-            <w:rStyle w:val="ListLabel1"/>
-          </w:rPr>
-          <w:instrText xml:space="preserve"> PAGEREF _Tab_8_Bitstream_make_targe \h </w:instrText>
+          <w:instrText xml:space="preserve"> PAGEREF _Tab_6_What_is_measured \h </w:instrText>
         </w:r>
         <w:r>
           <w:rPr>
@@ -1599,14 +1611,14 @@
         <w:spacing w:before="0" w:after="0"/>
         <w:rPr/>
       </w:pPr>
-      <w:hyperlink w:anchor="_Tab_9_Global_CSR_registers">
+      <w:hyperlink w:anchor="_Tab_7_Demonstration_worklo">
         <w:r>
           <w:rPr>
             <w:rStyle w:val="ListLabel1"/>
             <w:color w:val="000000"/>
             <w:sz w:val="24"/>
           </w:rPr>
-          <w:t>Table 9: Global CSR registers — register / field / offset / bit slice</w:t>
+          <w:t>Table 7: Demonstration workloads</w:t>
         </w:r>
         <w:r>
           <w:rPr>
@@ -1624,7 +1636,64 @@
           <w:rPr>
             <w:rStyle w:val="ListLabel1"/>
           </w:rPr>
-          <w:instrText xml:space="preserve"> PAGEREF _Tab_9_Global_CSR_registers \h </w:instrText>
+          <w:instrText xml:space="preserve"> PAGEREF _Tab_7_Demonstration_worklo \h </w:instrText>
+        </w:r>
+        <w:r>
+          <w:rPr>
+            <w:rStyle w:val="ListLabel1"/>
+          </w:rPr>
+          <w:fldChar w:fldCharType="separate"/>
+        </w:r>
+        <w:r>
+          <w:rPr>
+            <w:rStyle w:val="ListLabel1"/>
+          </w:rPr>
+          <w:t>13</w:t>
+        </w:r>
+        <w:r>
+          <w:rPr>
+            <w:rStyle w:val="ListLabel1"/>
+          </w:rPr>
+          <w:fldChar w:fldCharType="end"/>
+        </w:r>
+      </w:hyperlink>
+    </w:p>
+    <w:p>
+      <w:pPr>
+        <w:pStyle w:val="Normal"/>
+        <w:tabs>
+          <w:tab w:val="clear" w:pos="720"/>
+          <w:tab w:val="right" w:pos="9360" w:leader="dot"/>
+        </w:tabs>
+        <w:spacing w:before="0" w:after="0"/>
+        <w:rPr/>
+      </w:pPr>
+      <w:hyperlink w:anchor="_Tab_8_Simulation_make_targ">
+        <w:r>
+          <w:rPr>
+            <w:rStyle w:val="ListLabel1"/>
+            <w:color w:val="000000"/>
+            <w:sz w:val="24"/>
+          </w:rPr>
+          <w:t>Table 8: Simulation make targets</w:t>
+        </w:r>
+        <w:r>
+          <w:rPr>
+            <w:rStyle w:val="ListLabel1"/>
+          </w:rPr>
+          <w:tab/>
+        </w:r>
+        <w:r>
+          <w:rPr>
+            <w:rStyle w:val="ListLabel1"/>
+          </w:rPr>
+          <w:fldChar w:fldCharType="begin"/>
+        </w:r>
+        <w:r>
+          <w:rPr>
+            <w:rStyle w:val="ListLabel1"/>
+          </w:rPr>
+          <w:instrText xml:space="preserve"> PAGEREF _Tab_8_Simulation_make_targ \h </w:instrText>
         </w:r>
         <w:r>
           <w:rPr>
@@ -1656,14 +1725,14 @@
         <w:spacing w:before="0" w:after="0"/>
         <w:rPr/>
       </w:pPr>
-      <w:hyperlink w:anchor="_Tab_10_Per_counter_CSR_bloc">
+      <w:hyperlink w:anchor="_Tab_9_Register_collateral_">
         <w:r>
           <w:rPr>
             <w:rStyle w:val="ListLabel1"/>
             <w:color w:val="000000"/>
             <w:sz w:val="24"/>
           </w:rPr>
-          <w:t>Table 10: Per-counter CSR block — counter i absolute offset = 0x40 + i*0x40 + column</w:t>
+          <w:t>Table 9: Register-collateral make targets</w:t>
         </w:r>
         <w:r>
           <w:rPr>
@@ -1681,7 +1750,7 @@
           <w:rPr>
             <w:rStyle w:val="ListLabel1"/>
           </w:rPr>
-          <w:instrText xml:space="preserve"> PAGEREF _Tab_10_Per_counter_CSR_bloc \h </w:instrText>
+          <w:instrText xml:space="preserve"> PAGEREF _Tab_9_Register_collateral_ \h </w:instrText>
         </w:r>
         <w:r>
           <w:rPr>
@@ -1693,7 +1762,7 @@
           <w:rPr>
             <w:rStyle w:val="ListLabel1"/>
           </w:rPr>
-          <w:t>16</w:t>
+          <w:t>15</w:t>
         </w:r>
         <w:r>
           <w:rPr>
@@ -1706,34 +1775,6 @@
     <w:p>
       <w:pPr>
         <w:pStyle w:val="Normal"/>
-        <w:rPr/>
-      </w:pPr>
-      <w:r>
-        <w:rPr/>
-      </w:r>
-      <w:r>
-        <w:br w:type="page"/>
-      </w:r>
-    </w:p>
-    <w:p>
-      <w:pPr>
-        <w:pStyle w:val="Normal"/>
-        <w:spacing w:before="0" w:after="240"/>
-        <w:rPr/>
-      </w:pPr>
-      <w:r>
-        <w:rPr>
-          <w:rFonts w:ascii="Calibri Light" w:hAnsi="Calibri Light"/>
-          <w:b w:val="0"/>
-          <w:color w:val="2E74B5"/>
-          <w:sz w:val="32"/>
-        </w:rPr>
-        <w:t>List of Waveforms</w:t>
-      </w:r>
-    </w:p>
-    <w:p>
-      <w:pPr>
-        <w:pStyle w:val="Normal"/>
         <w:tabs>
           <w:tab w:val="clear" w:pos="720"/>
           <w:tab w:val="right" w:pos="9360" w:leader="dot"/>
@@ -1741,14 +1782,14 @@
         <w:spacing w:before="0" w:after="0"/>
         <w:rPr/>
       </w:pPr>
-      <w:hyperlink w:anchor="_Wave_4_1_AXI4_Lite_Single_Bea">
+      <w:hyperlink w:anchor="_Tab_10_Bitstream_make_targe">
         <w:r>
           <w:rPr>
             <w:rStyle w:val="ListLabel1"/>
             <w:color w:val="000000"/>
             <w:sz w:val="24"/>
           </w:rPr>
-          <w:t>Waveform 4.1: AXI4-Lite Single-Beat Write</w:t>
+          <w:t>Table 10: Bitstream make targets</w:t>
         </w:r>
         <w:r>
           <w:rPr>
@@ -1766,7 +1807,7 @@
           <w:rPr>
             <w:rStyle w:val="ListLabel1"/>
           </w:rPr>
-          <w:instrText xml:space="preserve"> PAGEREF _Wave_4_1_AXI4_Lite_Single_Bea \h </w:instrText>
+          <w:instrText xml:space="preserve"> PAGEREF _Tab_10_Bitstream_make_targe \h </w:instrText>
         </w:r>
         <w:r>
           <w:rPr>
@@ -1779,6 +1820,205 @@
             <w:rStyle w:val="ListLabel1"/>
           </w:rPr>
           <w:t>15</w:t>
+        </w:r>
+        <w:r>
+          <w:rPr>
+            <w:rStyle w:val="ListLabel1"/>
+          </w:rPr>
+          <w:fldChar w:fldCharType="end"/>
+        </w:r>
+      </w:hyperlink>
+    </w:p>
+    <w:p>
+      <w:pPr>
+        <w:pStyle w:val="Normal"/>
+        <w:tabs>
+          <w:tab w:val="clear" w:pos="720"/>
+          <w:tab w:val="right" w:pos="9360" w:leader="dot"/>
+        </w:tabs>
+        <w:spacing w:before="0" w:after="0"/>
+        <w:rPr/>
+      </w:pPr>
+      <w:hyperlink w:anchor="_Tab_11_Global_CSR_registers">
+        <w:r>
+          <w:rPr>
+            <w:rStyle w:val="ListLabel1"/>
+            <w:color w:val="000000"/>
+            <w:sz w:val="24"/>
+          </w:rPr>
+          <w:t>Table 11: Global CSR registers — register / field / offset / bit slice</w:t>
+        </w:r>
+        <w:r>
+          <w:rPr>
+            <w:rStyle w:val="ListLabel1"/>
+          </w:rPr>
+          <w:tab/>
+        </w:r>
+        <w:r>
+          <w:rPr>
+            <w:rStyle w:val="ListLabel1"/>
+          </w:rPr>
+          <w:fldChar w:fldCharType="begin"/>
+        </w:r>
+        <w:r>
+          <w:rPr>
+            <w:rStyle w:val="ListLabel1"/>
+          </w:rPr>
+          <w:instrText xml:space="preserve"> PAGEREF _Tab_11_Global_CSR_registers \h </w:instrText>
+        </w:r>
+        <w:r>
+          <w:rPr>
+            <w:rStyle w:val="ListLabel1"/>
+          </w:rPr>
+          <w:fldChar w:fldCharType="separate"/>
+        </w:r>
+        <w:r>
+          <w:rPr>
+            <w:rStyle w:val="ListLabel1"/>
+          </w:rPr>
+          <w:t>17</w:t>
+        </w:r>
+        <w:r>
+          <w:rPr>
+            <w:rStyle w:val="ListLabel1"/>
+          </w:rPr>
+          <w:fldChar w:fldCharType="end"/>
+        </w:r>
+      </w:hyperlink>
+    </w:p>
+    <w:p>
+      <w:pPr>
+        <w:pStyle w:val="Normal"/>
+        <w:tabs>
+          <w:tab w:val="clear" w:pos="720"/>
+          <w:tab w:val="right" w:pos="9360" w:leader="dot"/>
+        </w:tabs>
+        <w:spacing w:before="0" w:after="0"/>
+        <w:rPr/>
+      </w:pPr>
+      <w:hyperlink w:anchor="_Tab_12_Per_counter_CSR_bloc">
+        <w:r>
+          <w:rPr>
+            <w:rStyle w:val="ListLabel1"/>
+            <w:color w:val="000000"/>
+            <w:sz w:val="24"/>
+          </w:rPr>
+          <w:t>Table 12: Per-counter CSR block — counter i absolute offset = 0x40 + i*0x40 + column</w:t>
+        </w:r>
+        <w:r>
+          <w:rPr>
+            <w:rStyle w:val="ListLabel1"/>
+          </w:rPr>
+          <w:tab/>
+        </w:r>
+        <w:r>
+          <w:rPr>
+            <w:rStyle w:val="ListLabel1"/>
+          </w:rPr>
+          <w:fldChar w:fldCharType="begin"/>
+        </w:r>
+        <w:r>
+          <w:rPr>
+            <w:rStyle w:val="ListLabel1"/>
+          </w:rPr>
+          <w:instrText xml:space="preserve"> PAGEREF _Tab_12_Per_counter_CSR_bloc \h </w:instrText>
+        </w:r>
+        <w:r>
+          <w:rPr>
+            <w:rStyle w:val="ListLabel1"/>
+          </w:rPr>
+          <w:fldChar w:fldCharType="separate"/>
+        </w:r>
+        <w:r>
+          <w:rPr>
+            <w:rStyle w:val="ListLabel1"/>
+          </w:rPr>
+          <w:t>18</w:t>
+        </w:r>
+        <w:r>
+          <w:rPr>
+            <w:rStyle w:val="ListLabel1"/>
+          </w:rPr>
+          <w:fldChar w:fldCharType="end"/>
+        </w:r>
+      </w:hyperlink>
+    </w:p>
+    <w:p>
+      <w:pPr>
+        <w:pStyle w:val="Normal"/>
+        <w:rPr/>
+      </w:pPr>
+      <w:r>
+        <w:rPr/>
+      </w:r>
+      <w:r>
+        <w:br w:type="page"/>
+      </w:r>
+    </w:p>
+    <w:p>
+      <w:pPr>
+        <w:pStyle w:val="Normal"/>
+        <w:spacing w:before="0" w:after="240"/>
+        <w:rPr/>
+      </w:pPr>
+      <w:r>
+        <w:rPr>
+          <w:rFonts w:ascii="Calibri Light" w:hAnsi="Calibri Light"/>
+          <w:b w:val="0"/>
+          <w:color w:val="2E74B5"/>
+          <w:sz w:val="32"/>
+        </w:rPr>
+        <w:t>List of Waveforms</w:t>
+      </w:r>
+    </w:p>
+    <w:p>
+      <w:pPr>
+        <w:pStyle w:val="Normal"/>
+        <w:tabs>
+          <w:tab w:val="clear" w:pos="720"/>
+          <w:tab w:val="right" w:pos="9360" w:leader="dot"/>
+        </w:tabs>
+        <w:spacing w:before="0" w:after="0"/>
+        <w:rPr/>
+      </w:pPr>
+      <w:hyperlink w:anchor="_Wave_5_1_AXI4_Lite_Single_Bea">
+        <w:r>
+          <w:rPr>
+            <w:rStyle w:val="ListLabel1"/>
+            <w:color w:val="000000"/>
+            <w:sz w:val="24"/>
+          </w:rPr>
+          <w:t>Waveform 5.1: AXI4-Lite Single-Beat Write</w:t>
+        </w:r>
+        <w:r>
+          <w:rPr>
+            <w:rStyle w:val="ListLabel1"/>
+          </w:rPr>
+          <w:tab/>
+        </w:r>
+        <w:r>
+          <w:rPr>
+            <w:rStyle w:val="ListLabel1"/>
+          </w:rPr>
+          <w:fldChar w:fldCharType="begin"/>
+        </w:r>
+        <w:r>
+          <w:rPr>
+            <w:rStyle w:val="ListLabel1"/>
+          </w:rPr>
+          <w:instrText xml:space="preserve"> PAGEREF _Wave_5_1_AXI4_Lite_Single_Bea \h </w:instrText>
+        </w:r>
+        <w:r>
+          <w:rPr>
+            <w:rStyle w:val="ListLabel1"/>
+          </w:rPr>
+          <w:fldChar w:fldCharType="separate"/>
+        </w:r>
+        <w:r>
+          <w:rPr>
+            <w:rStyle w:val="ListLabel1"/>
+          </w:rPr>
+          <w:t>17</w:t>
         </w:r>
         <w:r>
           <w:rPr>
@@ -1893,7 +2133,7 @@
         <w:spacing w:before="360" w:after="120"/>
         <w:rPr/>
       </w:pPr>
-      <w:bookmarkStart w:id="0" w:name="__RefHeading___Toc3238_1408050769"/>
+      <w:bookmarkStart w:id="0" w:name="__RefHeading___Toc3579_1397116681"/>
       <w:bookmarkEnd w:id="0"/>
       <w:r>
         <w:rPr>
@@ -2097,7 +2337,7 @@
         <w:spacing w:before="280" w:after="80"/>
         <w:rPr/>
       </w:pPr>
-      <w:bookmarkStart w:id="1" w:name="__RefHeading___Toc3240_1408050769"/>
+      <w:bookmarkStart w:id="1" w:name="__RefHeading___Toc3581_1397116681"/>
       <w:bookmarkStart w:id="2" w:name="references"/>
       <w:bookmarkEnd w:id="1"/>
       <w:r>
@@ -2720,7 +2960,7 @@
         <w:spacing w:before="280" w:after="80"/>
         <w:rPr/>
       </w:pPr>
-      <w:bookmarkStart w:id="5" w:name="__RefHeading___Toc3242_1408050769"/>
+      <w:bookmarkStart w:id="5" w:name="__RefHeading___Toc3583_1397116681"/>
       <w:bookmarkStart w:id="6" w:name="conventions"/>
       <w:bookmarkEnd w:id="5"/>
       <w:r>
@@ -2740,27 +2980,6 @@
         </w:rPr>
         <w:tab/>
         <w:t>Conventions</w:t>
-      </w:r>
-    </w:p>
-    <w:p>
-      <w:pPr>
-        <w:pStyle w:val="Compact"/>
-        <w:numPr>
-          <w:ilvl w:val="0"/>
-          <w:numId w:val="13"/>
-        </w:numPr>
-        <w:rPr/>
-      </w:pPr>
-      <w:r>
-        <w:rPr>
-          <w:b/>
-          <w:bCs/>
-        </w:rPr>
-        <w:t>Registers are accessed by name</w:t>
-      </w:r>
-      <w:r>
-        <w:rPr/>
-        <w:t>, never by hardcoded offset (see Chapter 4).</w:t>
       </w:r>
     </w:p>
     <w:p>
@@ -2777,41 +2996,11 @@
           <w:b/>
           <w:bCs/>
         </w:rPr>
-        <w:t>Clock:</w:t>
-      </w:r>
-      <w:r>
-        <w:rPr/>
-        <w:t xml:space="preserve"> </w:t>
-      </w:r>
-      <w:r>
-        <w:rPr>
-          <w:rStyle w:val="VerbatimChar"/>
-        </w:rPr>
-        <w:t>sys_clk</w:t>
-      </w:r>
-      <w:r>
-        <w:rPr/>
-        <w:t xml:space="preserve"> = 100 MHz on-board oscillator. Per-counter source clocks (</w:t>
-      </w:r>
-      <w:r>
-        <w:rPr>
-          <w:rStyle w:val="VerbatimChar"/>
-        </w:rPr>
-        <w:t>ctr_clk[i]</w:t>
-      </w:r>
-      <w:r>
-        <w:rPr/>
-        <w:t xml:space="preserve">) are asynchronous to </w:t>
-      </w:r>
-      <w:r>
-        <w:rPr>
-          <w:rStyle w:val="VerbatimChar"/>
-        </w:rPr>
-        <w:t>sys_clk</w:t>
-      </w:r>
-      <w:r>
-        <w:rPr/>
-        <w:t xml:space="preserve"> and to each other.</w:t>
+        <w:t>Registers are accessed by name</w:t>
+      </w:r>
+      <w:r>
+        <w:rPr/>
+        <w:t>, never by hardcoded offset (see Chapter 4).</w:t>
       </w:r>
     </w:p>
     <w:p>
@@ -2828,7 +3017,7 @@
           <w:b/>
           <w:bCs/>
         </w:rPr>
-        <w:t>Reset:</w:t>
+        <w:t>Clock:</w:t>
       </w:r>
       <w:r>
         <w:rPr/>
@@ -2838,21 +3027,31 @@
         <w:rPr>
           <w:rStyle w:val="VerbatimChar"/>
         </w:rPr>
-        <w:t>CPU_RESETN</w:t>
-      </w:r>
-      <w:r>
-        <w:rPr/>
-        <w:t xml:space="preserve"> (board button BTNR, active-low) or </w:t>
+        <w:t>sys_clk</w:t>
+      </w:r>
+      <w:r>
+        <w:rPr/>
+        <w:t xml:space="preserve"> = 100 MHz on-board oscillator. Per-counter source clocks (</w:t>
       </w:r>
       <w:r>
         <w:rPr>
           <w:rStyle w:val="VerbatimChar"/>
         </w:rPr>
-        <w:t>CTRL.soft_reset</w:t>
-      </w:r>
-      <w:r>
-        <w:rPr/>
-        <w:t>.</w:t>
+        <w:t>ctr_clk[i]</w:t>
+      </w:r>
+      <w:r>
+        <w:rPr/>
+        <w:t xml:space="preserve">) are asynchronous to </w:t>
+      </w:r>
+      <w:r>
+        <w:rPr>
+          <w:rStyle w:val="VerbatimChar"/>
+        </w:rPr>
+        <w:t>sys_clk</w:t>
+      </w:r>
+      <w:r>
+        <w:rPr/>
+        <w:t xml:space="preserve"> and to each other.</w:t>
       </w:r>
     </w:p>
     <w:p>
@@ -2861,6 +3060,47 @@
         <w:numPr>
           <w:ilvl w:val="0"/>
           <w:numId w:val="16"/>
+        </w:numPr>
+        <w:rPr/>
+      </w:pPr>
+      <w:r>
+        <w:rPr>
+          <w:b/>
+          <w:bCs/>
+        </w:rPr>
+        <w:t>Reset:</w:t>
+      </w:r>
+      <w:r>
+        <w:rPr/>
+        <w:t xml:space="preserve"> </w:t>
+      </w:r>
+      <w:r>
+        <w:rPr>
+          <w:rStyle w:val="VerbatimChar"/>
+        </w:rPr>
+        <w:t>CPU_RESETN</w:t>
+      </w:r>
+      <w:r>
+        <w:rPr/>
+        <w:t xml:space="preserve"> (board button BTNR, active-low) or </w:t>
+      </w:r>
+      <w:r>
+        <w:rPr>
+          <w:rStyle w:val="VerbatimChar"/>
+        </w:rPr>
+        <w:t>CTRL.soft_reset</w:t>
+      </w:r>
+      <w:r>
+        <w:rPr/>
+        <w:t>.</w:t>
+      </w:r>
+    </w:p>
+    <w:p>
+      <w:pPr>
+        <w:pStyle w:val="Compact"/>
+        <w:numPr>
+          <w:ilvl w:val="0"/>
+          <w:numId w:val="17"/>
         </w:numPr>
         <w:rPr/>
       </w:pPr>
@@ -2968,7 +3208,7 @@
         <w:spacing w:before="280" w:after="80"/>
         <w:rPr/>
       </w:pPr>
-      <w:bookmarkStart w:id="8" w:name="__RefHeading___Toc3244_1408050769"/>
+      <w:bookmarkStart w:id="8" w:name="__RefHeading___Toc3585_1397116681"/>
       <w:bookmarkEnd w:id="8"/>
       <w:r>
         <w:rPr>
@@ -3242,7 +3482,7 @@
         <w:spacing w:before="360" w:after="120"/>
         <w:rPr/>
       </w:pPr>
-      <w:bookmarkStart w:id="12" w:name="__RefHeading___Toc3246_1408050769"/>
+      <w:bookmarkStart w:id="12" w:name="__RefHeading___Toc3587_1397116681"/>
       <w:bookmarkEnd w:id="12"/>
       <w:r>
         <w:rPr>
@@ -3272,7 +3512,7 @@
         <w:spacing w:before="280" w:after="80"/>
         <w:rPr/>
       </w:pPr>
-      <w:bookmarkStart w:id="13" w:name="__RefHeading___Toc3248_1408050769"/>
+      <w:bookmarkStart w:id="13" w:name="__RefHeading___Toc3589_1397116681"/>
       <w:bookmarkStart w:id="14" w:name="what-it-is"/>
       <w:bookmarkEnd w:id="13"/>
       <w:r>
@@ -3431,7 +3671,7 @@
         <w:spacing w:before="200" w:after="80"/>
         <w:rPr/>
       </w:pPr>
-      <w:bookmarkStart w:id="15" w:name="__RefHeading___Toc3250_1408050769"/>
+      <w:bookmarkStart w:id="15" w:name="__RefHeading___Toc3591_1397116681"/>
       <w:bookmarkStart w:id="16" w:name="figure-1.1-cdc-demo-harness-spine"/>
       <w:bookmarkStart w:id="17" w:name="_Fig_1_CDC_Demo_Harness_Spi"/>
       <w:bookmarkEnd w:id="15"/>
@@ -3550,7 +3790,7 @@
         <w:spacing w:before="280" w:after="80"/>
         <w:rPr/>
       </w:pPr>
-      <w:bookmarkStart w:id="18" w:name="__RefHeading___Toc3252_1408050769"/>
+      <w:bookmarkStart w:id="18" w:name="__RefHeading___Toc3593_1397116681"/>
       <w:bookmarkStart w:id="19" w:name="what-it-demonstrates"/>
       <w:bookmarkEnd w:id="18"/>
       <w:r>
@@ -3570,27 +3810,6 @@
         </w:rPr>
         <w:tab/>
         <w:t>What it demonstrates</w:t>
-      </w:r>
-    </w:p>
-    <w:p>
-      <w:pPr>
-        <w:pStyle w:val="Compact"/>
-        <w:numPr>
-          <w:ilvl w:val="0"/>
-          <w:numId w:val="17"/>
-        </w:numPr>
-        <w:rPr/>
-      </w:pPr>
-      <w:r>
-        <w:rPr>
-          <w:b/>
-          <w:bCs/>
-        </w:rPr>
-        <w:t>Safe multi-bit CDC.</w:t>
-      </w:r>
-      <w:r>
-        <w:rPr/>
-        <w:t xml:space="preserve"> With a Gray-coded or FIFO-based crossing, the host reads coherent counter values at any source-clock speed.</w:t>
       </w:r>
     </w:p>
     <w:p>
@@ -3607,11 +3826,11 @@
           <w:b/>
           <w:bCs/>
         </w:rPr>
-        <w:t>Broken CDC, visibly.</w:t>
-      </w:r>
-      <w:r>
-        <w:rPr/>
-        <w:t xml:space="preserve"> Put a counter in NO-CDC mode with auto-increment, then sweep its source clock from slow to fast: the display stays clean at low speeds and visibly scrambles at high speeds (multi-bit bus skew), while the other counters — in a safe mode — stay clean the whole time.</w:t>
+        <w:t>Safe multi-bit CDC.</w:t>
+      </w:r>
+      <w:r>
+        <w:rPr/>
+        <w:t xml:space="preserve"> With a Gray-coded or FIFO-based crossing, the host reads coherent counter values at any source-clock speed.</w:t>
       </w:r>
     </w:p>
     <w:p>
@@ -3628,11 +3847,11 @@
           <w:b/>
           <w:bCs/>
         </w:rPr>
-        <w:t>Five selectable CDC strategies</w:t>
-      </w:r>
-      <w:r>
-        <w:rPr/>
-        <w:t xml:space="preserve"> per counter: NO-CDC, stretch, sync-FIFO, two-phase handshake, four-phase handshake.</w:t>
+        <w:t>Broken CDC, visibly.</w:t>
+      </w:r>
+      <w:r>
+        <w:rPr/>
+        <w:t xml:space="preserve"> Put a counter in NO-CDC mode with auto-increment, then sweep its source clock from slow to fast: the display stays clean at low speeds and visibly scrambles at high speeds (multi-bit bus skew), while the other counters — in a safe mode — stay clean the whole time.</w:t>
       </w:r>
     </w:p>
     <w:p>
@@ -3649,11 +3868,32 @@
           <w:b/>
           <w:bCs/>
         </w:rPr>
+        <w:t>Five selectable CDC strategies</w:t>
+      </w:r>
+      <w:r>
+        <w:rPr/>
+        <w:t xml:space="preserve"> per counter: NO-CDC, stretch, sync-FIFO, two-phase handshake, four-phase handshake.</w:t>
+      </w:r>
+    </w:p>
+    <w:p>
+      <w:pPr>
+        <w:pStyle w:val="Compact"/>
+        <w:numPr>
+          <w:ilvl w:val="0"/>
+          <w:numId w:val="21"/>
+        </w:numPr>
+        <w:rPr/>
+      </w:pPr>
+      <w:r>
+        <w:rPr>
+          <w:b/>
+          <w:bCs/>
+        </w:rPr>
         <w:t>Sim / silicon equivalence.</w:t>
       </w:r>
       <w:r>
         <w:rPr/>
-        <w:t xml:space="preserve"> The same host program drives the FPGA and a cocotb simulation over the identical UART byte stream (Chapter 5).</w:t>
+        <w:t xml:space="preserve"> The same host program drives the FPGA and a cocotb simulation over the identical UART byte stream (Chapter 6).</w:t>
       </w:r>
       <w:bookmarkEnd w:id="19"/>
     </w:p>
@@ -3666,7 +3906,7 @@
         <w:spacing w:before="280" w:after="80"/>
         <w:rPr/>
       </w:pPr>
-      <w:bookmarkStart w:id="20" w:name="__RefHeading___Toc3254_1408050769"/>
+      <w:bookmarkStart w:id="20" w:name="__RefHeading___Toc3595_1397116681"/>
       <w:bookmarkStart w:id="21" w:name="what-you-need"/>
       <w:bookmarkEnd w:id="20"/>
       <w:r>
@@ -3686,20 +3926,6 @@
         </w:rPr>
         <w:tab/>
         <w:t>What you need</w:t>
-      </w:r>
-    </w:p>
-    <w:p>
-      <w:pPr>
-        <w:pStyle w:val="Compact"/>
-        <w:numPr>
-          <w:ilvl w:val="0"/>
-          <w:numId w:val="21"/>
-        </w:numPr>
-        <w:rPr/>
-      </w:pPr>
-      <w:r>
-        <w:rPr/>
-        <w:t>Nexys A7-100T board (XC7A100T-1CSG324C) + USB cable.</w:t>
       </w:r>
     </w:p>
     <w:p>
@@ -3713,27 +3939,7 @@
       </w:pPr>
       <w:r>
         <w:rPr/>
-        <w:t xml:space="preserve">Xilinx Vivado (for </w:t>
-      </w:r>
-      <w:r>
-        <w:rPr>
-          <w:rStyle w:val="VerbatimChar"/>
-        </w:rPr>
-        <w:t>build-demo</w:t>
-      </w:r>
-      <w:r>
-        <w:rPr/>
-        <w:t xml:space="preserve"> / </w:t>
-      </w:r>
-      <w:r>
-        <w:rPr>
-          <w:rStyle w:val="VerbatimChar"/>
-        </w:rPr>
-        <w:t>program-demo</w:t>
-      </w:r>
-      <w:r>
-        <w:rPr/>
-        <w:t>).</w:t>
+        <w:t>Nexys A7-100T board (XC7A100T-1CSG324C) + USB cable.</w:t>
       </w:r>
     </w:p>
     <w:p>
@@ -3747,6 +3953,40 @@
       </w:pPr>
       <w:r>
         <w:rPr/>
+        <w:t xml:space="preserve">Xilinx Vivado (for </w:t>
+      </w:r>
+      <w:r>
+        <w:rPr>
+          <w:rStyle w:val="VerbatimChar"/>
+        </w:rPr>
+        <w:t>build-demo</w:t>
+      </w:r>
+      <w:r>
+        <w:rPr/>
+        <w:t xml:space="preserve"> / </w:t>
+      </w:r>
+      <w:r>
+        <w:rPr>
+          <w:rStyle w:val="VerbatimChar"/>
+        </w:rPr>
+        <w:t>program-demo</w:t>
+      </w:r>
+      <w:r>
+        <w:rPr/>
+        <w:t>).</w:t>
+      </w:r>
+    </w:p>
+    <w:p>
+      <w:pPr>
+        <w:pStyle w:val="Compact"/>
+        <w:numPr>
+          <w:ilvl w:val="0"/>
+          <w:numId w:val="24"/>
+        </w:numPr>
+        <w:rPr/>
+      </w:pPr>
+      <w:r>
+        <w:rPr/>
         <w:t xml:space="preserve">A Python environment sourced from </w:t>
       </w:r>
       <w:r>
@@ -3770,7 +4010,7 @@
         <w:spacing w:before="280" w:after="80"/>
         <w:rPr/>
       </w:pPr>
-      <w:bookmarkStart w:id="22" w:name="__RefHeading___Toc3256_1408050769"/>
+      <w:bookmarkStart w:id="22" w:name="__RefHeading___Toc3597_1397116681"/>
       <w:bookmarkEnd w:id="22"/>
       <w:r>
         <w:rPr>
@@ -4414,7 +4654,7 @@
         <w:spacing w:before="360" w:after="120"/>
         <w:rPr/>
       </w:pPr>
-      <w:bookmarkStart w:id="25" w:name="__RefHeading___Toc3258_1408050769"/>
+      <w:bookmarkStart w:id="25" w:name="__RefHeading___Toc3599_1397116681"/>
       <w:bookmarkEnd w:id="25"/>
       <w:r>
         <w:rPr>
@@ -4444,7 +4684,7 @@
         <w:spacing w:before="280" w:after="80"/>
         <w:rPr/>
       </w:pPr>
-      <w:bookmarkStart w:id="26" w:name="__RefHeading___Toc3260_1408050769"/>
+      <w:bookmarkStart w:id="26" w:name="__RefHeading___Toc3601_1397116681"/>
       <w:bookmarkStart w:id="27" w:name="top-level-structure-cdc_demo_top"/>
       <w:bookmarkEnd w:id="26"/>
       <w:r>
@@ -4500,7 +4740,7 @@
         <w:pStyle w:val="Compact"/>
         <w:numPr>
           <w:ilvl w:val="0"/>
-          <w:numId w:val="24"/>
+          <w:numId w:val="25"/>
         </w:numPr>
         <w:rPr/>
       </w:pPr>
@@ -4576,7 +4816,7 @@
       </w:r>
       <w:r>
         <w:rPr/>
-        <w:t xml:space="preserve"> — the AXI4-Lite CSR slave (Chapter 4). Stores per-counter config, exposes CDC’d status, and generates single-cycle pulses (</w:t>
+        <w:t xml:space="preserve"> — the AXI4-Lite CSR slave (Chapter 5). Stores per-counter config, exposes CDC’d status, and generates single-cycle pulses (</w:t>
       </w:r>
       <w:r>
         <w:rPr>
@@ -4717,7 +4957,7 @@
         <w:spacing w:before="280" w:after="80"/>
         <w:rPr/>
       </w:pPr>
-      <w:bookmarkStart w:id="28" w:name="__RefHeading___Toc3262_1408050769"/>
+      <w:bookmarkStart w:id="28" w:name="__RefHeading___Toc3603_1397116681"/>
       <w:bookmarkStart w:id="29" w:name="clocking-and-the-four-source-clocks"/>
       <w:bookmarkEnd w:id="28"/>
       <w:r>
@@ -5470,7 +5710,7 @@
         <w:spacing w:before="280" w:after="80"/>
         <w:rPr/>
       </w:pPr>
-      <w:bookmarkStart w:id="31" w:name="__RefHeading___Toc3264_1408050769"/>
+      <w:bookmarkStart w:id="31" w:name="__RefHeading___Toc3605_1397116681"/>
       <w:bookmarkStart w:id="32" w:name="one-counter-domain-cdc_counter_domain"/>
       <w:bookmarkEnd w:id="31"/>
       <w:r>
@@ -5532,77 +5772,6 @@
           <w:sz w:val="20"/>
         </w:rPr>
         <w:t xml:space="preserve"> domain and crosses two ways:</w:t>
-      </w:r>
-    </w:p>
-    <w:p>
-      <w:pPr>
-        <w:pStyle w:val="Compact"/>
-        <w:numPr>
-          <w:ilvl w:val="0"/>
-          <w:numId w:val="25"/>
-        </w:numPr>
-        <w:rPr/>
-      </w:pPr>
-      <w:r>
-        <w:rPr>
-          <w:b/>
-          <w:bCs/>
-        </w:rPr>
-        <w:t>sys_clk → ctr_clk (config in):</w:t>
-      </w:r>
-      <w:r>
-        <w:rPr/>
-        <w:t xml:space="preserve"> </w:t>
-      </w:r>
-      <w:r>
-        <w:rPr>
-          <w:rStyle w:val="VerbatimChar"/>
-        </w:rPr>
-        <w:t>INIT</w:t>
-      </w:r>
-      <w:r>
-        <w:rPr/>
-        <w:t xml:space="preserve"> / </w:t>
-      </w:r>
-      <w:r>
-        <w:rPr>
-          <w:rStyle w:val="VerbatimChar"/>
-        </w:rPr>
-        <w:t>INCREMENT</w:t>
-      </w:r>
-      <w:r>
-        <w:rPr/>
-        <w:t xml:space="preserve"> as quasi-static 2-FF synchronized buses; </w:t>
-      </w:r>
-      <w:r>
-        <w:rPr>
-          <w:rStyle w:val="VerbatimChar"/>
-        </w:rPr>
-        <w:t>CFG_LOAD</w:t>
-      </w:r>
-      <w:r>
-        <w:rPr/>
-        <w:t xml:space="preserve"> / </w:t>
-      </w:r>
-      <w:r>
-        <w:rPr>
-          <w:rStyle w:val="VerbatimChar"/>
-        </w:rPr>
-        <w:t>HOST_PRESS</w:t>
-      </w:r>
-      <w:r>
-        <w:rPr/>
-        <w:t xml:space="preserve"> as single-shot pulses through a </w:t>
-      </w:r>
-      <w:r>
-        <w:rPr>
-          <w:rStyle w:val="VerbatimChar"/>
-        </w:rPr>
-        <w:t>sync_pulse</w:t>
-      </w:r>
-      <w:r>
-        <w:rPr/>
-        <w:t xml:space="preserve"> module.</w:t>
       </w:r>
     </w:p>
     <w:p>
@@ -5619,6 +5788,77 @@
           <w:b/>
           <w:bCs/>
         </w:rPr>
+        <w:t>sys_clk → ctr_clk (config in):</w:t>
+      </w:r>
+      <w:r>
+        <w:rPr/>
+        <w:t xml:space="preserve"> </w:t>
+      </w:r>
+      <w:r>
+        <w:rPr>
+          <w:rStyle w:val="VerbatimChar"/>
+        </w:rPr>
+        <w:t>INIT</w:t>
+      </w:r>
+      <w:r>
+        <w:rPr/>
+        <w:t xml:space="preserve"> / </w:t>
+      </w:r>
+      <w:r>
+        <w:rPr>
+          <w:rStyle w:val="VerbatimChar"/>
+        </w:rPr>
+        <w:t>INCREMENT</w:t>
+      </w:r>
+      <w:r>
+        <w:rPr/>
+        <w:t xml:space="preserve"> as quasi-static 2-FF synchronized buses; </w:t>
+      </w:r>
+      <w:r>
+        <w:rPr>
+          <w:rStyle w:val="VerbatimChar"/>
+        </w:rPr>
+        <w:t>CFG_LOAD</w:t>
+      </w:r>
+      <w:r>
+        <w:rPr/>
+        <w:t xml:space="preserve"> / </w:t>
+      </w:r>
+      <w:r>
+        <w:rPr>
+          <w:rStyle w:val="VerbatimChar"/>
+        </w:rPr>
+        <w:t>HOST_PRESS</w:t>
+      </w:r>
+      <w:r>
+        <w:rPr/>
+        <w:t xml:space="preserve"> as single-shot pulses through a </w:t>
+      </w:r>
+      <w:r>
+        <w:rPr>
+          <w:rStyle w:val="VerbatimChar"/>
+        </w:rPr>
+        <w:t>sync_pulse</w:t>
+      </w:r>
+      <w:r>
+        <w:rPr/>
+        <w:t xml:space="preserve"> module.</w:t>
+      </w:r>
+    </w:p>
+    <w:p>
+      <w:pPr>
+        <w:pStyle w:val="Compact"/>
+        <w:numPr>
+          <w:ilvl w:val="0"/>
+          <w:numId w:val="27"/>
+        </w:numPr>
+        <w:rPr/>
+      </w:pPr>
+      <w:r>
+        <w:rPr>
+          <w:b/>
+          <w:bCs/>
+        </w:rPr>
         <w:t>ctr_clk → sys_clk (status out):</w:t>
       </w:r>
       <w:r>
@@ -5810,7 +6050,7 @@
         <w:spacing w:before="280" w:after="80"/>
         <w:rPr/>
       </w:pPr>
-      <w:bookmarkStart w:id="33" w:name="__RefHeading___Toc3266_1408050769"/>
+      <w:bookmarkStart w:id="33" w:name="__RefHeading___Toc3607_1397116681"/>
       <w:bookmarkStart w:id="34" w:name="the-five-cdc-modes-cdc_mode"/>
       <w:bookmarkEnd w:id="33"/>
       <w:r>
@@ -6704,7 +6944,7 @@
         <w:rPr>
           <w:sz w:val="20"/>
         </w:rPr>
-        <w:t xml:space="preserve"> samples the multi-bit value with plain flops — at a fast source clock the bits arrive skewed and the host reads transient garbage. That is the intended failure. In Verilator (no metastability model) mode 0 reads the true value deterministically, which is why the simulation asserts on mode 0 for exact values (Chapter 5) but the </w:t>
+        <w:t xml:space="preserve"> samples the multi-bit value with plain flops — at a fast source clock the bits arrive skewed and the host reads transient garbage. That is the intended failure. In Verilator (no metastability model) mode 0 reads the true value deterministically, which is why the simulation asserts on mode 0 for exact values (Chapter 6) but the </w:t>
       </w:r>
       <w:r>
         <w:rPr>
@@ -6731,7 +6971,7 @@
         <w:spacing w:before="280" w:after="80"/>
         <w:rPr/>
       </w:pPr>
-      <w:bookmarkStart w:id="36" w:name="__RefHeading___Toc3268_1408050769"/>
+      <w:bookmarkStart w:id="36" w:name="__RefHeading___Toc3609_1397116681"/>
       <w:bookmarkStart w:id="37" w:name="display"/>
       <w:bookmarkEnd w:id="36"/>
       <w:r>
@@ -6806,8 +7046,8 @@
         <w:spacing w:before="360" w:after="120"/>
         <w:rPr/>
       </w:pPr>
-      <w:bookmarkStart w:id="38" w:name="__RefHeading___Toc3270_1408050769"/>
-      <w:bookmarkStart w:id="39" w:name="build-and-run"/>
+      <w:bookmarkStart w:id="38" w:name="__RefHeading___Toc3611_1397116681"/>
+      <w:bookmarkStart w:id="39" w:name="test-methodology"/>
       <w:bookmarkEnd w:id="38"/>
       <w:r>
         <w:rPr>
@@ -6825,7 +7065,7 @@
           <w:sz w:val="32"/>
         </w:rPr>
         <w:tab/>
-        <w:t>Build and Run</w:t>
+        <w:t>Test Methodology</w:t>
       </w:r>
     </w:p>
     <w:p>
@@ -6837,76 +7077,21 @@
         <w:rPr>
           <w:sz w:val="20"/>
         </w:rPr>
-        <w:t xml:space="preserve">All commands are run from </w:t>
-      </w:r>
-      <w:r>
-        <w:rPr>
-          <w:rStyle w:val="VerbatimChar"/>
-          <w:sz w:val="20"/>
-        </w:rPr>
-        <w:t>projects/NexysA7/cdc_counter_display/</w:t>
-      </w:r>
-      <w:r>
-        <w:rPr>
-          <w:sz w:val="20"/>
-        </w:rPr>
-        <w:t xml:space="preserve"> after sourcing the Python environment:</w:t>
-      </w:r>
-    </w:p>
-    <w:p>
-      <w:pPr>
-        <w:pStyle w:val="SourceCode"/>
-        <w:rPr/>
-      </w:pPr>
-      <w:r>
-        <w:rPr>
-          <w:rStyle w:val="BuiltInTok"/>
-        </w:rPr>
-        <w:t>cd</w:t>
-      </w:r>
-      <w:r>
-        <w:rPr>
-          <w:rStyle w:val="NormalTok"/>
-        </w:rPr>
-        <w:t xml:space="preserve"> /path/to/RTLDesignSherpa</w:t>
-      </w:r>
-      <w:r>
-        <w:rPr/>
-        <w:br/>
-      </w:r>
-      <w:r>
-        <w:rPr>
-          <w:rStyle w:val="BuiltInTok"/>
-        </w:rPr>
-        <w:t>source</w:t>
-      </w:r>
-      <w:r>
-        <w:rPr>
-          <w:rStyle w:val="NormalTok"/>
-        </w:rPr>
-        <w:t xml:space="preserve"> env_python            </w:t>
-      </w:r>
-      <w:r>
-        <w:rPr>
-          <w:rStyle w:val="CommentTok"/>
-        </w:rPr>
-        <w:t># sets SIM=verilator, PATH, PYTHONPATH, REPO_ROOT</w:t>
-      </w:r>
-      <w:r>
-        <w:rPr/>
-        <w:br/>
-      </w:r>
-      <w:r>
-        <w:rPr>
-          <w:rStyle w:val="BuiltInTok"/>
-        </w:rPr>
-        <w:t>cd</w:t>
-      </w:r>
-      <w:r>
-        <w:rPr>
-          <w:rStyle w:val="NormalTok"/>
-        </w:rPr>
-        <w:t xml:space="preserve"> projects/NexysA7/cdc_counter_display</w:t>
+        <w:t xml:space="preserve">This chapter describes what is exercised on the FPGA block (Figure 2.1) and how the results are judged. CDC Counter Display is a </w:t>
+      </w:r>
+      <w:r>
+        <w:rPr>
+          <w:b/>
+          <w:bCs/>
+          <w:sz w:val="20"/>
+        </w:rPr>
+        <w:t>demonstration</w:t>
+      </w:r>
+      <w:r>
+        <w:rPr>
+          <w:sz w:val="20"/>
+        </w:rPr>
+        <w:t>, so the “measurement” is a coherence test of the clock-domain-crossing readback rather than a throughput sweep.</w:t>
       </w:r>
     </w:p>
     <w:p>
@@ -6918,8 +7103,8 @@
         <w:spacing w:before="280" w:after="80"/>
         <w:rPr/>
       </w:pPr>
-      <w:bookmarkStart w:id="40" w:name="__RefHeading___Toc3272_1408050769"/>
-      <w:bookmarkStart w:id="41" w:name="the-workflow-at-a-glance"/>
+      <w:bookmarkStart w:id="40" w:name="__RefHeading___Toc3613_1397116681"/>
+      <w:bookmarkStart w:id="41" w:name="what-is-under-test"/>
       <w:bookmarkEnd w:id="40"/>
       <w:r>
         <w:rPr>
@@ -6937,49 +7122,70 @@
           <w:sz w:val="28"/>
         </w:rPr>
         <w:tab/>
-        <w:t>The workflow at a glance</w:t>
+        <w:t>What is under test</w:t>
       </w:r>
     </w:p>
     <w:p>
       <w:pPr>
-        <w:pStyle w:val="SourceCode"/>
-        <w:rPr/>
-      </w:pPr>
+        <w:pStyle w:val="FirstParagraph"/>
+        <w:rPr/>
+      </w:pPr>
+      <w:r>
+        <w:rPr>
+          <w:sz w:val="20"/>
+        </w:rPr>
+        <w:t xml:space="preserve">The four </w:t>
+      </w:r>
       <w:r>
         <w:rPr>
           <w:rStyle w:val="VerbatimChar"/>
-        </w:rPr>
-        <w:t>make regmap  -&gt;  make consistency  -&gt;  make sim-demo   (prove it in simulation)</w:t>
-      </w:r>
-      <w:r>
-        <w:rPr/>
-        <w:br/>
+          <w:sz w:val="20"/>
+        </w:rPr>
+        <w:t>cdc_counter_domain</w:t>
+      </w:r>
+      <w:r>
+        <w:rPr>
+          <w:sz w:val="20"/>
+        </w:rPr>
+        <w:t xml:space="preserve"> value-readback paths, each selectable among five CDC strategies (</w:t>
       </w:r>
       <w:r>
         <w:rPr>
           <w:rStyle w:val="VerbatimChar"/>
-        </w:rPr>
-        <w:t xml:space="preserve">                                          |</w:t>
-      </w:r>
-      <w:r>
-        <w:rPr/>
-        <w:br/>
+          <w:sz w:val="20"/>
+        </w:rPr>
+        <w:t>CDC_MODE</w:t>
+      </w:r>
+      <w:r>
+        <w:rPr>
+          <w:sz w:val="20"/>
+        </w:rPr>
+        <w:t xml:space="preserve"> 0–4) and driven by an asynchronous source clock whose rate the host can sweep. The question under test: </w:t>
+      </w:r>
+      <w:r>
+        <w:rPr>
+          <w:b/>
+          <w:bCs/>
+          <w:sz w:val="20"/>
+        </w:rPr>
+        <w:t xml:space="preserve">does the multi-bit counter value cross into </w:t>
       </w:r>
       <w:r>
         <w:rPr>
           <w:rStyle w:val="VerbatimChar"/>
-        </w:rPr>
-        <w:t xml:space="preserve">                                          v</w:t>
-      </w:r>
-      <w:r>
-        <w:rPr/>
-        <w:br/>
-      </w:r>
-      <w:r>
-        <w:rPr>
-          <w:rStyle w:val="VerbatimChar"/>
-        </w:rPr>
-        <w:t xml:space="preserve">             make build-demo  -&gt;  make program-demo  -&gt;  run_cdc_demo.py   (on the board)</w:t>
+          <w:b/>
+          <w:bCs/>
+          <w:sz w:val="20"/>
+        </w:rPr>
+        <w:t>sys_clk</w:t>
+      </w:r>
+      <w:r>
+        <w:rPr>
+          <w:b/>
+          <w:bCs/>
+          <w:sz w:val="20"/>
+        </w:rPr>
+        <w:t xml:space="preserve"> coherently?</w:t>
       </w:r>
       <w:bookmarkEnd w:id="41"/>
     </w:p>
@@ -6992,7 +7198,8 @@
         <w:spacing w:before="280" w:after="80"/>
         <w:rPr/>
       </w:pPr>
-      <w:bookmarkStart w:id="42" w:name="__RefHeading___Toc3274_1408050769"/>
+      <w:bookmarkStart w:id="42" w:name="__RefHeading___Toc3615_1397116681"/>
+      <w:bookmarkStart w:id="43" w:name="what-is-measured-and-how"/>
       <w:bookmarkEnd w:id="42"/>
       <w:r>
         <w:rPr>
@@ -7010,17 +7217,1447 @@
           <w:sz w:val="28"/>
         </w:rPr>
         <w:tab/>
-        <w:t>Make targets</w:t>
+        <w:t>What is measured, and how</w:t>
       </w:r>
     </w:p>
     <w:p>
       <w:pPr>
+        <w:pStyle w:val="TableCaption"/>
+        <w:rPr/>
+      </w:pPr>
+      <w:bookmarkStart w:id="44" w:name="_Tab_6_What_is_measured"/>
+      <w:r>
+        <w:rPr/>
+        <w:t>What is measured</w:t>
+      </w:r>
+      <w:bookmarkEnd w:id="44"/>
+    </w:p>
+    <w:tbl>
+      <w:tblPr>
+        <w:tblStyle w:val="Table"/>
+        <w:tblW w:w="5000" w:type="pct"/>
+        <w:jc w:val="left"/>
+        <w:tblInd w:w="108" w:type="dxa"/>
+        <w:tblLayout w:type="fixed"/>
+        <w:tblCellMar>
+          <w:top w:w="0" w:type="dxa"/>
+          <w:left w:w="108" w:type="dxa"/>
+          <w:bottom w:w="0" w:type="dxa"/>
+          <w:right w:w="108" w:type="dxa"/>
+        </w:tblCellMar>
+        <w:tblLook w:val="0020" w:noHBand="0" w:noVBand="0" w:firstColumn="0" w:lastRow="0" w:lastColumn="0" w:firstRow="1"/>
+      </w:tblPr>
+      <w:tblGrid>
+        <w:gridCol w:w="3119"/>
+        <w:gridCol w:w="6240"/>
+      </w:tblGrid>
+      <w:tr>
+        <w:trPr>
+          <w:tblHeader w:val="true"/>
+        </w:trPr>
+        <w:tc>
+          <w:tcPr>
+            <w:tcW w:w="3119" w:type="dxa"/>
+            <w:tcBorders>
+              <w:bottom w:val="single" w:sz="6" w:space="0" w:color="000000"/>
+            </w:tcBorders>
+            <w:shd w:color="auto" w:fill="E0E0E0" w:val="clear"/>
+            <w:vAlign w:val="bottom"/>
+          </w:tcPr>
+          <w:p>
+            <w:pPr>
+              <w:pStyle w:val="Compact"/>
+              <w:widowControl/>
+              <w:spacing w:before="36" w:after="36"/>
+              <w:jc w:val="left"/>
+              <w:rPr>
+                <w:rFonts w:ascii="Cambria" w:hAnsi="Cambria" w:eastAsia="Cambria" w:cs=""/>
+                <w:kern w:val="0"/>
+                <w:sz w:val="24"/>
+                <w:szCs w:val="24"/>
+                <w:lang w:val="en-US" w:eastAsia="en-US" w:bidi="ar-SA"/>
+              </w:rPr>
+            </w:pPr>
+            <w:r>
+              <w:rPr>
+                <w:rFonts w:eastAsia="Cambria" w:cs=""/>
+                <w:b/>
+                <w:kern w:val="0"/>
+                <w:sz w:val="20"/>
+                <w:szCs w:val="24"/>
+                <w:lang w:val="en-US" w:eastAsia="en-US" w:bidi="ar-SA"/>
+              </w:rPr>
+              <w:t>Quantity</w:t>
+            </w:r>
+          </w:p>
+        </w:tc>
+        <w:tc>
+          <w:tcPr>
+            <w:tcW w:w="6240" w:type="dxa"/>
+            <w:tcBorders>
+              <w:bottom w:val="single" w:sz="6" w:space="0" w:color="000000"/>
+            </w:tcBorders>
+            <w:shd w:color="auto" w:fill="E0E0E0" w:val="clear"/>
+            <w:vAlign w:val="bottom"/>
+          </w:tcPr>
+          <w:p>
+            <w:pPr>
+              <w:pStyle w:val="Compact"/>
+              <w:widowControl/>
+              <w:spacing w:before="36" w:after="36"/>
+              <w:jc w:val="left"/>
+              <w:rPr>
+                <w:rFonts w:ascii="Cambria" w:hAnsi="Cambria" w:eastAsia="Cambria" w:cs=""/>
+                <w:kern w:val="0"/>
+                <w:sz w:val="24"/>
+                <w:szCs w:val="24"/>
+                <w:lang w:val="en-US" w:eastAsia="en-US" w:bidi="ar-SA"/>
+              </w:rPr>
+            </w:pPr>
+            <w:r>
+              <w:rPr>
+                <w:rFonts w:eastAsia="Cambria" w:cs=""/>
+                <w:b/>
+                <w:kern w:val="0"/>
+                <w:sz w:val="20"/>
+                <w:szCs w:val="24"/>
+                <w:lang w:val="en-US" w:eastAsia="en-US" w:bidi="ar-SA"/>
+              </w:rPr>
+              <w:t>How it is obtained</w:t>
+            </w:r>
+          </w:p>
+        </w:tc>
+      </w:tr>
+      <w:tr>
+        <w:trPr/>
+        <w:tc>
+          <w:tcPr>
+            <w:tcW w:w="3119" w:type="dxa"/>
+            <w:tcBorders/>
+          </w:tcPr>
+          <w:p>
+            <w:pPr>
+              <w:pStyle w:val="Compact"/>
+              <w:widowControl/>
+              <w:spacing w:before="36" w:after="36"/>
+              <w:jc w:val="left"/>
+              <w:rPr>
+                <w:rFonts w:ascii="Cambria" w:hAnsi="Cambria" w:eastAsia="Cambria" w:cs=""/>
+                <w:kern w:val="0"/>
+                <w:sz w:val="24"/>
+                <w:szCs w:val="24"/>
+                <w:lang w:val="en-US" w:eastAsia="en-US" w:bidi="ar-SA"/>
+              </w:rPr>
+            </w:pPr>
+            <w:r>
+              <w:rPr>
+                <w:rFonts w:eastAsia="Cambria" w:cs=""/>
+                <w:kern w:val="0"/>
+                <w:sz w:val="24"/>
+                <w:szCs w:val="24"/>
+                <w:lang w:val="en-US" w:eastAsia="en-US" w:bidi="ar-SA"/>
+              </w:rPr>
+              <w:t>Value coherence</w:t>
+            </w:r>
+          </w:p>
+        </w:tc>
+        <w:tc>
+          <w:tcPr>
+            <w:tcW w:w="6240" w:type="dxa"/>
+            <w:tcBorders/>
+          </w:tcPr>
+          <w:p>
+            <w:pPr>
+              <w:pStyle w:val="Compact"/>
+              <w:widowControl/>
+              <w:spacing w:before="36" w:after="36"/>
+              <w:jc w:val="left"/>
+              <w:rPr>
+                <w:rFonts w:ascii="Cambria" w:hAnsi="Cambria" w:eastAsia="Cambria" w:cs=""/>
+                <w:kern w:val="0"/>
+                <w:sz w:val="24"/>
+                <w:szCs w:val="24"/>
+                <w:lang w:val="en-US" w:eastAsia="en-US" w:bidi="ar-SA"/>
+              </w:rPr>
+            </w:pPr>
+            <w:r>
+              <w:rPr>
+                <w:rFonts w:eastAsia="Cambria" w:cs=""/>
+                <w:kern w:val="0"/>
+                <w:sz w:val="24"/>
+                <w:szCs w:val="24"/>
+                <w:lang w:val="en-US" w:eastAsia="en-US" w:bidi="ar-SA"/>
+              </w:rPr>
+              <w:t xml:space="preserve">Read </w:t>
+            </w:r>
+            <w:r>
+              <w:rPr>
+                <w:rStyle w:val="VerbatimChar"/>
+                <w:rFonts w:eastAsia="Cambria" w:cs=""/>
+                <w:kern w:val="0"/>
+                <w:szCs w:val="24"/>
+                <w:lang w:val="en-US" w:eastAsia="en-US" w:bidi="ar-SA"/>
+              </w:rPr>
+              <w:t>VALUE</w:t>
+            </w:r>
+            <w:r>
+              <w:rPr>
+                <w:rFonts w:eastAsia="Cambria" w:cs=""/>
+                <w:kern w:val="0"/>
+                <w:sz w:val="24"/>
+                <w:szCs w:val="24"/>
+                <w:lang w:val="en-US" w:eastAsia="en-US" w:bidi="ar-SA"/>
+              </w:rPr>
+              <w:t xml:space="preserve"> by name N times; compute min / max / number of unique samples</w:t>
+            </w:r>
+          </w:p>
+        </w:tc>
+      </w:tr>
+      <w:tr>
+        <w:trPr/>
+        <w:tc>
+          <w:tcPr>
+            <w:tcW w:w="3119" w:type="dxa"/>
+            <w:tcBorders/>
+          </w:tcPr>
+          <w:p>
+            <w:pPr>
+              <w:pStyle w:val="Compact"/>
+              <w:widowControl/>
+              <w:spacing w:before="36" w:after="36"/>
+              <w:jc w:val="left"/>
+              <w:rPr>
+                <w:rFonts w:ascii="Cambria" w:hAnsi="Cambria" w:eastAsia="Cambria" w:cs=""/>
+                <w:kern w:val="0"/>
+                <w:sz w:val="24"/>
+                <w:szCs w:val="24"/>
+                <w:lang w:val="en-US" w:eastAsia="en-US" w:bidi="ar-SA"/>
+              </w:rPr>
+            </w:pPr>
+            <w:r>
+              <w:rPr>
+                <w:rFonts w:eastAsia="Cambria" w:cs=""/>
+                <w:kern w:val="0"/>
+                <w:sz w:val="24"/>
+                <w:szCs w:val="24"/>
+                <w:lang w:val="en-US" w:eastAsia="en-US" w:bidi="ar-SA"/>
+              </w:rPr>
+              <w:t>Press determinism</w:t>
+            </w:r>
+          </w:p>
+        </w:tc>
+        <w:tc>
+          <w:tcPr>
+            <w:tcW w:w="6240" w:type="dxa"/>
+            <w:tcBorders/>
+          </w:tcPr>
+          <w:p>
+            <w:pPr>
+              <w:pStyle w:val="Compact"/>
+              <w:widowControl/>
+              <w:spacing w:before="36" w:after="36"/>
+              <w:jc w:val="left"/>
+              <w:rPr>
+                <w:rFonts w:ascii="Cambria" w:hAnsi="Cambria" w:eastAsia="Cambria" w:cs=""/>
+                <w:kern w:val="0"/>
+                <w:sz w:val="24"/>
+                <w:szCs w:val="24"/>
+                <w:lang w:val="en-US" w:eastAsia="en-US" w:bidi="ar-SA"/>
+              </w:rPr>
+            </w:pPr>
+            <w:r>
+              <w:rPr>
+                <w:rFonts w:eastAsia="Cambria" w:cs=""/>
+                <w:kern w:val="0"/>
+                <w:sz w:val="24"/>
+                <w:szCs w:val="24"/>
+                <w:lang w:val="en-US" w:eastAsia="en-US" w:bidi="ar-SA"/>
+              </w:rPr>
+              <w:t xml:space="preserve">After </w:t>
+            </w:r>
+            <w:r>
+              <w:rPr>
+                <w:rStyle w:val="VerbatimChar"/>
+                <w:rFonts w:eastAsia="Cambria" w:cs=""/>
+                <w:kern w:val="0"/>
+                <w:szCs w:val="24"/>
+                <w:lang w:val="en-US" w:eastAsia="en-US" w:bidi="ar-SA"/>
+              </w:rPr>
+              <w:t>count</w:t>
+            </w:r>
+            <w:r>
+              <w:rPr>
+                <w:rFonts w:eastAsia="Cambria" w:cs=""/>
+                <w:kern w:val="0"/>
+                <w:sz w:val="24"/>
+                <w:szCs w:val="24"/>
+                <w:lang w:val="en-US" w:eastAsia="en-US" w:bidi="ar-SA"/>
+              </w:rPr>
+              <w:t xml:space="preserve"> </w:t>
+            </w:r>
+            <w:r>
+              <w:rPr>
+                <w:rStyle w:val="VerbatimChar"/>
+                <w:rFonts w:eastAsia="Cambria" w:cs=""/>
+                <w:kern w:val="0"/>
+                <w:szCs w:val="24"/>
+                <w:lang w:val="en-US" w:eastAsia="en-US" w:bidi="ar-SA"/>
+              </w:rPr>
+              <w:t>HOST_PRESS</w:t>
+            </w:r>
+            <w:r>
+              <w:rPr>
+                <w:rFonts w:eastAsia="Cambria" w:cs=""/>
+                <w:kern w:val="0"/>
+                <w:sz w:val="24"/>
+                <w:szCs w:val="24"/>
+                <w:lang w:val="en-US" w:eastAsia="en-US" w:bidi="ar-SA"/>
+              </w:rPr>
+              <w:t xml:space="preserve"> pulses, check </w:t>
+            </w:r>
+            <w:r>
+              <w:rPr>
+                <w:rStyle w:val="VerbatimChar"/>
+                <w:rFonts w:eastAsia="Cambria" w:cs=""/>
+                <w:kern w:val="0"/>
+                <w:szCs w:val="24"/>
+                <w:lang w:val="en-US" w:eastAsia="en-US" w:bidi="ar-SA"/>
+              </w:rPr>
+              <w:t>VALUE == INIT + count*INCREMENT</w:t>
+            </w:r>
+            <w:r>
+              <w:rPr>
+                <w:rFonts w:eastAsia="Cambria" w:cs=""/>
+                <w:kern w:val="0"/>
+                <w:sz w:val="24"/>
+                <w:szCs w:val="24"/>
+                <w:lang w:val="en-US" w:eastAsia="en-US" w:bidi="ar-SA"/>
+              </w:rPr>
+              <w:t xml:space="preserve"> and </w:t>
+            </w:r>
+            <w:r>
+              <w:rPr>
+                <w:rStyle w:val="VerbatimChar"/>
+                <w:rFonts w:eastAsia="Cambria" w:cs=""/>
+                <w:kern w:val="0"/>
+                <w:szCs w:val="24"/>
+                <w:lang w:val="en-US" w:eastAsia="en-US" w:bidi="ar-SA"/>
+              </w:rPr>
+              <w:t>PRESS_COUNT</w:t>
+            </w:r>
+            <w:r>
+              <w:rPr>
+                <w:rFonts w:eastAsia="Cambria" w:cs=""/>
+                <w:kern w:val="0"/>
+                <w:sz w:val="24"/>
+                <w:szCs w:val="24"/>
+                <w:lang w:val="en-US" w:eastAsia="en-US" w:bidi="ar-SA"/>
+              </w:rPr>
+              <w:t xml:space="preserve"> delta</w:t>
+            </w:r>
+          </w:p>
+        </w:tc>
+      </w:tr>
+      <w:tr>
+        <w:trPr/>
+        <w:tc>
+          <w:tcPr>
+            <w:tcW w:w="3119" w:type="dxa"/>
+            <w:tcBorders/>
+          </w:tcPr>
+          <w:p>
+            <w:pPr>
+              <w:pStyle w:val="Compact"/>
+              <w:widowControl/>
+              <w:spacing w:before="36" w:after="36"/>
+              <w:jc w:val="left"/>
+              <w:rPr>
+                <w:rFonts w:ascii="Cambria" w:hAnsi="Cambria" w:eastAsia="Cambria" w:cs=""/>
+                <w:kern w:val="0"/>
+                <w:sz w:val="24"/>
+                <w:szCs w:val="24"/>
+                <w:lang w:val="en-US" w:eastAsia="en-US" w:bidi="ar-SA"/>
+              </w:rPr>
+            </w:pPr>
+            <w:r>
+              <w:rPr>
+                <w:rFonts w:eastAsia="Cambria" w:cs=""/>
+                <w:kern w:val="0"/>
+                <w:sz w:val="24"/>
+                <w:szCs w:val="24"/>
+                <w:lang w:val="en-US" w:eastAsia="en-US" w:bidi="ar-SA"/>
+              </w:rPr>
+              <w:t>Reload</w:t>
+            </w:r>
+          </w:p>
+        </w:tc>
+        <w:tc>
+          <w:tcPr>
+            <w:tcW w:w="6240" w:type="dxa"/>
+            <w:tcBorders/>
+          </w:tcPr>
+          <w:p>
+            <w:pPr>
+              <w:pStyle w:val="Compact"/>
+              <w:widowControl/>
+              <w:spacing w:before="36" w:after="36"/>
+              <w:jc w:val="left"/>
+              <w:rPr>
+                <w:rFonts w:ascii="Cambria" w:hAnsi="Cambria" w:eastAsia="Cambria" w:cs=""/>
+                <w:kern w:val="0"/>
+                <w:sz w:val="24"/>
+                <w:szCs w:val="24"/>
+                <w:lang w:val="en-US" w:eastAsia="en-US" w:bidi="ar-SA"/>
+              </w:rPr>
+            </w:pPr>
+            <w:r>
+              <w:rPr>
+                <w:rStyle w:val="VerbatimChar"/>
+                <w:rFonts w:eastAsia="Cambria" w:cs=""/>
+                <w:kern w:val="0"/>
+                <w:szCs w:val="24"/>
+                <w:lang w:val="en-US" w:eastAsia="en-US" w:bidi="ar-SA"/>
+              </w:rPr>
+              <w:t>CFG_LOAD</w:t>
+            </w:r>
+            <w:r>
+              <w:rPr>
+                <w:rFonts w:eastAsia="Cambria" w:cs=""/>
+                <w:kern w:val="0"/>
+                <w:sz w:val="24"/>
+                <w:szCs w:val="24"/>
+                <w:lang w:val="en-US" w:eastAsia="en-US" w:bidi="ar-SA"/>
+              </w:rPr>
+              <w:t xml:space="preserve"> reloads </w:t>
+            </w:r>
+            <w:r>
+              <w:rPr>
+                <w:rStyle w:val="VerbatimChar"/>
+                <w:rFonts w:eastAsia="Cambria" w:cs=""/>
+                <w:kern w:val="0"/>
+                <w:szCs w:val="24"/>
+                <w:lang w:val="en-US" w:eastAsia="en-US" w:bidi="ar-SA"/>
+              </w:rPr>
+              <w:t>VALUE</w:t>
+            </w:r>
+            <w:r>
+              <w:rPr>
+                <w:rFonts w:eastAsia="Cambria" w:cs=""/>
+                <w:kern w:val="0"/>
+                <w:sz w:val="24"/>
+                <w:szCs w:val="24"/>
+                <w:lang w:val="en-US" w:eastAsia="en-US" w:bidi="ar-SA"/>
+              </w:rPr>
+              <w:t xml:space="preserve"> to </w:t>
+            </w:r>
+            <w:r>
+              <w:rPr>
+                <w:rStyle w:val="VerbatimChar"/>
+                <w:rFonts w:eastAsia="Cambria" w:cs=""/>
+                <w:kern w:val="0"/>
+                <w:szCs w:val="24"/>
+                <w:lang w:val="en-US" w:eastAsia="en-US" w:bidi="ar-SA"/>
+              </w:rPr>
+              <w:t>INIT</w:t>
+            </w:r>
+            <w:r>
+              <w:rPr>
+                <w:rFonts w:eastAsia="Cambria" w:cs=""/>
+                <w:kern w:val="0"/>
+                <w:sz w:val="24"/>
+                <w:szCs w:val="24"/>
+                <w:lang w:val="en-US" w:eastAsia="en-US" w:bidi="ar-SA"/>
+              </w:rPr>
+              <w:t xml:space="preserve"> without disturbing </w:t>
+            </w:r>
+            <w:r>
+              <w:rPr>
+                <w:rStyle w:val="VerbatimChar"/>
+                <w:rFonts w:eastAsia="Cambria" w:cs=""/>
+                <w:kern w:val="0"/>
+                <w:szCs w:val="24"/>
+                <w:lang w:val="en-US" w:eastAsia="en-US" w:bidi="ar-SA"/>
+              </w:rPr>
+              <w:t>PRESS_COUNT</w:t>
+            </w:r>
+          </w:p>
+        </w:tc>
+      </w:tr>
+      <w:tr>
+        <w:trPr/>
+        <w:tc>
+          <w:tcPr>
+            <w:tcW w:w="3119" w:type="dxa"/>
+            <w:tcBorders/>
+          </w:tcPr>
+          <w:p>
+            <w:pPr>
+              <w:pStyle w:val="Compact"/>
+              <w:widowControl/>
+              <w:spacing w:before="36" w:after="36"/>
+              <w:jc w:val="left"/>
+              <w:rPr>
+                <w:rFonts w:ascii="Cambria" w:hAnsi="Cambria" w:eastAsia="Cambria" w:cs=""/>
+                <w:kern w:val="0"/>
+                <w:sz w:val="24"/>
+                <w:szCs w:val="24"/>
+                <w:lang w:val="en-US" w:eastAsia="en-US" w:bidi="ar-SA"/>
+              </w:rPr>
+            </w:pPr>
+            <w:r>
+              <w:rPr>
+                <w:rFonts w:eastAsia="Cambria" w:cs=""/>
+                <w:kern w:val="0"/>
+                <w:sz w:val="24"/>
+                <w:szCs w:val="24"/>
+                <w:lang w:val="en-US" w:eastAsia="en-US" w:bidi="ar-SA"/>
+              </w:rPr>
+              <w:t>Mode selection</w:t>
+            </w:r>
+          </w:p>
+        </w:tc>
+        <w:tc>
+          <w:tcPr>
+            <w:tcW w:w="6240" w:type="dxa"/>
+            <w:tcBorders/>
+          </w:tcPr>
+          <w:p>
+            <w:pPr>
+              <w:pStyle w:val="Compact"/>
+              <w:widowControl/>
+              <w:spacing w:before="36" w:after="36"/>
+              <w:jc w:val="left"/>
+              <w:rPr>
+                <w:rFonts w:ascii="Cambria" w:hAnsi="Cambria" w:eastAsia="Cambria" w:cs=""/>
+                <w:kern w:val="0"/>
+                <w:sz w:val="24"/>
+                <w:szCs w:val="24"/>
+                <w:lang w:val="en-US" w:eastAsia="en-US" w:bidi="ar-SA"/>
+              </w:rPr>
+            </w:pPr>
+            <w:r>
+              <w:rPr>
+                <w:rFonts w:eastAsia="Cambria" w:cs=""/>
+                <w:kern w:val="0"/>
+                <w:sz w:val="24"/>
+                <w:szCs w:val="24"/>
+                <w:lang w:val="en-US" w:eastAsia="en-US" w:bidi="ar-SA"/>
+              </w:rPr>
+              <w:t xml:space="preserve">Each </w:t>
+            </w:r>
+            <w:r>
+              <w:rPr>
+                <w:rStyle w:val="VerbatimChar"/>
+                <w:rFonts w:eastAsia="Cambria" w:cs=""/>
+                <w:kern w:val="0"/>
+                <w:szCs w:val="24"/>
+                <w:lang w:val="en-US" w:eastAsia="en-US" w:bidi="ar-SA"/>
+              </w:rPr>
+              <w:t>CDC_MODE</w:t>
+            </w:r>
+            <w:r>
+              <w:rPr>
+                <w:rFonts w:eastAsia="Cambria" w:cs=""/>
+                <w:kern w:val="0"/>
+                <w:sz w:val="24"/>
+                <w:szCs w:val="24"/>
+                <w:lang w:val="en-US" w:eastAsia="en-US" w:bidi="ar-SA"/>
+              </w:rPr>
+              <w:t xml:space="preserve"> code round-trips through the CSR and selects a distinct path</w:t>
+            </w:r>
+          </w:p>
+        </w:tc>
+      </w:tr>
+    </w:tbl>
+    <w:p>
+      <w:pPr>
+        <w:pStyle w:val="BodyText"/>
+        <w:rPr/>
+      </w:pPr>
+      <w:r>
+        <w:rPr>
+          <w:sz w:val="20"/>
+        </w:rPr>
+        <w:t>A run configures a counter (mode, init, increment, clock), injects stimulus (</w:t>
+      </w:r>
+      <w:r>
+        <w:rPr>
+          <w:rStyle w:val="VerbatimChar"/>
+          <w:sz w:val="20"/>
+        </w:rPr>
+        <w:t>HOST_PRESS</w:t>
+      </w:r>
+      <w:r>
+        <w:rPr>
+          <w:sz w:val="20"/>
+        </w:rPr>
+        <w:t xml:space="preserve"> or </w:t>
+      </w:r>
+      <w:r>
+        <w:rPr>
+          <w:rStyle w:val="VerbatimChar"/>
+          <w:sz w:val="20"/>
+        </w:rPr>
+        <w:t>AUTO_INC</w:t>
+      </w:r>
+      <w:r>
+        <w:rPr>
+          <w:sz w:val="20"/>
+        </w:rPr>
+        <w:t xml:space="preserve">), then samples </w:t>
+      </w:r>
+      <w:r>
+        <w:rPr>
+          <w:rStyle w:val="VerbatimChar"/>
+          <w:sz w:val="20"/>
+        </w:rPr>
+        <w:t>VALUE</w:t>
+      </w:r>
+      <w:r>
+        <w:rPr>
+          <w:sz w:val="20"/>
+        </w:rPr>
+        <w:t>/</w:t>
+      </w:r>
+      <w:r>
+        <w:rPr>
+          <w:rStyle w:val="VerbatimChar"/>
+          <w:sz w:val="20"/>
+        </w:rPr>
+        <w:t>PRESS_COUNT</w:t>
+      </w:r>
+      <w:r>
+        <w:rPr>
+          <w:sz w:val="20"/>
+        </w:rPr>
+        <w:t xml:space="preserve"> over the by-name bridge. In the “watch-fail” workload the counter is put in NO-CDC with </w:t>
+      </w:r>
+      <w:r>
+        <w:rPr>
+          <w:rStyle w:val="VerbatimChar"/>
+          <w:sz w:val="20"/>
+        </w:rPr>
+        <w:t>AUTO_INC = 1</w:t>
+      </w:r>
+      <w:r>
+        <w:rPr>
+          <w:sz w:val="20"/>
+        </w:rPr>
+        <w:t xml:space="preserve"> and its source clock is swept slow→fast; the </w:t>
+      </w:r>
+      <w:r>
+        <w:rPr>
+          <w:b/>
+          <w:bCs/>
+          <w:sz w:val="20"/>
+        </w:rPr>
+        <w:t xml:space="preserve">spread and unique count of the </w:t>
+      </w:r>
+      <w:r>
+        <w:rPr>
+          <w:rStyle w:val="VerbatimChar"/>
+          <w:b/>
+          <w:bCs/>
+          <w:sz w:val="20"/>
+        </w:rPr>
+        <w:t>VALUE</w:t>
+      </w:r>
+      <w:r>
+        <w:rPr>
+          <w:b/>
+          <w:bCs/>
+          <w:sz w:val="20"/>
+        </w:rPr>
+        <w:t xml:space="preserve"> samples</w:t>
+      </w:r>
+      <w:r>
+        <w:rPr>
+          <w:sz w:val="20"/>
+        </w:rPr>
+        <w:t xml:space="preserve"> is the metric — a few unique values means clean crossing, a wide 0x00–0xFF spread means multi-bit skew.</w:t>
+      </w:r>
+      <w:bookmarkEnd w:id="43"/>
+    </w:p>
+    <w:p>
+      <w:pPr>
+        <w:pStyle w:val="Heading2"/>
+        <w:pBdr>
+          <w:bottom w:val="single" w:sz="12" w:space="0" w:color="228B22"/>
+        </w:pBdr>
+        <w:spacing w:before="280" w:after="80"/>
+        <w:rPr/>
+      </w:pPr>
+      <w:bookmarkStart w:id="45" w:name="__RefHeading___Toc3617_1397116681"/>
+      <w:bookmarkEnd w:id="45"/>
+      <w:r>
+        <w:rPr>
+          <w:rStyle w:val="SectionNumber"/>
+          <w:b/>
+          <w:color w:val="228B22"/>
+          <w:sz w:val="28"/>
+        </w:rPr>
+        <w:t>4.3</w:t>
+      </w:r>
+      <w:r>
+        <w:rPr>
+          <w:b/>
+          <w:color w:val="228B22"/>
+          <w:sz w:val="28"/>
+        </w:rPr>
+        <w:tab/>
+        <w:t>Workloads</w:t>
+      </w:r>
+    </w:p>
+    <w:p>
+      <w:pPr>
+        <w:pStyle w:val="TableCaption"/>
+        <w:rPr/>
+      </w:pPr>
+      <w:bookmarkStart w:id="46" w:name="_Tab_7_Demonstration_worklo"/>
+      <w:r>
+        <w:rPr/>
+        <w:t>Demonstration workloads</w:t>
+      </w:r>
+      <w:bookmarkEnd w:id="46"/>
+    </w:p>
+    <w:tbl>
+      <w:tblPr>
+        <w:tblStyle w:val="Table"/>
+        <w:tblW w:w="7920" w:type="dxa"/>
+        <w:jc w:val="left"/>
+        <w:tblInd w:w="108" w:type="dxa"/>
+        <w:tblLayout w:type="fixed"/>
+        <w:tblCellMar>
+          <w:top w:w="0" w:type="dxa"/>
+          <w:left w:w="108" w:type="dxa"/>
+          <w:bottom w:w="0" w:type="dxa"/>
+          <w:right w:w="108" w:type="dxa"/>
+        </w:tblCellMar>
+        <w:tblLook w:val="0020" w:noHBand="0" w:noVBand="0" w:firstColumn="0" w:lastRow="0" w:lastColumn="0" w:firstRow="1"/>
+      </w:tblPr>
+      <w:tblGrid>
+        <w:gridCol w:w="3960"/>
+        <w:gridCol w:w="3959"/>
+      </w:tblGrid>
+      <w:tr>
+        <w:trPr>
+          <w:tblHeader w:val="true"/>
+        </w:trPr>
+        <w:tc>
+          <w:tcPr>
+            <w:tcW w:w="3960" w:type="dxa"/>
+            <w:tcBorders>
+              <w:bottom w:val="single" w:sz="6" w:space="0" w:color="000000"/>
+            </w:tcBorders>
+            <w:shd w:color="auto" w:fill="E0E0E0" w:val="clear"/>
+            <w:vAlign w:val="bottom"/>
+          </w:tcPr>
+          <w:p>
+            <w:pPr>
+              <w:pStyle w:val="Compact"/>
+              <w:widowControl/>
+              <w:spacing w:before="36" w:after="36"/>
+              <w:jc w:val="left"/>
+              <w:rPr>
+                <w:rFonts w:ascii="Cambria" w:hAnsi="Cambria" w:eastAsia="Cambria" w:cs=""/>
+                <w:kern w:val="0"/>
+                <w:sz w:val="24"/>
+                <w:szCs w:val="24"/>
+                <w:lang w:val="en-US" w:eastAsia="en-US" w:bidi="ar-SA"/>
+              </w:rPr>
+            </w:pPr>
+            <w:r>
+              <w:rPr>
+                <w:rFonts w:eastAsia="Cambria" w:cs=""/>
+                <w:b/>
+                <w:kern w:val="0"/>
+                <w:sz w:val="20"/>
+                <w:szCs w:val="24"/>
+                <w:lang w:val="en-US" w:eastAsia="en-US" w:bidi="ar-SA"/>
+              </w:rPr>
+              <w:t>Workload</w:t>
+            </w:r>
+          </w:p>
+        </w:tc>
+        <w:tc>
+          <w:tcPr>
+            <w:tcW w:w="3959" w:type="dxa"/>
+            <w:tcBorders>
+              <w:bottom w:val="single" w:sz="6" w:space="0" w:color="000000"/>
+            </w:tcBorders>
+            <w:shd w:color="auto" w:fill="E0E0E0" w:val="clear"/>
+            <w:vAlign w:val="bottom"/>
+          </w:tcPr>
+          <w:p>
+            <w:pPr>
+              <w:pStyle w:val="Compact"/>
+              <w:widowControl/>
+              <w:spacing w:before="36" w:after="36"/>
+              <w:jc w:val="left"/>
+              <w:rPr>
+                <w:rFonts w:ascii="Cambria" w:hAnsi="Cambria" w:eastAsia="Cambria" w:cs=""/>
+                <w:kern w:val="0"/>
+                <w:sz w:val="24"/>
+                <w:szCs w:val="24"/>
+                <w:lang w:val="en-US" w:eastAsia="en-US" w:bidi="ar-SA"/>
+              </w:rPr>
+            </w:pPr>
+            <w:r>
+              <w:rPr>
+                <w:rFonts w:eastAsia="Cambria" w:cs=""/>
+                <w:b/>
+                <w:kern w:val="0"/>
+                <w:sz w:val="20"/>
+                <w:szCs w:val="24"/>
+                <w:lang w:val="en-US" w:eastAsia="en-US" w:bidi="ar-SA"/>
+              </w:rPr>
+              <w:t>Purpose</w:t>
+            </w:r>
+          </w:p>
+        </w:tc>
+      </w:tr>
+      <w:tr>
+        <w:trPr/>
+        <w:tc>
+          <w:tcPr>
+            <w:tcW w:w="3960" w:type="dxa"/>
+            <w:tcBorders/>
+          </w:tcPr>
+          <w:p>
+            <w:pPr>
+              <w:pStyle w:val="Compact"/>
+              <w:widowControl/>
+              <w:spacing w:before="36" w:after="36"/>
+              <w:jc w:val="left"/>
+              <w:rPr>
+                <w:rFonts w:ascii="Cambria" w:hAnsi="Cambria" w:eastAsia="Cambria" w:cs=""/>
+                <w:kern w:val="0"/>
+                <w:sz w:val="24"/>
+                <w:szCs w:val="24"/>
+                <w:lang w:val="en-US" w:eastAsia="en-US" w:bidi="ar-SA"/>
+              </w:rPr>
+            </w:pPr>
+            <w:r>
+              <w:rPr>
+                <w:rStyle w:val="VerbatimChar"/>
+                <w:rFonts w:eastAsia="Cambria" w:cs=""/>
+                <w:kern w:val="0"/>
+                <w:szCs w:val="24"/>
+                <w:lang w:val="en-US" w:eastAsia="en-US" w:bidi="ar-SA"/>
+              </w:rPr>
+              <w:t>press</w:t>
+            </w:r>
+          </w:p>
+        </w:tc>
+        <w:tc>
+          <w:tcPr>
+            <w:tcW w:w="3959" w:type="dxa"/>
+            <w:tcBorders/>
+          </w:tcPr>
+          <w:p>
+            <w:pPr>
+              <w:pStyle w:val="Compact"/>
+              <w:widowControl/>
+              <w:spacing w:before="36" w:after="36"/>
+              <w:jc w:val="left"/>
+              <w:rPr>
+                <w:rFonts w:ascii="Cambria" w:hAnsi="Cambria" w:eastAsia="Cambria" w:cs=""/>
+                <w:kern w:val="0"/>
+                <w:sz w:val="24"/>
+                <w:szCs w:val="24"/>
+                <w:lang w:val="en-US" w:eastAsia="en-US" w:bidi="ar-SA"/>
+              </w:rPr>
+            </w:pPr>
+            <w:r>
+              <w:rPr>
+                <w:rFonts w:eastAsia="Cambria" w:cs=""/>
+                <w:kern w:val="0"/>
+                <w:sz w:val="24"/>
+                <w:szCs w:val="24"/>
+                <w:lang w:val="en-US" w:eastAsia="en-US" w:bidi="ar-SA"/>
+              </w:rPr>
+              <w:t>Deterministic increment check (safe CDC mode)</w:t>
+            </w:r>
+          </w:p>
+        </w:tc>
+      </w:tr>
+      <w:tr>
+        <w:trPr/>
+        <w:tc>
+          <w:tcPr>
+            <w:tcW w:w="3960" w:type="dxa"/>
+            <w:tcBorders/>
+          </w:tcPr>
+          <w:p>
+            <w:pPr>
+              <w:pStyle w:val="Compact"/>
+              <w:widowControl/>
+              <w:spacing w:before="36" w:after="36"/>
+              <w:jc w:val="left"/>
+              <w:rPr>
+                <w:rFonts w:ascii="Cambria" w:hAnsi="Cambria" w:eastAsia="Cambria" w:cs=""/>
+                <w:kern w:val="0"/>
+                <w:sz w:val="24"/>
+                <w:szCs w:val="24"/>
+                <w:lang w:val="en-US" w:eastAsia="en-US" w:bidi="ar-SA"/>
+              </w:rPr>
+            </w:pPr>
+            <w:r>
+              <w:rPr>
+                <w:rStyle w:val="VerbatimChar"/>
+                <w:rFonts w:eastAsia="Cambria" w:cs=""/>
+                <w:kern w:val="0"/>
+                <w:szCs w:val="24"/>
+                <w:lang w:val="en-US" w:eastAsia="en-US" w:bidi="ar-SA"/>
+              </w:rPr>
+              <w:t>cfg_load</w:t>
+            </w:r>
+          </w:p>
+        </w:tc>
+        <w:tc>
+          <w:tcPr>
+            <w:tcW w:w="3959" w:type="dxa"/>
+            <w:tcBorders/>
+          </w:tcPr>
+          <w:p>
+            <w:pPr>
+              <w:pStyle w:val="Compact"/>
+              <w:widowControl/>
+              <w:spacing w:before="36" w:after="36"/>
+              <w:jc w:val="left"/>
+              <w:rPr>
+                <w:rFonts w:ascii="Cambria" w:hAnsi="Cambria" w:eastAsia="Cambria" w:cs=""/>
+                <w:kern w:val="0"/>
+                <w:sz w:val="24"/>
+                <w:szCs w:val="24"/>
+                <w:lang w:val="en-US" w:eastAsia="en-US" w:bidi="ar-SA"/>
+              </w:rPr>
+            </w:pPr>
+            <w:r>
+              <w:rPr>
+                <w:rFonts w:eastAsia="Cambria" w:cs=""/>
+                <w:kern w:val="0"/>
+                <w:sz w:val="24"/>
+                <w:szCs w:val="24"/>
+                <w:lang w:val="en-US" w:eastAsia="en-US" w:bidi="ar-SA"/>
+              </w:rPr>
+              <w:t>Reload semantics</w:t>
+            </w:r>
+          </w:p>
+        </w:tc>
+      </w:tr>
+      <w:tr>
+        <w:trPr/>
+        <w:tc>
+          <w:tcPr>
+            <w:tcW w:w="3960" w:type="dxa"/>
+            <w:tcBorders/>
+          </w:tcPr>
+          <w:p>
+            <w:pPr>
+              <w:pStyle w:val="Compact"/>
+              <w:widowControl/>
+              <w:spacing w:before="36" w:after="36"/>
+              <w:jc w:val="left"/>
+              <w:rPr>
+                <w:rFonts w:ascii="Cambria" w:hAnsi="Cambria" w:eastAsia="Cambria" w:cs=""/>
+                <w:kern w:val="0"/>
+                <w:sz w:val="24"/>
+                <w:szCs w:val="24"/>
+                <w:lang w:val="en-US" w:eastAsia="en-US" w:bidi="ar-SA"/>
+              </w:rPr>
+            </w:pPr>
+            <w:r>
+              <w:rPr>
+                <w:rStyle w:val="VerbatimChar"/>
+                <w:rFonts w:eastAsia="Cambria" w:cs=""/>
+                <w:kern w:val="0"/>
+                <w:szCs w:val="24"/>
+                <w:lang w:val="en-US" w:eastAsia="en-US" w:bidi="ar-SA"/>
+              </w:rPr>
+              <w:t>cdc_mode</w:t>
+            </w:r>
+          </w:p>
+        </w:tc>
+        <w:tc>
+          <w:tcPr>
+            <w:tcW w:w="3959" w:type="dxa"/>
+            <w:tcBorders/>
+          </w:tcPr>
+          <w:p>
+            <w:pPr>
+              <w:pStyle w:val="Compact"/>
+              <w:widowControl/>
+              <w:spacing w:before="36" w:after="36"/>
+              <w:jc w:val="left"/>
+              <w:rPr>
+                <w:rFonts w:ascii="Cambria" w:hAnsi="Cambria" w:eastAsia="Cambria" w:cs=""/>
+                <w:kern w:val="0"/>
+                <w:sz w:val="24"/>
+                <w:szCs w:val="24"/>
+                <w:lang w:val="en-US" w:eastAsia="en-US" w:bidi="ar-SA"/>
+              </w:rPr>
+            </w:pPr>
+            <w:r>
+              <w:rPr>
+                <w:rFonts w:eastAsia="Cambria" w:cs=""/>
+                <w:kern w:val="0"/>
+                <w:sz w:val="24"/>
+                <w:szCs w:val="24"/>
+                <w:lang w:val="en-US" w:eastAsia="en-US" w:bidi="ar-SA"/>
+              </w:rPr>
+              <w:t>All five mode codes round-trip</w:t>
+            </w:r>
+          </w:p>
+        </w:tc>
+      </w:tr>
+      <w:tr>
+        <w:trPr/>
+        <w:tc>
+          <w:tcPr>
+            <w:tcW w:w="3960" w:type="dxa"/>
+            <w:tcBorders/>
+          </w:tcPr>
+          <w:p>
+            <w:pPr>
+              <w:pStyle w:val="Compact"/>
+              <w:widowControl/>
+              <w:spacing w:before="36" w:after="36"/>
+              <w:jc w:val="left"/>
+              <w:rPr>
+                <w:rFonts w:ascii="Cambria" w:hAnsi="Cambria" w:eastAsia="Cambria" w:cs=""/>
+                <w:kern w:val="0"/>
+                <w:sz w:val="24"/>
+                <w:szCs w:val="24"/>
+                <w:lang w:val="en-US" w:eastAsia="en-US" w:bidi="ar-SA"/>
+              </w:rPr>
+            </w:pPr>
+            <w:r>
+              <w:rPr>
+                <w:rStyle w:val="VerbatimChar"/>
+                <w:rFonts w:eastAsia="Cambria" w:cs=""/>
+                <w:kern w:val="0"/>
+                <w:szCs w:val="24"/>
+                <w:lang w:val="en-US" w:eastAsia="en-US" w:bidi="ar-SA"/>
+              </w:rPr>
+              <w:t>watch_fail</w:t>
+            </w:r>
+          </w:p>
+        </w:tc>
+        <w:tc>
+          <w:tcPr>
+            <w:tcW w:w="3959" w:type="dxa"/>
+            <w:tcBorders/>
+          </w:tcPr>
+          <w:p>
+            <w:pPr>
+              <w:pStyle w:val="Compact"/>
+              <w:widowControl/>
+              <w:spacing w:before="36" w:after="36"/>
+              <w:jc w:val="left"/>
+              <w:rPr>
+                <w:rFonts w:ascii="Cambria" w:hAnsi="Cambria" w:eastAsia="Cambria" w:cs=""/>
+                <w:kern w:val="0"/>
+                <w:sz w:val="24"/>
+                <w:szCs w:val="24"/>
+                <w:lang w:val="en-US" w:eastAsia="en-US" w:bidi="ar-SA"/>
+              </w:rPr>
+            </w:pPr>
+            <w:r>
+              <w:rPr>
+                <w:rFonts w:eastAsia="Cambria" w:cs=""/>
+                <w:kern w:val="0"/>
+                <w:sz w:val="24"/>
+                <w:szCs w:val="24"/>
+                <w:lang w:val="en-US" w:eastAsia="en-US" w:bidi="ar-SA"/>
+              </w:rPr>
+              <w:t>Sweep an unsafe crossing slow→fast and watch it break</w:t>
+            </w:r>
+            <w:bookmarkStart w:id="47" w:name="workloads"/>
+            <w:bookmarkEnd w:id="47"/>
+          </w:p>
+        </w:tc>
+      </w:tr>
+    </w:tbl>
+    <w:p>
+      <w:pPr>
+        <w:pStyle w:val="Heading2"/>
+        <w:pBdr>
+          <w:bottom w:val="single" w:sz="12" w:space="0" w:color="228B22"/>
+        </w:pBdr>
+        <w:spacing w:before="280" w:after="80"/>
+        <w:rPr/>
+      </w:pPr>
+      <w:bookmarkStart w:id="48" w:name="__RefHeading___Toc3619_1397116681"/>
+      <w:bookmarkEnd w:id="48"/>
+      <w:r>
+        <w:rPr>
+          <w:rStyle w:val="SectionNumber"/>
+          <w:b/>
+          <w:color w:val="228B22"/>
+          <w:sz w:val="28"/>
+        </w:rPr>
+        <w:t>4.4</w:t>
+      </w:r>
+      <w:r>
+        <w:rPr>
+          <w:b/>
+          <w:color w:val="228B22"/>
+          <w:sz w:val="28"/>
+        </w:rPr>
+        <w:tab/>
+        <w:t>The oracle, and what sim can/can’t show</w:t>
+      </w:r>
+    </w:p>
+    <w:p>
+      <w:pPr>
+        <w:pStyle w:val="FirstParagraph"/>
+        <w:rPr/>
+      </w:pPr>
+      <w:r>
+        <w:rPr>
+          <w:sz w:val="20"/>
+        </w:rPr>
+        <w:t>The oracle is the arithmetic expectation (</w:t>
+      </w:r>
+      <w:r>
+        <w:rPr>
+          <w:rStyle w:val="VerbatimChar"/>
+          <w:sz w:val="20"/>
+        </w:rPr>
+        <w:t>INIT + presses*INCREMENT</w:t>
+      </w:r>
+      <w:r>
+        <w:rPr>
+          <w:sz w:val="20"/>
+        </w:rPr>
+        <w:t xml:space="preserve">) for the safe modes. In Verilator the NO-CDC path reads the </w:t>
+      </w:r>
+      <w:r>
+        <w:rPr>
+          <w:i/>
+          <w:iCs/>
+          <w:sz w:val="20"/>
+        </w:rPr>
+        <w:t>true</w:t>
+      </w:r>
+      <w:r>
+        <w:rPr>
+          <w:sz w:val="20"/>
+        </w:rPr>
+        <w:t xml:space="preserve"> value (no metastability model), so the sim asserts exact values even in mode 0 — the analog “garbage” is a silicon-only effect. That asymmetry is the point of the demo, not a defect (Chapter 6, Sim Equivalence).</w:t>
+      </w:r>
+    </w:p>
+    <w:p>
+      <w:pPr>
+        <w:pStyle w:val="Heading2"/>
+        <w:pBdr>
+          <w:bottom w:val="single" w:sz="12" w:space="0" w:color="228B22"/>
+        </w:pBdr>
+        <w:spacing w:before="280" w:after="80"/>
+        <w:rPr/>
+      </w:pPr>
+      <w:bookmarkStart w:id="49" w:name="__RefHeading___Toc3621_1397116681"/>
+      <w:bookmarkStart w:id="50" w:name="measurement-pitfalls"/>
+      <w:bookmarkEnd w:id="49"/>
+      <w:r>
+        <w:rPr>
+          <w:rStyle w:val="SectionNumber"/>
+          <w:b/>
+          <w:color w:val="228B22"/>
+          <w:sz w:val="28"/>
+        </w:rPr>
+        <w:t>4.5</w:t>
+      </w:r>
+      <w:r>
+        <w:rPr>
+          <w:b/>
+          <w:color w:val="228B22"/>
+          <w:sz w:val="28"/>
+        </w:rPr>
+        <w:tab/>
+        <w:t>Measurement pitfalls</w:t>
+      </w:r>
+    </w:p>
+    <w:p>
+      <w:pPr>
+        <w:pStyle w:val="Compact"/>
+        <w:numPr>
+          <w:ilvl w:val="0"/>
+          <w:numId w:val="28"/>
+        </w:numPr>
+        <w:rPr/>
+      </w:pPr>
+      <w:r>
+        <w:rPr/>
+        <w:t xml:space="preserve">NO-CDC garbage at speed is </w:t>
+      </w:r>
+      <w:r>
+        <w:rPr>
+          <w:b/>
+          <w:bCs/>
+        </w:rPr>
+        <w:t>expected</w:t>
+      </w:r>
+      <w:r>
+        <w:rPr/>
+        <w:t xml:space="preserve"> — use a safe </w:t>
+      </w:r>
+      <w:r>
+        <w:rPr>
+          <w:rStyle w:val="VerbatimChar"/>
+        </w:rPr>
+        <w:t>CDC_MODE</w:t>
+      </w:r>
+      <w:r>
+        <w:rPr/>
+        <w:t xml:space="preserve"> (2/3/4) before asserting exact values.</w:t>
+      </w:r>
+    </w:p>
+    <w:p>
+      <w:pPr>
+        <w:pStyle w:val="Compact"/>
+        <w:numPr>
+          <w:ilvl w:val="0"/>
+          <w:numId w:val="29"/>
+        </w:numPr>
+        <w:rPr/>
+      </w:pPr>
+      <w:r>
+        <w:rPr>
+          <w:rStyle w:val="VerbatimChar"/>
+        </w:rPr>
+        <w:t>PRESS_COUNT</w:t>
+      </w:r>
+      <w:r>
+        <w:rPr/>
+        <w:t xml:space="preserve"> always uses Gray-coded CDC and stays coherent regardless of mode; prefer it when you need a trustworthy count.</w:t>
+      </w:r>
+      <w:bookmarkEnd w:id="39"/>
+      <w:bookmarkEnd w:id="50"/>
+    </w:p>
+    <w:p>
+      <w:pPr>
+        <w:pStyle w:val="Heading1"/>
+        <w:shd w:val="clear" w:color="auto" w:fill="404040"/>
+        <w:spacing w:before="360" w:after="120"/>
+        <w:rPr/>
+      </w:pPr>
+      <w:bookmarkStart w:id="51" w:name="__RefHeading___Toc3623_1397116681"/>
+      <w:bookmarkStart w:id="52" w:name="build-and-run"/>
+      <w:bookmarkEnd w:id="51"/>
+      <w:r>
+        <w:rPr>
+          <w:rStyle w:val="SectionNumber"/>
+          <w:b/>
+          <w:color w:val="FFFFFF"/>
+          <w:sz w:val="32"/>
+        </w:rPr>
+        <w:t>5</w:t>
+      </w:r>
+      <w:r>
+        <w:rPr>
+          <w:b/>
+          <w:color w:val="FFFFFF"/>
+          <w:sz w:val="32"/>
+        </w:rPr>
+        <w:tab/>
+        <w:t>Build and Run</w:t>
+      </w:r>
+    </w:p>
+    <w:p>
+      <w:pPr>
+        <w:pStyle w:val="FirstParagraph"/>
+        <w:rPr/>
+      </w:pPr>
+      <w:r>
+        <w:rPr>
+          <w:sz w:val="20"/>
+        </w:rPr>
+        <w:t xml:space="preserve">All commands are run from </w:t>
+      </w:r>
+      <w:r>
+        <w:rPr>
+          <w:rStyle w:val="VerbatimChar"/>
+          <w:sz w:val="20"/>
+        </w:rPr>
+        <w:t>projects/NexysA7/cdc_counter_display/</w:t>
+      </w:r>
+      <w:r>
+        <w:rPr>
+          <w:sz w:val="20"/>
+        </w:rPr>
+        <w:t xml:space="preserve"> after sourcing the Python environment:</w:t>
+      </w:r>
+    </w:p>
+    <w:p>
+      <w:pPr>
+        <w:pStyle w:val="SourceCode"/>
+        <w:rPr/>
+      </w:pPr>
+      <w:r>
+        <w:rPr>
+          <w:rStyle w:val="BuiltInTok"/>
+        </w:rPr>
+        <w:t>cd</w:t>
+      </w:r>
+      <w:r>
+        <w:rPr>
+          <w:rStyle w:val="NormalTok"/>
+        </w:rPr>
+        <w:t xml:space="preserve"> /path/to/RTLDesignSherpa</w:t>
+      </w:r>
+      <w:r>
+        <w:rPr/>
+        <w:br/>
+      </w:r>
+      <w:r>
+        <w:rPr>
+          <w:rStyle w:val="BuiltInTok"/>
+        </w:rPr>
+        <w:t>source</w:t>
+      </w:r>
+      <w:r>
+        <w:rPr>
+          <w:rStyle w:val="NormalTok"/>
+        </w:rPr>
+        <w:t xml:space="preserve"> env_python            </w:t>
+      </w:r>
+      <w:r>
+        <w:rPr>
+          <w:rStyle w:val="CommentTok"/>
+        </w:rPr>
+        <w:t># sets SIM=verilator, PATH, PYTHONPATH, REPO_ROOT</w:t>
+      </w:r>
+      <w:r>
+        <w:rPr/>
+        <w:br/>
+      </w:r>
+      <w:r>
+        <w:rPr>
+          <w:rStyle w:val="BuiltInTok"/>
+        </w:rPr>
+        <w:t>cd</w:t>
+      </w:r>
+      <w:r>
+        <w:rPr>
+          <w:rStyle w:val="NormalTok"/>
+        </w:rPr>
+        <w:t xml:space="preserve"> projects/NexysA7/cdc_counter_display</w:t>
+      </w:r>
+    </w:p>
+    <w:p>
+      <w:pPr>
+        <w:pStyle w:val="Heading2"/>
+        <w:pBdr>
+          <w:bottom w:val="single" w:sz="12" w:space="0" w:color="228B22"/>
+        </w:pBdr>
+        <w:spacing w:before="280" w:after="80"/>
+        <w:rPr/>
+      </w:pPr>
+      <w:bookmarkStart w:id="53" w:name="__RefHeading___Toc3625_1397116681"/>
+      <w:bookmarkStart w:id="54" w:name="the-workflow-at-a-glance"/>
+      <w:bookmarkEnd w:id="53"/>
+      <w:r>
+        <w:rPr>
+          <w:rStyle w:val="SectionNumber"/>
+          <w:b/>
+          <w:color w:val="228B22"/>
+          <w:sz w:val="28"/>
+        </w:rPr>
+        <w:t>5.1</w:t>
+      </w:r>
+      <w:r>
+        <w:rPr>
+          <w:b/>
+          <w:color w:val="228B22"/>
+          <w:sz w:val="28"/>
+        </w:rPr>
+        <w:tab/>
+        <w:t>The workflow at a glance</w:t>
+      </w:r>
+    </w:p>
+    <w:p>
+      <w:pPr>
+        <w:pStyle w:val="SourceCode"/>
+        <w:rPr/>
+      </w:pPr>
+      <w:r>
+        <w:rPr>
+          <w:rStyle w:val="VerbatimChar"/>
+        </w:rPr>
+        <w:t>make regmap  -&gt;  make consistency  -&gt;  make sim-demo   (prove it in simulation)</w:t>
+      </w:r>
+      <w:r>
+        <w:rPr/>
+        <w:br/>
+      </w:r>
+      <w:r>
+        <w:rPr>
+          <w:rStyle w:val="VerbatimChar"/>
+        </w:rPr>
+        <w:t xml:space="preserve">                                          |</w:t>
+      </w:r>
+      <w:r>
+        <w:rPr/>
+        <w:br/>
+      </w:r>
+      <w:r>
+        <w:rPr>
+          <w:rStyle w:val="VerbatimChar"/>
+        </w:rPr>
+        <w:t xml:space="preserve">                                          v</w:t>
+      </w:r>
+      <w:r>
+        <w:rPr/>
+        <w:br/>
+      </w:r>
+      <w:r>
+        <w:rPr>
+          <w:rStyle w:val="VerbatimChar"/>
+        </w:rPr>
+        <w:t xml:space="preserve">             make build-demo  -&gt;  make program-demo  -&gt;  run_cdc_demo.py   (on the board)</w:t>
+      </w:r>
+      <w:bookmarkEnd w:id="54"/>
+    </w:p>
+    <w:p>
+      <w:pPr>
+        <w:pStyle w:val="Heading2"/>
+        <w:pBdr>
+          <w:bottom w:val="single" w:sz="12" w:space="0" w:color="228B22"/>
+        </w:pBdr>
+        <w:spacing w:before="280" w:after="80"/>
+        <w:rPr/>
+      </w:pPr>
+      <w:bookmarkStart w:id="55" w:name="__RefHeading___Toc3627_1397116681"/>
+      <w:bookmarkEnd w:id="55"/>
+      <w:r>
+        <w:rPr>
+          <w:rStyle w:val="SectionNumber"/>
+          <w:b/>
+          <w:color w:val="228B22"/>
+          <w:sz w:val="28"/>
+        </w:rPr>
+        <w:t>5.2</w:t>
+      </w:r>
+      <w:r>
+        <w:rPr>
+          <w:b/>
+          <w:color w:val="228B22"/>
+          <w:sz w:val="28"/>
+        </w:rPr>
+        <w:tab/>
+        <w:t>Make targets</w:t>
+      </w:r>
+    </w:p>
+    <w:p>
+      <w:pPr>
         <w:pStyle w:val="Heading3"/>
         <w:spacing w:before="200" w:after="80"/>
         <w:rPr/>
       </w:pPr>
-      <w:bookmarkStart w:id="43" w:name="__RefHeading___Toc3276_1408050769"/>
-      <w:bookmarkEnd w:id="43"/>
+      <w:bookmarkStart w:id="56" w:name="__RefHeading___Toc3629_1397116681"/>
+      <w:bookmarkEnd w:id="56"/>
       <w:r>
         <w:rPr>
           <w:rStyle w:val="SectionNumber"/>
@@ -7028,7 +8665,7 @@
           <w:color w:val="404040"/>
           <w:sz w:val="24"/>
         </w:rPr>
-        <w:t>4.2.1</w:t>
+        <w:t>5.2.1</w:t>
       </w:r>
       <w:r>
         <w:rPr>
@@ -7045,12 +8682,12 @@
         <w:pStyle w:val="TableCaption"/>
         <w:rPr/>
       </w:pPr>
-      <w:bookmarkStart w:id="44" w:name="_Tab_6_Simulation_make_targ"/>
+      <w:bookmarkStart w:id="57" w:name="_Tab_8_Simulation_make_targ"/>
       <w:r>
         <w:rPr/>
         <w:t>Simulation make targets</w:t>
       </w:r>
-      <w:bookmarkEnd w:id="44"/>
+      <w:bookmarkEnd w:id="57"/>
     </w:p>
     <w:tbl>
       <w:tblPr>
@@ -7357,8 +8994,8 @@
               </w:rPr>
               <w:t>). Four tests: smoke, press, cfg_load, cdc_mode.</w:t>
             </w:r>
-            <w:bookmarkStart w:id="45" w:name="simulation"/>
-            <w:bookmarkEnd w:id="45"/>
+            <w:bookmarkStart w:id="58" w:name="simulation"/>
+            <w:bookmarkEnd w:id="58"/>
           </w:p>
         </w:tc>
       </w:tr>
@@ -7369,8 +9006,8 @@
         <w:spacing w:before="200" w:after="80"/>
         <w:rPr/>
       </w:pPr>
-      <w:bookmarkStart w:id="46" w:name="__RefHeading___Toc3278_1408050769"/>
-      <w:bookmarkEnd w:id="46"/>
+      <w:bookmarkStart w:id="59" w:name="__RefHeading___Toc3631_1397116681"/>
+      <w:bookmarkEnd w:id="59"/>
       <w:r>
         <w:rPr>
           <w:rStyle w:val="SectionNumber"/>
@@ -7378,7 +9015,7 @@
           <w:color w:val="404040"/>
           <w:sz w:val="24"/>
         </w:rPr>
-        <w:t>4.2.2</w:t>
+        <w:t>5.2.2</w:t>
       </w:r>
       <w:r>
         <w:rPr>
@@ -7395,12 +9032,12 @@
         <w:pStyle w:val="TableCaption"/>
         <w:rPr/>
       </w:pPr>
-      <w:bookmarkStart w:id="47" w:name="_Tab_7_Register_collateral_"/>
+      <w:bookmarkStart w:id="60" w:name="_Tab_9_Register_collateral_"/>
       <w:r>
         <w:rPr/>
         <w:t>Register-collateral make targets</w:t>
       </w:r>
-      <w:bookmarkEnd w:id="47"/>
+      <w:bookmarkEnd w:id="60"/>
     </w:p>
     <w:tbl>
       <w:tblPr>
@@ -7695,8 +9332,8 @@
         <w:spacing w:before="200" w:after="80"/>
         <w:rPr/>
       </w:pPr>
-      <w:bookmarkStart w:id="48" w:name="__RefHeading___Toc3280_1408050769"/>
-      <w:bookmarkEnd w:id="48"/>
+      <w:bookmarkStart w:id="61" w:name="__RefHeading___Toc3633_1397116681"/>
+      <w:bookmarkEnd w:id="61"/>
       <w:r>
         <w:rPr>
           <w:rStyle w:val="SectionNumber"/>
@@ -7704,7 +9341,7 @@
           <w:color w:val="404040"/>
           <w:sz w:val="24"/>
         </w:rPr>
-        <w:t>4.2.3</w:t>
+        <w:t>5.2.3</w:t>
       </w:r>
       <w:r>
         <w:rPr>
@@ -7721,12 +9358,12 @@
         <w:pStyle w:val="TableCaption"/>
         <w:rPr/>
       </w:pPr>
-      <w:bookmarkStart w:id="49" w:name="_Tab_8_Bitstream_make_targe"/>
+      <w:bookmarkStart w:id="62" w:name="_Tab_10_Bitstream_make_targe"/>
       <w:r>
         <w:rPr/>
         <w:t>Bitstream make targets</w:t>
       </w:r>
-      <w:bookmarkEnd w:id="49"/>
+      <w:bookmarkEnd w:id="62"/>
     </w:p>
     <w:tbl>
       <w:tblPr>
@@ -8054,10 +9691,10 @@
                 <w:szCs w:val="24"/>
                 <w:lang w:val="en-US" w:eastAsia="en-US" w:bidi="ar-SA"/>
               </w:rPr>
-              <w:t>Verilator lint of the phase-2 RTL (Xilinx clocking primitives are stubbed — see Chapter 6).</w:t>
-            </w:r>
-            <w:bookmarkStart w:id="50" w:name="make-targets"/>
-            <w:bookmarkEnd w:id="50"/>
+              <w:t>Verilator lint of the phase-2 RTL (Xilinx clocking primitives are stubbed — see Chapter 7).</w:t>
+            </w:r>
+            <w:bookmarkStart w:id="63" w:name="make-targets"/>
+            <w:bookmarkEnd w:id="63"/>
           </w:p>
         </w:tc>
       </w:tr>
@@ -8071,8 +9708,8 @@
         <w:spacing w:before="280" w:after="80"/>
         <w:rPr/>
       </w:pPr>
-      <w:bookmarkStart w:id="51" w:name="__RefHeading___Toc3282_1408050769"/>
-      <w:bookmarkEnd w:id="51"/>
+      <w:bookmarkStart w:id="64" w:name="__RefHeading___Toc3635_1397116681"/>
+      <w:bookmarkEnd w:id="64"/>
       <w:r>
         <w:rPr>
           <w:rStyle w:val="SectionNumber"/>
@@ -8080,7 +9717,7 @@
           <w:color w:val="228B22"/>
           <w:sz w:val="28"/>
         </w:rPr>
-        <w:t>4.3</w:t>
+        <w:t>5.3</w:t>
       </w:r>
       <w:r>
         <w:rPr>
@@ -8455,9 +10092,9 @@
         <w:spacing w:before="200" w:after="80"/>
         <w:rPr/>
       </w:pPr>
-      <w:bookmarkStart w:id="52" w:name="__RefHeading___Toc3284_1408050769"/>
-      <w:bookmarkStart w:id="53" w:name="the-watch-it-fail-procedure"/>
-      <w:bookmarkEnd w:id="52"/>
+      <w:bookmarkStart w:id="65" w:name="__RefHeading___Toc3637_1397116681"/>
+      <w:bookmarkStart w:id="66" w:name="the-watch-it-fail-procedure"/>
+      <w:bookmarkEnd w:id="65"/>
       <w:r>
         <w:rPr>
           <w:rStyle w:val="SectionNumber"/>
@@ -8465,7 +10102,7 @@
           <w:color w:val="404040"/>
           <w:sz w:val="24"/>
         </w:rPr>
-        <w:t>4.3.1</w:t>
+        <w:t>5.3.1</w:t>
       </w:r>
       <w:r>
         <w:rPr>
@@ -8482,7 +10119,7 @@
         <w:pStyle w:val="Compact"/>
         <w:numPr>
           <w:ilvl w:val="0"/>
-          <w:numId w:val="27"/>
+          <w:numId w:val="30"/>
         </w:numPr>
         <w:rPr/>
       </w:pPr>
@@ -8506,7 +10143,7 @@
         <w:pStyle w:val="Compact"/>
         <w:numPr>
           <w:ilvl w:val="0"/>
-          <w:numId w:val="28"/>
+          <w:numId w:val="31"/>
         </w:numPr>
         <w:rPr/>
       </w:pPr>
@@ -8556,18 +10193,18 @@
         <w:pStyle w:val="Compact"/>
         <w:numPr>
           <w:ilvl w:val="0"/>
-          <w:numId w:val="29"/>
+          <w:numId w:val="32"/>
         </w:numPr>
         <w:rPr/>
       </w:pPr>
-      <w:bookmarkStart w:id="54" w:name="build-and-run"/>
-      <w:bookmarkStart w:id="55" w:name="the-watch-it-fail-procedure"/>
+      <w:bookmarkStart w:id="67" w:name="build-and-run"/>
+      <w:bookmarkStart w:id="68" w:name="the-watch-it-fail-procedure"/>
       <w:r>
         <w:rPr/>
         <w:t>Read the on-board 7-seg: clean counting at slow pickoffs, visible scramble at fast pickoffs. Compare against a counter left in a safe mode — it stays clean.</w:t>
       </w:r>
-      <w:bookmarkEnd w:id="54"/>
-      <w:bookmarkEnd w:id="55"/>
+      <w:bookmarkEnd w:id="67"/>
+      <w:bookmarkEnd w:id="68"/>
     </w:p>
     <w:p>
       <w:pPr>
@@ -8576,9 +10213,9 @@
         <w:spacing w:before="360" w:after="120"/>
         <w:rPr/>
       </w:pPr>
-      <w:bookmarkStart w:id="56" w:name="__RefHeading___Toc3286_1408050769"/>
-      <w:bookmarkStart w:id="57" w:name="harness-csr-configuration"/>
-      <w:bookmarkEnd w:id="56"/>
+      <w:bookmarkStart w:id="69" w:name="__RefHeading___Toc3639_1397116681"/>
+      <w:bookmarkStart w:id="70" w:name="harness-csr-configuration"/>
+      <w:bookmarkEnd w:id="69"/>
       <w:r>
         <w:rPr>
           <w:rStyle w:val="SectionNumber"/>
@@ -8586,7 +10223,7 @@
           <w:color w:val="FFFFFF"/>
           <w:sz w:val="32"/>
         </w:rPr>
-        <w:t>5</w:t>
+        <w:t>6</w:t>
       </w:r>
       <w:r>
         <w:rPr>
@@ -8736,8 +10373,8 @@
         <w:spacing w:before="160" w:after="80"/>
         <w:rPr/>
       </w:pPr>
-      <w:bookmarkStart w:id="58" w:name="waveform-4.1-axi4-lite-single-beat-write"/>
-      <w:bookmarkStart w:id="59" w:name="_Wave_4_1_AXI4_Lite_Single_Bea"/>
+      <w:bookmarkStart w:id="71" w:name="waveform-5.1-axi4-lite-single-beat-write"/>
+      <w:bookmarkStart w:id="72" w:name="_Wave_5_1_AXI4_Lite_Single_Bea"/>
       <w:r>
         <w:rPr>
           <w:rStyle w:val="SectionNumber"/>
@@ -8746,7 +10383,7 @@
           <w:color w:val="404040"/>
           <w:sz w:val="22"/>
         </w:rPr>
-        <w:t>5.0.0.1</w:t>
+        <w:t>6.0.0.1</w:t>
       </w:r>
       <w:r>
         <w:rPr>
@@ -8756,9 +10393,9 @@
           <w:sz w:val="22"/>
         </w:rPr>
         <w:tab/>
-        <w:t>Waveform 4.1: AXI4-Lite Single-Beat Write</w:t>
-      </w:r>
-      <w:bookmarkEnd w:id="59"/>
+        <w:t>Waveform 5.1: AXI4-Lite Single-Beat Write</w:t>
+      </w:r>
+      <w:bookmarkEnd w:id="72"/>
     </w:p>
     <w:p>
       <w:pPr>
@@ -8849,7 +10486,7 @@
           <w:t>01_axil_write.json</w:t>
         </w:r>
       </w:hyperlink>
-      <w:bookmarkEnd w:id="58"/>
+      <w:bookmarkEnd w:id="71"/>
     </w:p>
     <w:p>
       <w:pPr>
@@ -8860,8 +10497,8 @@
         <w:spacing w:before="280" w:after="80"/>
         <w:rPr/>
       </w:pPr>
-      <w:bookmarkStart w:id="60" w:name="__RefHeading___Toc3288_1408050769"/>
-      <w:bookmarkEnd w:id="60"/>
+      <w:bookmarkStart w:id="73" w:name="__RefHeading___Toc3641_1397116681"/>
+      <w:bookmarkEnd w:id="73"/>
       <w:r>
         <w:rPr>
           <w:rStyle w:val="SectionNumber"/>
@@ -8869,7 +10506,7 @@
           <w:color w:val="228B22"/>
           <w:sz w:val="28"/>
         </w:rPr>
-        <w:t>5.1</w:t>
+        <w:t>6.1</w:t>
       </w:r>
       <w:r>
         <w:rPr>
@@ -8886,12 +10523,12 @@
         <w:pStyle w:val="TableCaption"/>
         <w:rPr/>
       </w:pPr>
-      <w:bookmarkStart w:id="61" w:name="_Tab_9_Global_CSR_registers"/>
+      <w:bookmarkStart w:id="74" w:name="_Tab_11_Global_CSR_registers"/>
       <w:r>
         <w:rPr/>
         <w:t>Global CSR registers — register / field / offset / bit slice</w:t>
       </w:r>
-      <w:bookmarkEnd w:id="61"/>
+      <w:bookmarkEnd w:id="74"/>
     </w:p>
     <w:tbl>
       <w:tblPr>
@@ -11255,8 +12892,8 @@
               </w:rPr>
               <w:t>Link-sanity scratch (write, read back)</w:t>
             </w:r>
-            <w:bookmarkStart w:id="62" w:name="global-registers"/>
-            <w:bookmarkEnd w:id="62"/>
+            <w:bookmarkStart w:id="75" w:name="global-registers"/>
+            <w:bookmarkEnd w:id="75"/>
           </w:p>
         </w:tc>
       </w:tr>
@@ -11270,8 +12907,8 @@
         <w:spacing w:before="280" w:after="80"/>
         <w:rPr/>
       </w:pPr>
-      <w:bookmarkStart w:id="63" w:name="__RefHeading___Toc3290_1408050769"/>
-      <w:bookmarkEnd w:id="63"/>
+      <w:bookmarkStart w:id="76" w:name="__RefHeading___Toc3643_1397116681"/>
+      <w:bookmarkEnd w:id="76"/>
       <w:r>
         <w:rPr>
           <w:rStyle w:val="SectionNumber"/>
@@ -11279,7 +12916,7 @@
           <w:color w:val="228B22"/>
           <w:sz w:val="28"/>
         </w:rPr>
-        <w:t>5.2</w:t>
+        <w:t>6.2</w:t>
       </w:r>
       <w:r>
         <w:rPr>
@@ -11360,7 +12997,7 @@
         <w:pStyle w:val="TableCaption"/>
         <w:rPr/>
       </w:pPr>
-      <w:bookmarkStart w:id="64" w:name="_Tab_10_Per_counter_CSR_bloc"/>
+      <w:bookmarkStart w:id="77" w:name="_Tab_12_Per_counter_CSR_bloc"/>
       <w:r>
         <w:rPr/>
         <w:t xml:space="preserve">Per-counter CSR block — counter </w:t>
@@ -11376,7 +13013,7 @@
         <w:rPr/>
         <w:t xml:space="preserve"> absolute offset = 0x40 + i*0x40 + column</w:t>
       </w:r>
-      <w:bookmarkEnd w:id="64"/>
+      <w:bookmarkEnd w:id="77"/>
     </w:p>
     <w:tbl>
       <w:tblPr>
@@ -13831,8 +15468,8 @@
         <w:spacing w:before="280" w:after="80"/>
         <w:rPr/>
       </w:pPr>
-      <w:bookmarkStart w:id="65" w:name="__RefHeading___Toc3292_1408050769"/>
-      <w:bookmarkEnd w:id="65"/>
+      <w:bookmarkStart w:id="78" w:name="__RefHeading___Toc3645_1397116681"/>
+      <w:bookmarkEnd w:id="78"/>
       <w:r>
         <w:rPr>
           <w:rStyle w:val="SectionNumber"/>
@@ -13840,7 +15477,7 @@
           <w:color w:val="228B22"/>
           <w:sz w:val="28"/>
         </w:rPr>
-        <w:t>5.3</w:t>
+        <w:t>6.3</w:t>
       </w:r>
       <w:r>
         <w:rPr>
@@ -14299,9 +15936,9 @@
         <w:spacing w:before="280" w:after="80"/>
         <w:rPr/>
       </w:pPr>
-      <w:bookmarkStart w:id="66" w:name="__RefHeading___Toc3294_1408050769"/>
-      <w:bookmarkStart w:id="67" w:name="regenerating-the-regmap"/>
-      <w:bookmarkEnd w:id="66"/>
+      <w:bookmarkStart w:id="79" w:name="__RefHeading___Toc3647_1397116681"/>
+      <w:bookmarkStart w:id="80" w:name="regenerating-the-regmap"/>
+      <w:bookmarkEnd w:id="79"/>
       <w:r>
         <w:rPr>
           <w:rStyle w:val="SectionNumber"/>
@@ -14309,7 +15946,7 @@
           <w:color w:val="228B22"/>
           <w:sz w:val="28"/>
         </w:rPr>
-        <w:t>5.4</w:t>
+        <w:t>6.4</w:t>
       </w:r>
       <w:r>
         <w:rPr>
@@ -14391,16 +16028,16 @@
         <w:pStyle w:val="FirstParagraph"/>
         <w:rPr/>
       </w:pPr>
-      <w:bookmarkStart w:id="68" w:name="harness-csr-configuration"/>
-      <w:bookmarkStart w:id="69" w:name="regenerating-the-regmap"/>
+      <w:bookmarkStart w:id="81" w:name="harness-csr-configuration"/>
+      <w:bookmarkStart w:id="82" w:name="regenerating-the-regmap"/>
       <w:r>
         <w:rPr>
           <w:sz w:val="20"/>
         </w:rPr>
         <w:t>Never hand-edit the generated regmap — it is regenerated from the RDL.</w:t>
       </w:r>
-      <w:bookmarkEnd w:id="68"/>
-      <w:bookmarkEnd w:id="69"/>
+      <w:bookmarkEnd w:id="81"/>
+      <w:bookmarkEnd w:id="82"/>
     </w:p>
     <w:p>
       <w:pPr>
@@ -14409,9 +16046,9 @@
         <w:spacing w:before="360" w:after="120"/>
         <w:rPr/>
       </w:pPr>
-      <w:bookmarkStart w:id="70" w:name="__RefHeading___Toc3296_1408050769"/>
-      <w:bookmarkStart w:id="71" w:name="simulation-silicon-equivalence"/>
-      <w:bookmarkEnd w:id="70"/>
+      <w:bookmarkStart w:id="83" w:name="__RefHeading___Toc3649_1397116681"/>
+      <w:bookmarkStart w:id="84" w:name="simulation-silicon-equivalence"/>
+      <w:bookmarkEnd w:id="83"/>
       <w:r>
         <w:rPr>
           <w:rStyle w:val="SectionNumber"/>
@@ -14419,7 +16056,7 @@
           <w:color w:val="FFFFFF"/>
           <w:sz w:val="32"/>
         </w:rPr>
-        <w:t>6</w:t>
+        <w:t>7</w:t>
       </w:r>
       <w:r>
         <w:rPr>
@@ -14505,9 +16142,9 @@
         <w:spacing w:before="280" w:after="80"/>
         <w:rPr/>
       </w:pPr>
-      <w:bookmarkStart w:id="72" w:name="__RefHeading___Toc3298_1408050769"/>
-      <w:bookmarkStart w:id="73" w:name="X6f6e8ca0c5bcf3abe02f2f6ea27e066916fc81c"/>
-      <w:bookmarkEnd w:id="72"/>
+      <w:bookmarkStart w:id="85" w:name="__RefHeading___Toc3651_1397116681"/>
+      <w:bookmarkStart w:id="86" w:name="X6f6e8ca0c5bcf3abe02f2f6ea27e066916fc81c"/>
+      <w:bookmarkEnd w:id="85"/>
       <w:r>
         <w:rPr>
           <w:rStyle w:val="SectionNumber"/>
@@ -14515,7 +16152,7 @@
           <w:color w:val="228B22"/>
           <w:sz w:val="28"/>
         </w:rPr>
-        <w:t>6.1</w:t>
+        <w:t>7.1</w:t>
       </w:r>
       <w:r>
         <w:rPr>
@@ -14640,7 +16277,7 @@
         </w:rPr>
         <w:t xml:space="preserve"> drives the sim. Nothing above the wire forks.</w:t>
       </w:r>
-      <w:bookmarkEnd w:id="73"/>
+      <w:bookmarkEnd w:id="86"/>
     </w:p>
     <w:p>
       <w:pPr>
@@ -14651,9 +16288,9 @@
         <w:spacing w:before="280" w:after="80"/>
         <w:rPr/>
       </w:pPr>
-      <w:bookmarkStart w:id="74" w:name="__RefHeading___Toc3300_1408050769"/>
-      <w:bookmarkStart w:id="75" w:name="how-the-sim-runs-the-same-program"/>
-      <w:bookmarkEnd w:id="74"/>
+      <w:bookmarkStart w:id="87" w:name="__RefHeading___Toc3653_1397116681"/>
+      <w:bookmarkStart w:id="88" w:name="how-the-sim-runs-the-same-program"/>
+      <w:bookmarkEnd w:id="87"/>
       <w:r>
         <w:rPr>
           <w:rStyle w:val="SectionNumber"/>
@@ -14661,7 +16298,7 @@
           <w:color w:val="228B22"/>
           <w:sz w:val="28"/>
         </w:rPr>
-        <w:t>6.2</w:t>
+        <w:t>7.2</w:t>
       </w:r>
       <w:r>
         <w:rPr>
@@ -14756,98 +16393,6 @@
           <w:sz w:val="20"/>
         </w:rPr>
         <w:t>:</w:t>
-      </w:r>
-    </w:p>
-    <w:p>
-      <w:pPr>
-        <w:pStyle w:val="Compact"/>
-        <w:numPr>
-          <w:ilvl w:val="0"/>
-          <w:numId w:val="30"/>
-        </w:numPr>
-        <w:rPr/>
-      </w:pPr>
-      <w:r>
-        <w:rPr/>
-        <w:t xml:space="preserve">Starts </w:t>
-      </w:r>
-      <w:r>
-        <w:rPr>
-          <w:rStyle w:val="VerbatimChar"/>
-        </w:rPr>
-        <w:t>aclk</w:t>
-      </w:r>
-      <w:r>
-        <w:rPr/>
-        <w:t xml:space="preserve"> and reset, and drives the four </w:t>
-      </w:r>
-      <w:r>
-        <w:rPr>
-          <w:rStyle w:val="VerbatimChar"/>
-        </w:rPr>
-        <w:t>ctr_clk[i]</w:t>
-      </w:r>
-      <w:r>
-        <w:rPr/>
-        <w:t xml:space="preserve"> at co-prime periods.</w:t>
-      </w:r>
-    </w:p>
-    <w:p>
-      <w:pPr>
-        <w:pStyle w:val="Compact"/>
-        <w:numPr>
-          <w:ilvl w:val="0"/>
-          <w:numId w:val="31"/>
-        </w:numPr>
-        <w:rPr/>
-      </w:pPr>
-      <w:r>
-        <w:rPr/>
-        <w:t xml:space="preserve">Builds a </w:t>
-      </w:r>
-      <w:r>
-        <w:rPr>
-          <w:rStyle w:val="VerbatimChar"/>
-        </w:rPr>
-        <w:t>CocotbUartChannel</w:t>
-      </w:r>
-      <w:r>
-        <w:rPr/>
-        <w:t xml:space="preserve"> via </w:t>
-      </w:r>
-      <w:r>
-        <w:rPr>
-          <w:rStyle w:val="VerbatimChar"/>
-        </w:rPr>
-        <w:t>make_uart_channel(dut, dut.aclk, CLKS_PER_BIT)</w:t>
-      </w:r>
-      <w:r>
-        <w:rPr/>
-        <w:t>.</w:t>
-      </w:r>
-    </w:p>
-    <w:p>
-      <w:pPr>
-        <w:pStyle w:val="Compact"/>
-        <w:numPr>
-          <w:ilvl w:val="0"/>
-          <w:numId w:val="32"/>
-        </w:numPr>
-        <w:rPr/>
-      </w:pPr>
-      <w:r>
-        <w:rPr/>
-        <w:t xml:space="preserve">Constructs </w:t>
-      </w:r>
-      <w:r>
-        <w:rPr>
-          <w:rStyle w:val="VerbatimChar"/>
-        </w:rPr>
-        <w:t>CdcDemoDriver(bridge=UARTAxiBridge(channel=chan))</w:t>
-      </w:r>
-      <w:r>
-        <w:rPr/>
-        <w:t>.</w:t>
       </w:r>
     </w:p>
     <w:p>
@@ -14861,31 +16406,123 @@
       </w:pPr>
       <w:r>
         <w:rPr/>
-        <w:t xml:space="preserve">Runs the unmodified </w:t>
+        <w:t xml:space="preserve">Starts </w:t>
       </w:r>
       <w:r>
         <w:rPr>
           <w:rStyle w:val="VerbatimChar"/>
         </w:rPr>
-        <w:t>cdc_programs.*</w:t>
-      </w:r>
-      <w:r>
-        <w:rPr/>
-        <w:t xml:space="preserve"> functions inside </w:t>
+        <w:t>aclk</w:t>
+      </w:r>
+      <w:r>
+        <w:rPr/>
+        <w:t xml:space="preserve"> and reset, and drives the four </w:t>
       </w:r>
       <w:r>
         <w:rPr>
           <w:rStyle w:val="VerbatimChar"/>
         </w:rPr>
-        <w:t>cocotb.external(...)</w:t>
-      </w:r>
-      <w:r>
-        <w:rPr/>
-        <w:t>.</w:t>
+        <w:t>ctr_clk[i]</w:t>
+      </w:r>
+      <w:r>
+        <w:rPr/>
+        <w:t xml:space="preserve"> at co-prime periods.</w:t>
       </w:r>
     </w:p>
     <w:p>
       <w:pPr>
+        <w:pStyle w:val="Compact"/>
+        <w:numPr>
+          <w:ilvl w:val="0"/>
+          <w:numId w:val="34"/>
+        </w:numPr>
+        <w:rPr/>
+      </w:pPr>
+      <w:r>
+        <w:rPr/>
+        <w:t xml:space="preserve">Builds a </w:t>
+      </w:r>
+      <w:r>
+        <w:rPr>
+          <w:rStyle w:val="VerbatimChar"/>
+        </w:rPr>
+        <w:t>CocotbUartChannel</w:t>
+      </w:r>
+      <w:r>
+        <w:rPr/>
+        <w:t xml:space="preserve"> via </w:t>
+      </w:r>
+      <w:r>
+        <w:rPr>
+          <w:rStyle w:val="VerbatimChar"/>
+        </w:rPr>
+        <w:t>make_uart_channel(dut, dut.aclk, CLKS_PER_BIT)</w:t>
+      </w:r>
+      <w:r>
+        <w:rPr/>
+        <w:t>.</w:t>
+      </w:r>
+    </w:p>
+    <w:p>
+      <w:pPr>
+        <w:pStyle w:val="Compact"/>
+        <w:numPr>
+          <w:ilvl w:val="0"/>
+          <w:numId w:val="35"/>
+        </w:numPr>
+        <w:rPr/>
+      </w:pPr>
+      <w:r>
+        <w:rPr/>
+        <w:t xml:space="preserve">Constructs </w:t>
+      </w:r>
+      <w:r>
+        <w:rPr>
+          <w:rStyle w:val="VerbatimChar"/>
+        </w:rPr>
+        <w:t>CdcDemoDriver(bridge=UARTAxiBridge(channel=chan))</w:t>
+      </w:r>
+      <w:r>
+        <w:rPr/>
+        <w:t>.</w:t>
+      </w:r>
+    </w:p>
+    <w:p>
+      <w:pPr>
+        <w:pStyle w:val="Compact"/>
+        <w:numPr>
+          <w:ilvl w:val="0"/>
+          <w:numId w:val="36"/>
+        </w:numPr>
+        <w:rPr/>
+      </w:pPr>
+      <w:r>
+        <w:rPr/>
+        <w:t xml:space="preserve">Runs the unmodified </w:t>
+      </w:r>
+      <w:r>
+        <w:rPr>
+          <w:rStyle w:val="VerbatimChar"/>
+        </w:rPr>
+        <w:t>cdc_programs.*</w:t>
+      </w:r>
+      <w:r>
+        <w:rPr/>
+        <w:t xml:space="preserve"> functions inside </w:t>
+      </w:r>
+      <w:r>
+        <w:rPr>
+          <w:rStyle w:val="VerbatimChar"/>
+        </w:rPr>
+        <w:t>cocotb.external(...)</w:t>
+      </w:r>
+      <w:r>
+        <w:rPr/>
+        <w:t>.</w:t>
+      </w:r>
+    </w:p>
+    <w:p>
+      <w:pPr>
         <w:pStyle w:val="FirstParagraph"/>
         <w:rPr/>
       </w:pPr>
@@ -14908,7 +16545,7 @@
         </w:rPr>
         <w:t xml:space="preserve"> wrappers that drive the UART master and advance simulation time. The four cocotb tests (smoke, press, cfg_load, cdc_mode) assert the same results the CLI checks on the board.</w:t>
       </w:r>
-      <w:bookmarkEnd w:id="75"/>
+      <w:bookmarkEnd w:id="88"/>
     </w:p>
     <w:p>
       <w:pPr>
@@ -14919,9 +16556,9 @@
         <w:spacing w:before="280" w:after="80"/>
         <w:rPr/>
       </w:pPr>
-      <w:bookmarkStart w:id="76" w:name="__RefHeading___Toc3302_1408050769"/>
-      <w:bookmarkStart w:id="77" w:name="what-the-sim-can-and-cannot-reproduce"/>
-      <w:bookmarkEnd w:id="76"/>
+      <w:bookmarkStart w:id="89" w:name="__RefHeading___Toc3655_1397116681"/>
+      <w:bookmarkStart w:id="90" w:name="what-the-sim-can-and-cannot-reproduce"/>
+      <w:bookmarkEnd w:id="89"/>
       <w:r>
         <w:rPr>
           <w:rStyle w:val="SectionNumber"/>
@@ -14929,7 +16566,7 @@
           <w:color w:val="228B22"/>
           <w:sz w:val="28"/>
         </w:rPr>
-        <w:t>6.3</w:t>
+        <w:t>7.3</w:t>
       </w:r>
       <w:r>
         <w:rPr>
@@ -14946,7 +16583,7 @@
         <w:pStyle w:val="Compact"/>
         <w:numPr>
           <w:ilvl w:val="0"/>
-          <w:numId w:val="34"/>
+          <w:numId w:val="37"/>
         </w:numPr>
         <w:rPr/>
       </w:pPr>
@@ -14967,7 +16604,7 @@
         <w:pStyle w:val="Compact"/>
         <w:numPr>
           <w:ilvl w:val="0"/>
-          <w:numId w:val="35"/>
+          <w:numId w:val="38"/>
         </w:numPr>
         <w:rPr/>
       </w:pPr>
@@ -15042,7 +16679,7 @@
         <w:rPr/>
         <w:t xml:space="preserve"> behaviorally instead. Consequently the NO-CDC “garbage read” is a silicon-only effect — in Verilator (no metastability) mode 0 reads the true value, so the sim asserts exact values in NO-CDC while the board shows scramble at speed.</w:t>
       </w:r>
-      <w:bookmarkEnd w:id="77"/>
+      <w:bookmarkEnd w:id="90"/>
     </w:p>
     <w:p>
       <w:pPr>
@@ -15053,9 +16690,9 @@
         <w:spacing w:before="280" w:after="80"/>
         <w:rPr/>
       </w:pPr>
-      <w:bookmarkStart w:id="78" w:name="__RefHeading___Toc3304_1408050769"/>
-      <w:bookmarkStart w:id="79" w:name="gotchas-worth-keeping"/>
-      <w:bookmarkEnd w:id="78"/>
+      <w:bookmarkStart w:id="91" w:name="__RefHeading___Toc3657_1397116681"/>
+      <w:bookmarkStart w:id="92" w:name="gotchas-worth-keeping"/>
+      <w:bookmarkEnd w:id="91"/>
       <w:r>
         <w:rPr>
           <w:rStyle w:val="SectionNumber"/>
@@ -15063,7 +16700,7 @@
           <w:color w:val="228B22"/>
           <w:sz w:val="28"/>
         </w:rPr>
-        <w:t>6.4</w:t>
+        <w:t>7.4</w:t>
       </w:r>
       <w:r>
         <w:rPr>
@@ -15080,7 +16717,7 @@
         <w:pStyle w:val="Compact"/>
         <w:numPr>
           <w:ilvl w:val="0"/>
-          <w:numId w:val="36"/>
+          <w:numId w:val="39"/>
         </w:numPr>
         <w:rPr/>
       </w:pPr>
@@ -15116,7 +16753,7 @@
         <w:pStyle w:val="Compact"/>
         <w:numPr>
           <w:ilvl w:val="0"/>
-          <w:numId w:val="37"/>
+          <w:numId w:val="40"/>
         </w:numPr>
         <w:rPr/>
       </w:pPr>
@@ -15157,7 +16794,7 @@
         <w:pStyle w:val="Compact"/>
         <w:numPr>
           <w:ilvl w:val="0"/>
-          <w:numId w:val="38"/>
+          <w:numId w:val="41"/>
         </w:numPr>
         <w:rPr/>
       </w:pPr>
@@ -15197,8 +16834,8 @@
         <w:rPr/>
         <w:t xml:space="preserve"> is what steps the sim from worker-thread calls.</w:t>
       </w:r>
-      <w:bookmarkEnd w:id="71"/>
-      <w:bookmarkEnd w:id="79"/>
+      <w:bookmarkEnd w:id="84"/>
+      <w:bookmarkEnd w:id="92"/>
     </w:p>
     <w:p>
       <w:pPr>
@@ -15207,9 +16844,9 @@
         <w:spacing w:before="360" w:after="120"/>
         <w:rPr/>
       </w:pPr>
-      <w:bookmarkStart w:id="80" w:name="__RefHeading___Toc3306_1408050769"/>
-      <w:bookmarkStart w:id="81" w:name="troubleshooting"/>
-      <w:bookmarkEnd w:id="80"/>
+      <w:bookmarkStart w:id="93" w:name="__RefHeading___Toc3659_1397116681"/>
+      <w:bookmarkStart w:id="94" w:name="troubleshooting"/>
+      <w:bookmarkEnd w:id="93"/>
       <w:r>
         <w:rPr>
           <w:rStyle w:val="SectionNumber"/>
@@ -15217,7 +16854,7 @@
           <w:color w:val="FFFFFF"/>
           <w:sz w:val="32"/>
         </w:rPr>
-        <w:t>7</w:t>
+        <w:t>8</w:t>
       </w:r>
       <w:r>
         <w:rPr>
@@ -15238,9 +16875,9 @@
         <w:spacing w:before="280" w:after="80"/>
         <w:rPr/>
       </w:pPr>
-      <w:bookmarkStart w:id="82" w:name="__RefHeading___Toc3308_1408050769"/>
-      <w:bookmarkStart w:id="83" w:name="the-host-cli-cannot-find-the-board"/>
-      <w:bookmarkEnd w:id="82"/>
+      <w:bookmarkStart w:id="95" w:name="__RefHeading___Toc3661_1397116681"/>
+      <w:bookmarkStart w:id="96" w:name="the-host-cli-cannot-find-the-board"/>
+      <w:bookmarkEnd w:id="95"/>
       <w:r>
         <w:rPr>
           <w:rStyle w:val="SectionNumber"/>
@@ -15248,7 +16885,7 @@
           <w:color w:val="228B22"/>
           <w:sz w:val="28"/>
         </w:rPr>
-        <w:t>7.1</w:t>
+        <w:t>8.1</w:t>
       </w:r>
       <w:r>
         <w:rPr>
@@ -15316,7 +16953,7 @@
         <w:pStyle w:val="Compact"/>
         <w:numPr>
           <w:ilvl w:val="0"/>
-          <w:numId w:val="39"/>
+          <w:numId w:val="42"/>
         </w:numPr>
         <w:rPr/>
       </w:pPr>
@@ -15351,7 +16988,7 @@
         <w:pStyle w:val="Compact"/>
         <w:numPr>
           <w:ilvl w:val="0"/>
-          <w:numId w:val="40"/>
+          <w:numId w:val="43"/>
         </w:numPr>
         <w:rPr/>
       </w:pPr>
@@ -15365,7 +17002,7 @@
         <w:pStyle w:val="Compact"/>
         <w:numPr>
           <w:ilvl w:val="0"/>
-          <w:numId w:val="41"/>
+          <w:numId w:val="44"/>
         </w:numPr>
         <w:rPr/>
       </w:pPr>
@@ -15383,7 +17020,7 @@
         <w:rPr/>
         <w:t>.</w:t>
       </w:r>
-      <w:bookmarkEnd w:id="83"/>
+      <w:bookmarkEnd w:id="96"/>
     </w:p>
     <w:p>
       <w:pPr>
@@ -15394,9 +17031,9 @@
         <w:spacing w:before="280" w:after="80"/>
         <w:rPr/>
       </w:pPr>
-      <w:bookmarkStart w:id="84" w:name="__RefHeading___Toc3310_1408050769"/>
-      <w:bookmarkStart w:id="85" w:name="values-look-scrambled-never-settle"/>
-      <w:bookmarkEnd w:id="84"/>
+      <w:bookmarkStart w:id="97" w:name="__RefHeading___Toc3663_1397116681"/>
+      <w:bookmarkStart w:id="98" w:name="values-look-scrambled-never-settle"/>
+      <w:bookmarkEnd w:id="97"/>
       <w:r>
         <w:rPr>
           <w:rStyle w:val="SectionNumber"/>
@@ -15404,7 +17041,7 @@
           <w:color w:val="228B22"/>
           <w:sz w:val="28"/>
         </w:rPr>
-        <w:t>7.2</w:t>
+        <w:t>8.2</w:t>
       </w:r>
       <w:r>
         <w:rPr>
@@ -15480,7 +17117,7 @@
         </w:rPr>
         <w:t xml:space="preserve"> always uses Gray-coded CDC and is coherent regardless of mode.</w:t>
       </w:r>
-      <w:bookmarkEnd w:id="85"/>
+      <w:bookmarkEnd w:id="98"/>
     </w:p>
     <w:p>
       <w:pPr>
@@ -15491,9 +17128,9 @@
         <w:spacing w:before="280" w:after="80"/>
         <w:rPr/>
       </w:pPr>
-      <w:bookmarkStart w:id="86" w:name="__RefHeading___Toc3312_1408050769"/>
-      <w:bookmarkStart w:id="87" w:name="make-lint-demo-xilinx-primitive-errors"/>
-      <w:bookmarkEnd w:id="86"/>
+      <w:bookmarkStart w:id="99" w:name="__RefHeading___Toc3665_1397116681"/>
+      <w:bookmarkStart w:id="100" w:name="make-lint-demo-xilinx-primitive-errors"/>
+      <w:bookmarkEnd w:id="99"/>
       <w:r>
         <w:rPr>
           <w:rStyle w:val="SectionNumber"/>
@@ -15501,7 +17138,7 @@
           <w:color w:val="228B22"/>
           <w:sz w:val="28"/>
         </w:rPr>
-        <w:t>7.3</w:t>
+        <w:t>8.3</w:t>
       </w:r>
       <w:r>
         <w:rPr>
@@ -15638,7 +17275,7 @@
         </w:rPr>
         <w:t xml:space="preserve"> source list.</w:t>
       </w:r>
-      <w:bookmarkEnd w:id="87"/>
+      <w:bookmarkEnd w:id="100"/>
     </w:p>
     <w:p>
       <w:pPr>
@@ -15649,9 +17286,9 @@
         <w:spacing w:before="280" w:after="80"/>
         <w:rPr/>
       </w:pPr>
-      <w:bookmarkStart w:id="88" w:name="__RefHeading___Toc3314_1408050769"/>
-      <w:bookmarkStart w:id="89" w:name="make-sim-phase-1-fails-to-compile"/>
-      <w:bookmarkEnd w:id="88"/>
+      <w:bookmarkStart w:id="101" w:name="__RefHeading___Toc3667_1397116681"/>
+      <w:bookmarkStart w:id="102" w:name="make-sim-phase-1-fails-to-compile"/>
+      <w:bookmarkEnd w:id="101"/>
       <w:r>
         <w:rPr>
           <w:rStyle w:val="SectionNumber"/>
@@ -15659,7 +17296,7 @@
           <w:color w:val="228B22"/>
           <w:sz w:val="28"/>
         </w:rPr>
-        <w:t>7.4</w:t>
+        <w:t>8.4</w:t>
       </w:r>
       <w:r>
         <w:rPr>
@@ -15763,7 +17400,7 @@
         </w:rPr>
         <w:t>”, that include setup is missing.</w:t>
       </w:r>
-      <w:bookmarkEnd w:id="89"/>
+      <w:bookmarkEnd w:id="102"/>
     </w:p>
     <w:p>
       <w:pPr>
@@ -15774,9 +17411,9 @@
         <w:spacing w:before="280" w:after="80"/>
         <w:rPr/>
       </w:pPr>
-      <w:bookmarkStart w:id="90" w:name="__RefHeading___Toc3316_1408050769"/>
-      <w:bookmarkStart w:id="91" w:name="X821fdcc846d469fe07aaed297b002e076beb4ca"/>
-      <w:bookmarkEnd w:id="90"/>
+      <w:bookmarkStart w:id="103" w:name="__RefHeading___Toc3669_1397116681"/>
+      <w:bookmarkStart w:id="104" w:name="X821fdcc846d469fe07aaed297b002e076beb4ca"/>
+      <w:bookmarkEnd w:id="103"/>
       <w:r>
         <w:rPr>
           <w:rStyle w:val="SectionNumber"/>
@@ -15784,7 +17421,7 @@
           <w:color w:val="228B22"/>
           <w:sz w:val="28"/>
         </w:rPr>
-        <w:t>7.5</w:t>
+        <w:t>8.5</w:t>
       </w:r>
       <w:r>
         <w:rPr>
@@ -15908,7 +17545,7 @@
         </w:rPr>
         <w:t xml:space="preserve"> — reconcile the three.</w:t>
       </w:r>
-      <w:bookmarkEnd w:id="91"/>
+      <w:bookmarkEnd w:id="104"/>
     </w:p>
     <w:p>
       <w:pPr>
@@ -15919,9 +17556,9 @@
         <w:spacing w:before="280" w:after="80"/>
         <w:rPr/>
       </w:pPr>
-      <w:bookmarkStart w:id="92" w:name="__RefHeading___Toc3318_1408050769"/>
-      <w:bookmarkStart w:id="93" w:name="sim-runs-but-nothing-advances"/>
-      <w:bookmarkEnd w:id="92"/>
+      <w:bookmarkStart w:id="105" w:name="__RefHeading___Toc3671_1397116681"/>
+      <w:bookmarkStart w:id="106" w:name="sim-runs-but-nothing-advances"/>
+      <w:bookmarkEnd w:id="105"/>
       <w:r>
         <w:rPr>
           <w:rStyle w:val="SectionNumber"/>
@@ -15929,7 +17566,7 @@
           <w:color w:val="228B22"/>
           <w:sz w:val="28"/>
         </w:rPr>
-        <w:t>7.6</w:t>
+        <w:t>8.6</w:t>
       </w:r>
       <w:r>
         <w:rPr>
@@ -15977,10 +17614,10 @@
         <w:rPr>
           <w:sz w:val="20"/>
         </w:rPr>
-        <w:t xml:space="preserve"> was left at the silicon value (868), making each command hundreds of thousands of clocks. Both are covered in Chapter 5.</w:t>
-      </w:r>
-      <w:bookmarkEnd w:id="81"/>
-      <w:bookmarkEnd w:id="93"/>
+        <w:t xml:space="preserve"> was left at the silicon value (868), making each command hundreds of thousands of clocks. Both are covered in Chapter 6.</w:t>
+      </w:r>
+      <w:bookmarkEnd w:id="94"/>
+      <w:bookmarkEnd w:id="106"/>
     </w:p>
     <w:sectPr>
       <w:footerReference w:type="even" r:id="rId8"/>
@@ -16120,7 +17757,7 @@
           </w:r>
           <w:r>
             <w:rPr/>
-            <w:t>21</w:t>
+            <w:t>23</w:t>
           </w:r>
           <w:r>
             <w:rPr/>
@@ -16147,7 +17784,7 @@
           </w:r>
           <w:r>
             <w:rPr/>
-            <w:t>21</w:t>
+            <w:t>23</w:t>
           </w:r>
           <w:r>
             <w:rPr/>
@@ -16267,7 +17904,7 @@
           </w:r>
           <w:r>
             <w:rPr/>
-            <w:t>21</w:t>
+            <w:t>23</w:t>
           </w:r>
           <w:r>
             <w:rPr/>
@@ -16294,7 +17931,7 @@
           </w:r>
           <w:r>
             <w:rPr/>
-            <w:t>21</w:t>
+            <w:t>23</w:t>
           </w:r>
           <w:r>
             <w:rPr/>
@@ -17110,244 +18747,6 @@
   </w:abstractNum>
   <w:abstractNum w:abstractNumId="7">
     <w:lvl w:ilvl="0">
-      <w:start w:val="1"/>
-      <w:numFmt w:val="decimal"/>
-      <w:lvlText w:val="%1."/>
-      <w:lvlJc w:val="left"/>
-      <w:pPr>
-        <w:tabs>
-          <w:tab w:val="num" w:pos="0"/>
-        </w:tabs>
-        <w:ind w:left="720" w:hanging="480"/>
-      </w:pPr>
-      <w:rPr/>
-    </w:lvl>
-    <w:lvl w:ilvl="1">
-      <w:start w:val="1"/>
-      <w:numFmt w:val="decimal"/>
-      <w:lvlText w:val="%2."/>
-      <w:lvlJc w:val="left"/>
-      <w:pPr>
-        <w:tabs>
-          <w:tab w:val="num" w:pos="0"/>
-        </w:tabs>
-        <w:ind w:left="1440" w:hanging="480"/>
-      </w:pPr>
-      <w:rPr/>
-    </w:lvl>
-    <w:lvl w:ilvl="2">
-      <w:start w:val="1"/>
-      <w:numFmt w:val="decimal"/>
-      <w:lvlText w:val="%3."/>
-      <w:lvlJc w:val="left"/>
-      <w:pPr>
-        <w:tabs>
-          <w:tab w:val="num" w:pos="0"/>
-        </w:tabs>
-        <w:ind w:left="2160" w:hanging="480"/>
-      </w:pPr>
-      <w:rPr/>
-    </w:lvl>
-    <w:lvl w:ilvl="3">
-      <w:start w:val="1"/>
-      <w:numFmt w:val="decimal"/>
-      <w:lvlText w:val="%4."/>
-      <w:lvlJc w:val="left"/>
-      <w:pPr>
-        <w:tabs>
-          <w:tab w:val="num" w:pos="0"/>
-        </w:tabs>
-        <w:ind w:left="2880" w:hanging="480"/>
-      </w:pPr>
-      <w:rPr/>
-    </w:lvl>
-    <w:lvl w:ilvl="4">
-      <w:start w:val="1"/>
-      <w:numFmt w:val="decimal"/>
-      <w:lvlText w:val="%5."/>
-      <w:lvlJc w:val="left"/>
-      <w:pPr>
-        <w:tabs>
-          <w:tab w:val="num" w:pos="0"/>
-        </w:tabs>
-        <w:ind w:left="3600" w:hanging="480"/>
-      </w:pPr>
-      <w:rPr/>
-    </w:lvl>
-    <w:lvl w:ilvl="5">
-      <w:start w:val="1"/>
-      <w:numFmt w:val="decimal"/>
-      <w:lvlText w:val="%6."/>
-      <w:lvlJc w:val="left"/>
-      <w:pPr>
-        <w:tabs>
-          <w:tab w:val="num" w:pos="0"/>
-        </w:tabs>
-        <w:ind w:left="4320" w:hanging="480"/>
-      </w:pPr>
-      <w:rPr/>
-    </w:lvl>
-    <w:lvl w:ilvl="6">
-      <w:start w:val="1"/>
-      <w:numFmt w:val="decimal"/>
-      <w:lvlText w:val="%7."/>
-      <w:lvlJc w:val="left"/>
-      <w:pPr>
-        <w:tabs>
-          <w:tab w:val="num" w:pos="0"/>
-        </w:tabs>
-        <w:ind w:left="5040" w:hanging="480"/>
-      </w:pPr>
-      <w:rPr/>
-    </w:lvl>
-    <w:lvl w:ilvl="7">
-      <w:start w:val="1"/>
-      <w:numFmt w:val="decimal"/>
-      <w:lvlText w:val="%8."/>
-      <w:lvlJc w:val="left"/>
-      <w:pPr>
-        <w:tabs>
-          <w:tab w:val="num" w:pos="0"/>
-        </w:tabs>
-        <w:ind w:left="5760" w:hanging="480"/>
-      </w:pPr>
-      <w:rPr/>
-    </w:lvl>
-    <w:lvl w:ilvl="8">
-      <w:start w:val="1"/>
-      <w:numFmt w:val="decimal"/>
-      <w:lvlText w:val="%9."/>
-      <w:lvlJc w:val="left"/>
-      <w:pPr>
-        <w:tabs>
-          <w:tab w:val="num" w:pos="0"/>
-        </w:tabs>
-        <w:ind w:left="6480" w:hanging="480"/>
-      </w:pPr>
-      <w:rPr/>
-    </w:lvl>
-  </w:abstractNum>
-  <w:abstractNum w:abstractNumId="8">
-    <w:lvl w:ilvl="0">
-      <w:start w:val="1"/>
-      <w:numFmt w:val="decimal"/>
-      <w:lvlText w:val="%1."/>
-      <w:lvlJc w:val="left"/>
-      <w:pPr>
-        <w:tabs>
-          <w:tab w:val="num" w:pos="0"/>
-        </w:tabs>
-        <w:ind w:left="720" w:hanging="480"/>
-      </w:pPr>
-      <w:rPr/>
-    </w:lvl>
-    <w:lvl w:ilvl="1">
-      <w:start w:val="1"/>
-      <w:numFmt w:val="decimal"/>
-      <w:lvlText w:val="%2."/>
-      <w:lvlJc w:val="left"/>
-      <w:pPr>
-        <w:tabs>
-          <w:tab w:val="num" w:pos="0"/>
-        </w:tabs>
-        <w:ind w:left="1440" w:hanging="480"/>
-      </w:pPr>
-      <w:rPr/>
-    </w:lvl>
-    <w:lvl w:ilvl="2">
-      <w:start w:val="1"/>
-      <w:numFmt w:val="decimal"/>
-      <w:lvlText w:val="%3."/>
-      <w:lvlJc w:val="left"/>
-      <w:pPr>
-        <w:tabs>
-          <w:tab w:val="num" w:pos="0"/>
-        </w:tabs>
-        <w:ind w:left="2160" w:hanging="480"/>
-      </w:pPr>
-      <w:rPr/>
-    </w:lvl>
-    <w:lvl w:ilvl="3">
-      <w:start w:val="1"/>
-      <w:numFmt w:val="decimal"/>
-      <w:lvlText w:val="%4."/>
-      <w:lvlJc w:val="left"/>
-      <w:pPr>
-        <w:tabs>
-          <w:tab w:val="num" w:pos="0"/>
-        </w:tabs>
-        <w:ind w:left="2880" w:hanging="480"/>
-      </w:pPr>
-      <w:rPr/>
-    </w:lvl>
-    <w:lvl w:ilvl="4">
-      <w:start w:val="1"/>
-      <w:numFmt w:val="decimal"/>
-      <w:lvlText w:val="%5."/>
-      <w:lvlJc w:val="left"/>
-      <w:pPr>
-        <w:tabs>
-          <w:tab w:val="num" w:pos="0"/>
-        </w:tabs>
-        <w:ind w:left="3600" w:hanging="480"/>
-      </w:pPr>
-      <w:rPr/>
-    </w:lvl>
-    <w:lvl w:ilvl="5">
-      <w:start w:val="1"/>
-      <w:numFmt w:val="decimal"/>
-      <w:lvlText w:val="%6."/>
-      <w:lvlJc w:val="left"/>
-      <w:pPr>
-        <w:tabs>
-          <w:tab w:val="num" w:pos="0"/>
-        </w:tabs>
-        <w:ind w:left="4320" w:hanging="480"/>
-      </w:pPr>
-      <w:rPr/>
-    </w:lvl>
-    <w:lvl w:ilvl="6">
-      <w:start w:val="1"/>
-      <w:numFmt w:val="decimal"/>
-      <w:lvlText w:val="%7."/>
-      <w:lvlJc w:val="left"/>
-      <w:pPr>
-        <w:tabs>
-          <w:tab w:val="num" w:pos="0"/>
-        </w:tabs>
-        <w:ind w:left="5040" w:hanging="480"/>
-      </w:pPr>
-      <w:rPr/>
-    </w:lvl>
-    <w:lvl w:ilvl="7">
-      <w:start w:val="1"/>
-      <w:numFmt w:val="decimal"/>
-      <w:lvlText w:val="%8."/>
-      <w:lvlJc w:val="left"/>
-      <w:pPr>
-        <w:tabs>
-          <w:tab w:val="num" w:pos="0"/>
-        </w:tabs>
-        <w:ind w:left="5760" w:hanging="480"/>
-      </w:pPr>
-      <w:rPr/>
-    </w:lvl>
-    <w:lvl w:ilvl="8">
-      <w:start w:val="1"/>
-      <w:numFmt w:val="decimal"/>
-      <w:lvlText w:val="%9."/>
-      <w:lvlJc w:val="left"/>
-      <w:pPr>
-        <w:tabs>
-          <w:tab w:val="num" w:pos="0"/>
-        </w:tabs>
-        <w:ind w:left="6480" w:hanging="480"/>
-      </w:pPr>
-      <w:rPr/>
-    </w:lvl>
-  </w:abstractNum>
-  <w:abstractNum w:abstractNumId="9">
-    <w:lvl w:ilvl="0">
       <w:numFmt w:val="bullet"/>
       <w:lvlText w:val=""/>
       <w:lvlJc w:val="left"/>
@@ -17480,6 +18879,244 @@
       <w:rPr>
         <w:rFonts w:ascii="Symbol" w:hAnsi="Symbol" w:cs="Symbol" w:hint="default"/>
       </w:rPr>
+    </w:lvl>
+  </w:abstractNum>
+  <w:abstractNum w:abstractNumId="8">
+    <w:lvl w:ilvl="0">
+      <w:start w:val="1"/>
+      <w:numFmt w:val="decimal"/>
+      <w:lvlText w:val="%1."/>
+      <w:lvlJc w:val="left"/>
+      <w:pPr>
+        <w:tabs>
+          <w:tab w:val="num" w:pos="0"/>
+        </w:tabs>
+        <w:ind w:left="720" w:hanging="480"/>
+      </w:pPr>
+      <w:rPr/>
+    </w:lvl>
+    <w:lvl w:ilvl="1">
+      <w:start w:val="1"/>
+      <w:numFmt w:val="decimal"/>
+      <w:lvlText w:val="%2."/>
+      <w:lvlJc w:val="left"/>
+      <w:pPr>
+        <w:tabs>
+          <w:tab w:val="num" w:pos="0"/>
+        </w:tabs>
+        <w:ind w:left="1440" w:hanging="480"/>
+      </w:pPr>
+      <w:rPr/>
+    </w:lvl>
+    <w:lvl w:ilvl="2">
+      <w:start w:val="1"/>
+      <w:numFmt w:val="decimal"/>
+      <w:lvlText w:val="%3."/>
+      <w:lvlJc w:val="left"/>
+      <w:pPr>
+        <w:tabs>
+          <w:tab w:val="num" w:pos="0"/>
+        </w:tabs>
+        <w:ind w:left="2160" w:hanging="480"/>
+      </w:pPr>
+      <w:rPr/>
+    </w:lvl>
+    <w:lvl w:ilvl="3">
+      <w:start w:val="1"/>
+      <w:numFmt w:val="decimal"/>
+      <w:lvlText w:val="%4."/>
+      <w:lvlJc w:val="left"/>
+      <w:pPr>
+        <w:tabs>
+          <w:tab w:val="num" w:pos="0"/>
+        </w:tabs>
+        <w:ind w:left="2880" w:hanging="480"/>
+      </w:pPr>
+      <w:rPr/>
+    </w:lvl>
+    <w:lvl w:ilvl="4">
+      <w:start w:val="1"/>
+      <w:numFmt w:val="decimal"/>
+      <w:lvlText w:val="%5."/>
+      <w:lvlJc w:val="left"/>
+      <w:pPr>
+        <w:tabs>
+          <w:tab w:val="num" w:pos="0"/>
+        </w:tabs>
+        <w:ind w:left="3600" w:hanging="480"/>
+      </w:pPr>
+      <w:rPr/>
+    </w:lvl>
+    <w:lvl w:ilvl="5">
+      <w:start w:val="1"/>
+      <w:numFmt w:val="decimal"/>
+      <w:lvlText w:val="%6."/>
+      <w:lvlJc w:val="left"/>
+      <w:pPr>
+        <w:tabs>
+          <w:tab w:val="num" w:pos="0"/>
+        </w:tabs>
+        <w:ind w:left="4320" w:hanging="480"/>
+      </w:pPr>
+      <w:rPr/>
+    </w:lvl>
+    <w:lvl w:ilvl="6">
+      <w:start w:val="1"/>
+      <w:numFmt w:val="decimal"/>
+      <w:lvlText w:val="%7."/>
+      <w:lvlJc w:val="left"/>
+      <w:pPr>
+        <w:tabs>
+          <w:tab w:val="num" w:pos="0"/>
+        </w:tabs>
+        <w:ind w:left="5040" w:hanging="480"/>
+      </w:pPr>
+      <w:rPr/>
+    </w:lvl>
+    <w:lvl w:ilvl="7">
+      <w:start w:val="1"/>
+      <w:numFmt w:val="decimal"/>
+      <w:lvlText w:val="%8."/>
+      <w:lvlJc w:val="left"/>
+      <w:pPr>
+        <w:tabs>
+          <w:tab w:val="num" w:pos="0"/>
+        </w:tabs>
+        <w:ind w:left="5760" w:hanging="480"/>
+      </w:pPr>
+      <w:rPr/>
+    </w:lvl>
+    <w:lvl w:ilvl="8">
+      <w:start w:val="1"/>
+      <w:numFmt w:val="decimal"/>
+      <w:lvlText w:val="%9."/>
+      <w:lvlJc w:val="left"/>
+      <w:pPr>
+        <w:tabs>
+          <w:tab w:val="num" w:pos="0"/>
+        </w:tabs>
+        <w:ind w:left="6480" w:hanging="480"/>
+      </w:pPr>
+      <w:rPr/>
+    </w:lvl>
+  </w:abstractNum>
+  <w:abstractNum w:abstractNumId="9">
+    <w:lvl w:ilvl="0">
+      <w:start w:val="1"/>
+      <w:numFmt w:val="decimal"/>
+      <w:lvlText w:val="%1."/>
+      <w:lvlJc w:val="left"/>
+      <w:pPr>
+        <w:tabs>
+          <w:tab w:val="num" w:pos="0"/>
+        </w:tabs>
+        <w:ind w:left="720" w:hanging="480"/>
+      </w:pPr>
+      <w:rPr/>
+    </w:lvl>
+    <w:lvl w:ilvl="1">
+      <w:start w:val="1"/>
+      <w:numFmt w:val="decimal"/>
+      <w:lvlText w:val="%2."/>
+      <w:lvlJc w:val="left"/>
+      <w:pPr>
+        <w:tabs>
+          <w:tab w:val="num" w:pos="0"/>
+        </w:tabs>
+        <w:ind w:left="1440" w:hanging="480"/>
+      </w:pPr>
+      <w:rPr/>
+    </w:lvl>
+    <w:lvl w:ilvl="2">
+      <w:start w:val="1"/>
+      <w:numFmt w:val="decimal"/>
+      <w:lvlText w:val="%3."/>
+      <w:lvlJc w:val="left"/>
+      <w:pPr>
+        <w:tabs>
+          <w:tab w:val="num" w:pos="0"/>
+        </w:tabs>
+        <w:ind w:left="2160" w:hanging="480"/>
+      </w:pPr>
+      <w:rPr/>
+    </w:lvl>
+    <w:lvl w:ilvl="3">
+      <w:start w:val="1"/>
+      <w:numFmt w:val="decimal"/>
+      <w:lvlText w:val="%4."/>
+      <w:lvlJc w:val="left"/>
+      <w:pPr>
+        <w:tabs>
+          <w:tab w:val="num" w:pos="0"/>
+        </w:tabs>
+        <w:ind w:left="2880" w:hanging="480"/>
+      </w:pPr>
+      <w:rPr/>
+    </w:lvl>
+    <w:lvl w:ilvl="4">
+      <w:start w:val="1"/>
+      <w:numFmt w:val="decimal"/>
+      <w:lvlText w:val="%5."/>
+      <w:lvlJc w:val="left"/>
+      <w:pPr>
+        <w:tabs>
+          <w:tab w:val="num" w:pos="0"/>
+        </w:tabs>
+        <w:ind w:left="3600" w:hanging="480"/>
+      </w:pPr>
+      <w:rPr/>
+    </w:lvl>
+    <w:lvl w:ilvl="5">
+      <w:start w:val="1"/>
+      <w:numFmt w:val="decimal"/>
+      <w:lvlText w:val="%6."/>
+      <w:lvlJc w:val="left"/>
+      <w:pPr>
+        <w:tabs>
+          <w:tab w:val="num" w:pos="0"/>
+        </w:tabs>
+        <w:ind w:left="4320" w:hanging="480"/>
+      </w:pPr>
+      <w:rPr/>
+    </w:lvl>
+    <w:lvl w:ilvl="6">
+      <w:start w:val="1"/>
+      <w:numFmt w:val="decimal"/>
+      <w:lvlText w:val="%7."/>
+      <w:lvlJc w:val="left"/>
+      <w:pPr>
+        <w:tabs>
+          <w:tab w:val="num" w:pos="0"/>
+        </w:tabs>
+        <w:ind w:left="5040" w:hanging="480"/>
+      </w:pPr>
+      <w:rPr/>
+    </w:lvl>
+    <w:lvl w:ilvl="7">
+      <w:start w:val="1"/>
+      <w:numFmt w:val="decimal"/>
+      <w:lvlText w:val="%8."/>
+      <w:lvlJc w:val="left"/>
+      <w:pPr>
+        <w:tabs>
+          <w:tab w:val="num" w:pos="0"/>
+        </w:tabs>
+        <w:ind w:left="5760" w:hanging="480"/>
+      </w:pPr>
+      <w:rPr/>
+    </w:lvl>
+    <w:lvl w:ilvl="8">
+      <w:start w:val="1"/>
+      <w:numFmt w:val="decimal"/>
+      <w:lvlText w:val="%9."/>
+      <w:lvlJc w:val="left"/>
+      <w:pPr>
+        <w:tabs>
+          <w:tab w:val="num" w:pos="0"/>
+        </w:tabs>
+        <w:ind w:left="6480" w:hanging="480"/>
+      </w:pPr>
+      <w:rPr/>
     </w:lvl>
   </w:abstractNum>
   <w:abstractNum w:abstractNumId="10">
@@ -17755,6 +19392,142 @@
     </w:lvl>
   </w:abstractNum>
   <w:abstractNum w:abstractNumId="12">
+    <w:lvl w:ilvl="0">
+      <w:numFmt w:val="bullet"/>
+      <w:lvlText w:val=""/>
+      <w:lvlJc w:val="left"/>
+      <w:pPr>
+        <w:tabs>
+          <w:tab w:val="num" w:pos="0"/>
+        </w:tabs>
+        <w:ind w:left="720" w:hanging="480"/>
+      </w:pPr>
+      <w:rPr>
+        <w:rFonts w:ascii="Symbol" w:hAnsi="Symbol" w:cs="Symbol" w:hint="default"/>
+      </w:rPr>
+    </w:lvl>
+    <w:lvl w:ilvl="1">
+      <w:start w:val="0"/>
+      <w:numFmt w:val="bullet"/>
+      <w:lvlText w:val=""/>
+      <w:lvlJc w:val="left"/>
+      <w:pPr>
+        <w:tabs>
+          <w:tab w:val="num" w:pos="0"/>
+        </w:tabs>
+        <w:ind w:left="1440" w:hanging="480"/>
+      </w:pPr>
+      <w:rPr>
+        <w:rFonts w:ascii="Symbol" w:hAnsi="Symbol" w:cs="Symbol" w:hint="default"/>
+      </w:rPr>
+    </w:lvl>
+    <w:lvl w:ilvl="2">
+      <w:start w:val="0"/>
+      <w:numFmt w:val="bullet"/>
+      <w:lvlText w:val=""/>
+      <w:lvlJc w:val="left"/>
+      <w:pPr>
+        <w:tabs>
+          <w:tab w:val="num" w:pos="0"/>
+        </w:tabs>
+        <w:ind w:left="2160" w:hanging="480"/>
+      </w:pPr>
+      <w:rPr>
+        <w:rFonts w:ascii="Symbol" w:hAnsi="Symbol" w:cs="Symbol" w:hint="default"/>
+      </w:rPr>
+    </w:lvl>
+    <w:lvl w:ilvl="3">
+      <w:start w:val="0"/>
+      <w:numFmt w:val="bullet"/>
+      <w:lvlText w:val=""/>
+      <w:lvlJc w:val="left"/>
+      <w:pPr>
+        <w:tabs>
+          <w:tab w:val="num" w:pos="0"/>
+        </w:tabs>
+        <w:ind w:left="2880" w:hanging="480"/>
+      </w:pPr>
+      <w:rPr>
+        <w:rFonts w:ascii="Symbol" w:hAnsi="Symbol" w:cs="Symbol" w:hint="default"/>
+      </w:rPr>
+    </w:lvl>
+    <w:lvl w:ilvl="4">
+      <w:start w:val="0"/>
+      <w:numFmt w:val="bullet"/>
+      <w:lvlText w:val=""/>
+      <w:lvlJc w:val="left"/>
+      <w:pPr>
+        <w:tabs>
+          <w:tab w:val="num" w:pos="0"/>
+        </w:tabs>
+        <w:ind w:left="3600" w:hanging="480"/>
+      </w:pPr>
+      <w:rPr>
+        <w:rFonts w:ascii="Symbol" w:hAnsi="Symbol" w:cs="Symbol" w:hint="default"/>
+      </w:rPr>
+    </w:lvl>
+    <w:lvl w:ilvl="5">
+      <w:start w:val="0"/>
+      <w:numFmt w:val="bullet"/>
+      <w:lvlText w:val=""/>
+      <w:lvlJc w:val="left"/>
+      <w:pPr>
+        <w:tabs>
+          <w:tab w:val="num" w:pos="0"/>
+        </w:tabs>
+        <w:ind w:left="4320" w:hanging="480"/>
+      </w:pPr>
+      <w:rPr>
+        <w:rFonts w:ascii="Symbol" w:hAnsi="Symbol" w:cs="Symbol" w:hint="default"/>
+      </w:rPr>
+    </w:lvl>
+    <w:lvl w:ilvl="6">
+      <w:start w:val="0"/>
+      <w:numFmt w:val="bullet"/>
+      <w:lvlText w:val=""/>
+      <w:lvlJc w:val="left"/>
+      <w:pPr>
+        <w:tabs>
+          <w:tab w:val="num" w:pos="0"/>
+        </w:tabs>
+        <w:ind w:left="5040" w:hanging="480"/>
+      </w:pPr>
+      <w:rPr>
+        <w:rFonts w:ascii="Symbol" w:hAnsi="Symbol" w:cs="Symbol" w:hint="default"/>
+      </w:rPr>
+    </w:lvl>
+    <w:lvl w:ilvl="7">
+      <w:start w:val="0"/>
+      <w:numFmt w:val="bullet"/>
+      <w:lvlText w:val=""/>
+      <w:lvlJc w:val="left"/>
+      <w:pPr>
+        <w:tabs>
+          <w:tab w:val="num" w:pos="0"/>
+        </w:tabs>
+        <w:ind w:left="5760" w:hanging="480"/>
+      </w:pPr>
+      <w:rPr>
+        <w:rFonts w:ascii="Symbol" w:hAnsi="Symbol" w:cs="Symbol" w:hint="default"/>
+      </w:rPr>
+    </w:lvl>
+    <w:lvl w:ilvl="8">
+      <w:start w:val="0"/>
+      <w:numFmt w:val="bullet"/>
+      <w:lvlText w:val=""/>
+      <w:lvlJc w:val="left"/>
+      <w:pPr>
+        <w:tabs>
+          <w:tab w:val="num" w:pos="0"/>
+        </w:tabs>
+        <w:ind w:left="6480" w:hanging="480"/>
+      </w:pPr>
+      <w:rPr>
+        <w:rFonts w:ascii="Symbol" w:hAnsi="Symbol" w:cs="Symbol" w:hint="default"/>
+      </w:rPr>
+    </w:lvl>
+  </w:abstractNum>
+  <w:abstractNum w:abstractNumId="13">
     <w:lvl w:ilvl="0">
       <w:start w:val="1"/>
       <w:numFmt w:val="none"/>
@@ -17910,7 +19683,7 @@
     <w:abstractNumId w:val="12"/>
   </w:num>
   <w:num w:numId="13">
-    <w:abstractNumId w:val="1"/>
+    <w:abstractNumId w:val="13"/>
   </w:num>
   <w:num w:numId="14">
     <w:abstractNumId w:val="1"/>
@@ -17943,28 +19716,25 @@
     <w:abstractNumId w:val="1"/>
   </w:num>
   <w:num w:numId="24">
+    <w:abstractNumId w:val="1"/>
+  </w:num>
+  <w:num w:numId="25">
     <w:abstractNumId w:val="5"/>
     <w:lvlOverride w:ilvl="0">
       <w:startOverride w:val="1"/>
     </w:lvlOverride>
   </w:num>
-  <w:num w:numId="25">
-    <w:abstractNumId w:val="1"/>
-  </w:num>
   <w:num w:numId="26">
     <w:abstractNumId w:val="1"/>
   </w:num>
   <w:num w:numId="27">
-    <w:abstractNumId w:val="5"/>
-    <w:lvlOverride w:ilvl="0">
-      <w:startOverride w:val="1"/>
-    </w:lvlOverride>
+    <w:abstractNumId w:val="1"/>
   </w:num>
   <w:num w:numId="28">
-    <w:abstractNumId w:val="5"/>
+    <w:abstractNumId w:val="1"/>
   </w:num>
   <w:num w:numId="29">
-    <w:abstractNumId w:val="5"/>
+    <w:abstractNumId w:val="1"/>
   </w:num>
   <w:num w:numId="30">
     <w:abstractNumId w:val="5"/>
@@ -17980,15 +19750,18 @@
   </w:num>
   <w:num w:numId="33">
     <w:abstractNumId w:val="5"/>
+    <w:lvlOverride w:ilvl="0">
+      <w:startOverride w:val="1"/>
+    </w:lvlOverride>
   </w:num>
   <w:num w:numId="34">
-    <w:abstractNumId w:val="1"/>
+    <w:abstractNumId w:val="5"/>
   </w:num>
   <w:num w:numId="35">
-    <w:abstractNumId w:val="1"/>
+    <w:abstractNumId w:val="5"/>
   </w:num>
   <w:num w:numId="36">
-    <w:abstractNumId w:val="1"/>
+    <w:abstractNumId w:val="5"/>
   </w:num>
   <w:num w:numId="37">
     <w:abstractNumId w:val="1"/>
@@ -18003,6 +19776,15 @@
     <w:abstractNumId w:val="1"/>
   </w:num>
   <w:num w:numId="41">
+    <w:abstractNumId w:val="1"/>
+  </w:num>
+  <w:num w:numId="42">
+    <w:abstractNumId w:val="1"/>
+  </w:num>
+  <w:num w:numId="43">
+    <w:abstractNumId w:val="1"/>
+  </w:num>
+  <w:num w:numId="44">
     <w:abstractNumId w:val="1"/>
   </w:num>
 </w:numbering>

--- a/projects/NexysA7/cdc_counter_display/docs/CDC_Counter_Display_Guide_v0.90.docx
+++ b/projects/NexysA7/cdc_counter_display/docs/CDC_Counter_Display_Guide_v0.90.docx
@@ -160,7 +160,7 @@
             </w:rPr>
             <w:fldChar w:fldCharType="separate"/>
           </w:r>
-          <w:hyperlink w:anchor="__RefHeading___Toc3579_1397116681">
+          <w:hyperlink w:anchor="__RefHeading___Toc3579_4156604032">
             <w:r>
               <w:rPr>
                 <w:webHidden/>
@@ -181,7 +181,7 @@
             </w:tabs>
             <w:rPr/>
           </w:pPr>
-          <w:hyperlink w:anchor="__RefHeading___Toc3581_1397116681">
+          <w:hyperlink w:anchor="__RefHeading___Toc3581_4156604032">
             <w:r>
               <w:rPr>
                 <w:webHidden/>
@@ -202,7 +202,7 @@
             </w:tabs>
             <w:rPr/>
           </w:pPr>
-          <w:hyperlink w:anchor="__RefHeading___Toc3583_1397116681">
+          <w:hyperlink w:anchor="__RefHeading___Toc3583_4156604032">
             <w:r>
               <w:rPr>
                 <w:webHidden/>
@@ -223,7 +223,7 @@
             </w:tabs>
             <w:rPr/>
           </w:pPr>
-          <w:hyperlink w:anchor="__RefHeading___Toc3585_1397116681">
+          <w:hyperlink w:anchor="__RefHeading___Toc3585_4156604032">
             <w:r>
               <w:rPr>
                 <w:webHidden/>
@@ -244,7 +244,7 @@
             </w:tabs>
             <w:rPr/>
           </w:pPr>
-          <w:hyperlink w:anchor="__RefHeading___Toc3587_1397116681">
+          <w:hyperlink w:anchor="__RefHeading___Toc3587_4156604032">
             <w:r>
               <w:rPr>
                 <w:webHidden/>
@@ -265,7 +265,7 @@
             </w:tabs>
             <w:rPr/>
           </w:pPr>
-          <w:hyperlink w:anchor="__RefHeading___Toc3589_1397116681">
+          <w:hyperlink w:anchor="__RefHeading___Toc3589_4156604032">
             <w:r>
               <w:rPr>
                 <w:webHidden/>
@@ -286,7 +286,7 @@
             </w:tabs>
             <w:rPr/>
           </w:pPr>
-          <w:hyperlink w:anchor="__RefHeading___Toc3591_1397116681">
+          <w:hyperlink w:anchor="__RefHeading___Toc3591_4156604032">
             <w:r>
               <w:rPr>
                 <w:webHidden/>
@@ -307,7 +307,7 @@
             </w:tabs>
             <w:rPr/>
           </w:pPr>
-          <w:hyperlink w:anchor="__RefHeading___Toc3593_1397116681">
+          <w:hyperlink w:anchor="__RefHeading___Toc3593_4156604032">
             <w:r>
               <w:rPr>
                 <w:webHidden/>
@@ -328,7 +328,7 @@
             </w:tabs>
             <w:rPr/>
           </w:pPr>
-          <w:hyperlink w:anchor="__RefHeading___Toc3595_1397116681">
+          <w:hyperlink w:anchor="__RefHeading___Toc3595_4156604032">
             <w:r>
               <w:rPr>
                 <w:webHidden/>
@@ -349,7 +349,7 @@
             </w:tabs>
             <w:rPr/>
           </w:pPr>
-          <w:hyperlink w:anchor="__RefHeading___Toc3597_1397116681">
+          <w:hyperlink w:anchor="__RefHeading___Toc3597_4156604032">
             <w:r>
               <w:rPr>
                 <w:webHidden/>
@@ -370,7 +370,7 @@
             </w:tabs>
             <w:rPr/>
           </w:pPr>
-          <w:hyperlink w:anchor="__RefHeading___Toc3599_1397116681">
+          <w:hyperlink w:anchor="__RefHeading___Toc3599_4156604032">
             <w:r>
               <w:rPr>
                 <w:webHidden/>
@@ -391,7 +391,7 @@
             </w:tabs>
             <w:rPr/>
           </w:pPr>
-          <w:hyperlink w:anchor="__RefHeading___Toc3601_1397116681">
+          <w:hyperlink w:anchor="__RefHeading___Toc3601_4156604032">
             <w:r>
               <w:rPr>
                 <w:webHidden/>
@@ -412,7 +412,7 @@
             </w:tabs>
             <w:rPr/>
           </w:pPr>
-          <w:hyperlink w:anchor="__RefHeading___Toc3603_1397116681">
+          <w:hyperlink w:anchor="__RefHeading___Toc3603_4156604032">
             <w:r>
               <w:rPr>
                 <w:webHidden/>
@@ -433,7 +433,7 @@
             </w:tabs>
             <w:rPr/>
           </w:pPr>
-          <w:hyperlink w:anchor="__RefHeading___Toc3605_1397116681">
+          <w:hyperlink w:anchor="__RefHeading___Toc3605_4156604032">
             <w:r>
               <w:rPr>
                 <w:webHidden/>
@@ -454,7 +454,7 @@
             </w:tabs>
             <w:rPr/>
           </w:pPr>
-          <w:hyperlink w:anchor="__RefHeading___Toc3607_1397116681">
+          <w:hyperlink w:anchor="__RefHeading___Toc3607_4156604032">
             <w:r>
               <w:rPr>
                 <w:webHidden/>
@@ -475,7 +475,7 @@
             </w:tabs>
             <w:rPr/>
           </w:pPr>
-          <w:hyperlink w:anchor="__RefHeading___Toc3609_1397116681">
+          <w:hyperlink w:anchor="__RefHeading___Toc3609_4156604032">
             <w:r>
               <w:rPr>
                 <w:webHidden/>
@@ -496,7 +496,7 @@
             </w:tabs>
             <w:rPr/>
           </w:pPr>
-          <w:hyperlink w:anchor="__RefHeading___Toc3611_1397116681">
+          <w:hyperlink w:anchor="__RefHeading___Toc3611_4156604032">
             <w:r>
               <w:rPr>
                 <w:webHidden/>
@@ -517,7 +517,7 @@
             </w:tabs>
             <w:rPr/>
           </w:pPr>
-          <w:hyperlink w:anchor="__RefHeading___Toc3613_1397116681">
+          <w:hyperlink w:anchor="__RefHeading___Toc3613_4156604032">
             <w:r>
               <w:rPr>
                 <w:webHidden/>
@@ -538,7 +538,7 @@
             </w:tabs>
             <w:rPr/>
           </w:pPr>
-          <w:hyperlink w:anchor="__RefHeading___Toc3615_1397116681">
+          <w:hyperlink w:anchor="__RefHeading___Toc3615_4156604032">
             <w:r>
               <w:rPr>
                 <w:webHidden/>
@@ -559,7 +559,7 @@
             </w:tabs>
             <w:rPr/>
           </w:pPr>
-          <w:hyperlink w:anchor="__RefHeading___Toc3617_1397116681">
+          <w:hyperlink w:anchor="__RefHeading___Toc3617_4156604032">
             <w:r>
               <w:rPr>
                 <w:webHidden/>
@@ -580,7 +580,7 @@
             </w:tabs>
             <w:rPr/>
           </w:pPr>
-          <w:hyperlink w:anchor="__RefHeading___Toc3619_1397116681">
+          <w:hyperlink w:anchor="__RefHeading___Toc3619_4156604032">
             <w:r>
               <w:rPr>
                 <w:webHidden/>
@@ -601,7 +601,7 @@
             </w:tabs>
             <w:rPr/>
           </w:pPr>
-          <w:hyperlink w:anchor="__RefHeading___Toc3621_1397116681">
+          <w:hyperlink w:anchor="__RefHeading___Toc3621_4156604032">
             <w:r>
               <w:rPr>
                 <w:webHidden/>
@@ -622,7 +622,7 @@
             </w:tabs>
             <w:rPr/>
           </w:pPr>
-          <w:hyperlink w:anchor="__RefHeading___Toc3623_1397116681">
+          <w:hyperlink w:anchor="__RefHeading___Toc3623_4156604032">
             <w:r>
               <w:rPr>
                 <w:webHidden/>
@@ -643,7 +643,7 @@
             </w:tabs>
             <w:rPr/>
           </w:pPr>
-          <w:hyperlink w:anchor="__RefHeading___Toc3625_1397116681">
+          <w:hyperlink w:anchor="__RefHeading___Toc3625_4156604032">
             <w:r>
               <w:rPr>
                 <w:webHidden/>
@@ -664,7 +664,7 @@
             </w:tabs>
             <w:rPr/>
           </w:pPr>
-          <w:hyperlink w:anchor="__RefHeading___Toc3627_1397116681">
+          <w:hyperlink w:anchor="__RefHeading___Toc3627_4156604032">
             <w:r>
               <w:rPr>
                 <w:webHidden/>
@@ -685,7 +685,7 @@
             </w:tabs>
             <w:rPr/>
           </w:pPr>
-          <w:hyperlink w:anchor="__RefHeading___Toc3629_1397116681">
+          <w:hyperlink w:anchor="__RefHeading___Toc3629_4156604032">
             <w:r>
               <w:rPr>
                 <w:webHidden/>
@@ -706,7 +706,7 @@
             </w:tabs>
             <w:rPr/>
           </w:pPr>
-          <w:hyperlink w:anchor="__RefHeading___Toc3631_1397116681">
+          <w:hyperlink w:anchor="__RefHeading___Toc3631_4156604032">
             <w:r>
               <w:rPr>
                 <w:webHidden/>
@@ -727,7 +727,7 @@
             </w:tabs>
             <w:rPr/>
           </w:pPr>
-          <w:hyperlink w:anchor="__RefHeading___Toc3633_1397116681">
+          <w:hyperlink w:anchor="__RefHeading___Toc3633_4156604032">
             <w:r>
               <w:rPr>
                 <w:webHidden/>
@@ -748,7 +748,7 @@
             </w:tabs>
             <w:rPr/>
           </w:pPr>
-          <w:hyperlink w:anchor="__RefHeading___Toc3635_1397116681">
+          <w:hyperlink w:anchor="__RefHeading___Toc3635_4156604032">
             <w:r>
               <w:rPr>
                 <w:webHidden/>
@@ -769,7 +769,7 @@
             </w:tabs>
             <w:rPr/>
           </w:pPr>
-          <w:hyperlink w:anchor="__RefHeading___Toc3637_1397116681">
+          <w:hyperlink w:anchor="__RefHeading___Toc3637_4156604032">
             <w:r>
               <w:rPr>
                 <w:webHidden/>
@@ -790,7 +790,7 @@
             </w:tabs>
             <w:rPr/>
           </w:pPr>
-          <w:hyperlink w:anchor="__RefHeading___Toc3639_1397116681">
+          <w:hyperlink w:anchor="__RefHeading___Toc3639_4156604032">
             <w:r>
               <w:rPr>
                 <w:webHidden/>
@@ -811,7 +811,7 @@
             </w:tabs>
             <w:rPr/>
           </w:pPr>
-          <w:hyperlink w:anchor="__RefHeading___Toc3641_1397116681">
+          <w:hyperlink w:anchor="__RefHeading___Toc3641_4156604032">
             <w:r>
               <w:rPr>
                 <w:webHidden/>
@@ -832,7 +832,7 @@
             </w:tabs>
             <w:rPr/>
           </w:pPr>
-          <w:hyperlink w:anchor="__RefHeading___Toc3643_1397116681">
+          <w:hyperlink w:anchor="__RefHeading___Toc3643_4156604032">
             <w:r>
               <w:rPr>
                 <w:webHidden/>
@@ -853,7 +853,7 @@
             </w:tabs>
             <w:rPr/>
           </w:pPr>
-          <w:hyperlink w:anchor="__RefHeading___Toc3645_1397116681">
+          <w:hyperlink w:anchor="__RefHeading___Toc3645_4156604032">
             <w:r>
               <w:rPr>
                 <w:webHidden/>
@@ -874,7 +874,7 @@
             </w:tabs>
             <w:rPr/>
           </w:pPr>
-          <w:hyperlink w:anchor="__RefHeading___Toc3647_1397116681">
+          <w:hyperlink w:anchor="__RefHeading___Toc3647_4156604032">
             <w:r>
               <w:rPr>
                 <w:webHidden/>
@@ -895,7 +895,7 @@
             </w:tabs>
             <w:rPr/>
           </w:pPr>
-          <w:hyperlink w:anchor="__RefHeading___Toc3649_1397116681">
+          <w:hyperlink w:anchor="__RefHeading___Toc3649_4156604032">
             <w:r>
               <w:rPr>
                 <w:webHidden/>
@@ -916,7 +916,7 @@
             </w:tabs>
             <w:rPr/>
           </w:pPr>
-          <w:hyperlink w:anchor="__RefHeading___Toc3651_1397116681">
+          <w:hyperlink w:anchor="__RefHeading___Toc3651_4156604032">
             <w:r>
               <w:rPr>
                 <w:webHidden/>
@@ -937,7 +937,7 @@
             </w:tabs>
             <w:rPr/>
           </w:pPr>
-          <w:hyperlink w:anchor="__RefHeading___Toc3653_1397116681">
+          <w:hyperlink w:anchor="__RefHeading___Toc3653_4156604032">
             <w:r>
               <w:rPr>
                 <w:webHidden/>
@@ -958,7 +958,7 @@
             </w:tabs>
             <w:rPr/>
           </w:pPr>
-          <w:hyperlink w:anchor="__RefHeading___Toc3655_1397116681">
+          <w:hyperlink w:anchor="__RefHeading___Toc3655_4156604032">
             <w:r>
               <w:rPr>
                 <w:webHidden/>
@@ -979,7 +979,7 @@
             </w:tabs>
             <w:rPr/>
           </w:pPr>
-          <w:hyperlink w:anchor="__RefHeading___Toc3657_1397116681">
+          <w:hyperlink w:anchor="__RefHeading___Toc3657_4156604032">
             <w:r>
               <w:rPr>
                 <w:webHidden/>
@@ -1000,7 +1000,7 @@
             </w:tabs>
             <w:rPr/>
           </w:pPr>
-          <w:hyperlink w:anchor="__RefHeading___Toc3659_1397116681">
+          <w:hyperlink w:anchor="__RefHeading___Toc3659_4156604032">
             <w:r>
               <w:rPr>
                 <w:webHidden/>
@@ -1021,7 +1021,7 @@
             </w:tabs>
             <w:rPr/>
           </w:pPr>
-          <w:hyperlink w:anchor="__RefHeading___Toc3661_1397116681">
+          <w:hyperlink w:anchor="__RefHeading___Toc3661_4156604032">
             <w:r>
               <w:rPr>
                 <w:webHidden/>
@@ -1042,7 +1042,7 @@
             </w:tabs>
             <w:rPr/>
           </w:pPr>
-          <w:hyperlink w:anchor="__RefHeading___Toc3663_1397116681">
+          <w:hyperlink w:anchor="__RefHeading___Toc3663_4156604032">
             <w:r>
               <w:rPr>
                 <w:webHidden/>
@@ -1063,7 +1063,7 @@
             </w:tabs>
             <w:rPr/>
           </w:pPr>
-          <w:hyperlink w:anchor="__RefHeading___Toc3665_1397116681">
+          <w:hyperlink w:anchor="__RefHeading___Toc3665_4156604032">
             <w:r>
               <w:rPr>
                 <w:webHidden/>
@@ -1084,7 +1084,7 @@
             </w:tabs>
             <w:rPr/>
           </w:pPr>
-          <w:hyperlink w:anchor="__RefHeading___Toc3667_1397116681">
+          <w:hyperlink w:anchor="__RefHeading___Toc3667_4156604032">
             <w:r>
               <w:rPr>
                 <w:webHidden/>
@@ -1105,7 +1105,7 @@
             </w:tabs>
             <w:rPr/>
           </w:pPr>
-          <w:hyperlink w:anchor="__RefHeading___Toc3669_1397116681">
+          <w:hyperlink w:anchor="__RefHeading___Toc3669_4156604032">
             <w:r>
               <w:rPr>
                 <w:webHidden/>
@@ -1126,7 +1126,7 @@
             </w:tabs>
             <w:rPr/>
           </w:pPr>
-          <w:hyperlink w:anchor="__RefHeading___Toc3671_1397116681">
+          <w:hyperlink w:anchor="__RefHeading___Toc3671_4156604032">
             <w:r>
               <w:rPr>
                 <w:webHidden/>
@@ -2133,7 +2133,7 @@
         <w:spacing w:before="360" w:after="120"/>
         <w:rPr/>
       </w:pPr>
-      <w:bookmarkStart w:id="0" w:name="__RefHeading___Toc3579_1397116681"/>
+      <w:bookmarkStart w:id="0" w:name="__RefHeading___Toc3579_4156604032"/>
       <w:bookmarkEnd w:id="0"/>
       <w:r>
         <w:rPr>
@@ -2337,7 +2337,7 @@
         <w:spacing w:before="280" w:after="80"/>
         <w:rPr/>
       </w:pPr>
-      <w:bookmarkStart w:id="1" w:name="__RefHeading___Toc3581_1397116681"/>
+      <w:bookmarkStart w:id="1" w:name="__RefHeading___Toc3581_4156604032"/>
       <w:bookmarkStart w:id="2" w:name="references"/>
       <w:bookmarkEnd w:id="1"/>
       <w:r>
@@ -2960,7 +2960,7 @@
         <w:spacing w:before="280" w:after="80"/>
         <w:rPr/>
       </w:pPr>
-      <w:bookmarkStart w:id="5" w:name="__RefHeading___Toc3583_1397116681"/>
+      <w:bookmarkStart w:id="5" w:name="__RefHeading___Toc3583_4156604032"/>
       <w:bookmarkStart w:id="6" w:name="conventions"/>
       <w:bookmarkEnd w:id="5"/>
       <w:r>
@@ -3208,7 +3208,7 @@
         <w:spacing w:before="280" w:after="80"/>
         <w:rPr/>
       </w:pPr>
-      <w:bookmarkStart w:id="8" w:name="__RefHeading___Toc3585_1397116681"/>
+      <w:bookmarkStart w:id="8" w:name="__RefHeading___Toc3585_4156604032"/>
       <w:bookmarkEnd w:id="8"/>
       <w:r>
         <w:rPr>
@@ -3482,7 +3482,7 @@
         <w:spacing w:before="360" w:after="120"/>
         <w:rPr/>
       </w:pPr>
-      <w:bookmarkStart w:id="12" w:name="__RefHeading___Toc3587_1397116681"/>
+      <w:bookmarkStart w:id="12" w:name="__RefHeading___Toc3587_4156604032"/>
       <w:bookmarkEnd w:id="12"/>
       <w:r>
         <w:rPr>
@@ -3512,7 +3512,7 @@
         <w:spacing w:before="280" w:after="80"/>
         <w:rPr/>
       </w:pPr>
-      <w:bookmarkStart w:id="13" w:name="__RefHeading___Toc3589_1397116681"/>
+      <w:bookmarkStart w:id="13" w:name="__RefHeading___Toc3589_4156604032"/>
       <w:bookmarkStart w:id="14" w:name="what-it-is"/>
       <w:bookmarkEnd w:id="13"/>
       <w:r>
@@ -3671,7 +3671,7 @@
         <w:spacing w:before="200" w:after="80"/>
         <w:rPr/>
       </w:pPr>
-      <w:bookmarkStart w:id="15" w:name="__RefHeading___Toc3591_1397116681"/>
+      <w:bookmarkStart w:id="15" w:name="__RefHeading___Toc3591_4156604032"/>
       <w:bookmarkStart w:id="16" w:name="figure-1.1-cdc-demo-harness-spine"/>
       <w:bookmarkStart w:id="17" w:name="_Fig_1_CDC_Demo_Harness_Spi"/>
       <w:bookmarkEnd w:id="15"/>
@@ -3790,7 +3790,7 @@
         <w:spacing w:before="280" w:after="80"/>
         <w:rPr/>
       </w:pPr>
-      <w:bookmarkStart w:id="18" w:name="__RefHeading___Toc3593_1397116681"/>
+      <w:bookmarkStart w:id="18" w:name="__RefHeading___Toc3593_4156604032"/>
       <w:bookmarkStart w:id="19" w:name="what-it-demonstrates"/>
       <w:bookmarkEnd w:id="18"/>
       <w:r>
@@ -3906,7 +3906,7 @@
         <w:spacing w:before="280" w:after="80"/>
         <w:rPr/>
       </w:pPr>
-      <w:bookmarkStart w:id="20" w:name="__RefHeading___Toc3595_1397116681"/>
+      <w:bookmarkStart w:id="20" w:name="__RefHeading___Toc3595_4156604032"/>
       <w:bookmarkStart w:id="21" w:name="what-you-need"/>
       <w:bookmarkEnd w:id="20"/>
       <w:r>
@@ -4010,7 +4010,7 @@
         <w:spacing w:before="280" w:after="80"/>
         <w:rPr/>
       </w:pPr>
-      <w:bookmarkStart w:id="22" w:name="__RefHeading___Toc3597_1397116681"/>
+      <w:bookmarkStart w:id="22" w:name="__RefHeading___Toc3597_4156604032"/>
       <w:bookmarkEnd w:id="22"/>
       <w:r>
         <w:rPr>
@@ -4654,7 +4654,7 @@
         <w:spacing w:before="360" w:after="120"/>
         <w:rPr/>
       </w:pPr>
-      <w:bookmarkStart w:id="25" w:name="__RefHeading___Toc3599_1397116681"/>
+      <w:bookmarkStart w:id="25" w:name="__RefHeading___Toc3599_4156604032"/>
       <w:bookmarkEnd w:id="25"/>
       <w:r>
         <w:rPr>
@@ -4684,7 +4684,7 @@
         <w:spacing w:before="280" w:after="80"/>
         <w:rPr/>
       </w:pPr>
-      <w:bookmarkStart w:id="26" w:name="__RefHeading___Toc3601_1397116681"/>
+      <w:bookmarkStart w:id="26" w:name="__RefHeading___Toc3601_4156604032"/>
       <w:bookmarkStart w:id="27" w:name="top-level-structure-cdc_demo_top"/>
       <w:bookmarkEnd w:id="26"/>
       <w:r>
@@ -4957,7 +4957,7 @@
         <w:spacing w:before="280" w:after="80"/>
         <w:rPr/>
       </w:pPr>
-      <w:bookmarkStart w:id="28" w:name="__RefHeading___Toc3603_1397116681"/>
+      <w:bookmarkStart w:id="28" w:name="__RefHeading___Toc3603_4156604032"/>
       <w:bookmarkStart w:id="29" w:name="clocking-and-the-four-source-clocks"/>
       <w:bookmarkEnd w:id="28"/>
       <w:r>
@@ -5710,7 +5710,7 @@
         <w:spacing w:before="280" w:after="80"/>
         <w:rPr/>
       </w:pPr>
-      <w:bookmarkStart w:id="31" w:name="__RefHeading___Toc3605_1397116681"/>
+      <w:bookmarkStart w:id="31" w:name="__RefHeading___Toc3605_4156604032"/>
       <w:bookmarkStart w:id="32" w:name="one-counter-domain-cdc_counter_domain"/>
       <w:bookmarkEnd w:id="31"/>
       <w:r>
@@ -6050,7 +6050,7 @@
         <w:spacing w:before="280" w:after="80"/>
         <w:rPr/>
       </w:pPr>
-      <w:bookmarkStart w:id="33" w:name="__RefHeading___Toc3607_1397116681"/>
+      <w:bookmarkStart w:id="33" w:name="__RefHeading___Toc3607_4156604032"/>
       <w:bookmarkStart w:id="34" w:name="the-five-cdc-modes-cdc_mode"/>
       <w:bookmarkEnd w:id="33"/>
       <w:r>
@@ -6971,7 +6971,7 @@
         <w:spacing w:before="280" w:after="80"/>
         <w:rPr/>
       </w:pPr>
-      <w:bookmarkStart w:id="36" w:name="__RefHeading___Toc3609_1397116681"/>
+      <w:bookmarkStart w:id="36" w:name="__RefHeading___Toc3609_4156604032"/>
       <w:bookmarkStart w:id="37" w:name="display"/>
       <w:bookmarkEnd w:id="36"/>
       <w:r>
@@ -7046,7 +7046,7 @@
         <w:spacing w:before="360" w:after="120"/>
         <w:rPr/>
       </w:pPr>
-      <w:bookmarkStart w:id="38" w:name="__RefHeading___Toc3611_1397116681"/>
+      <w:bookmarkStart w:id="38" w:name="__RefHeading___Toc3611_4156604032"/>
       <w:bookmarkStart w:id="39" w:name="test-methodology"/>
       <w:bookmarkEnd w:id="38"/>
       <w:r>
@@ -7103,7 +7103,7 @@
         <w:spacing w:before="280" w:after="80"/>
         <w:rPr/>
       </w:pPr>
-      <w:bookmarkStart w:id="40" w:name="__RefHeading___Toc3613_1397116681"/>
+      <w:bookmarkStart w:id="40" w:name="__RefHeading___Toc3613_4156604032"/>
       <w:bookmarkStart w:id="41" w:name="what-is-under-test"/>
       <w:bookmarkEnd w:id="40"/>
       <w:r>
@@ -7198,7 +7198,7 @@
         <w:spacing w:before="280" w:after="80"/>
         <w:rPr/>
       </w:pPr>
-      <w:bookmarkStart w:id="42" w:name="__RefHeading___Toc3615_1397116681"/>
+      <w:bookmarkStart w:id="42" w:name="__RefHeading___Toc3615_4156604032"/>
       <w:bookmarkStart w:id="43" w:name="what-is-measured-and-how"/>
       <w:bookmarkEnd w:id="42"/>
       <w:r>
@@ -7887,7 +7887,7 @@
         <w:spacing w:before="280" w:after="80"/>
         <w:rPr/>
       </w:pPr>
-      <w:bookmarkStart w:id="45" w:name="__RefHeading___Toc3617_1397116681"/>
+      <w:bookmarkStart w:id="45" w:name="__RefHeading___Toc3617_4156604032"/>
       <w:bookmarkEnd w:id="45"/>
       <w:r>
         <w:rPr>
@@ -8288,7 +8288,7 @@
         <w:spacing w:before="280" w:after="80"/>
         <w:rPr/>
       </w:pPr>
-      <w:bookmarkStart w:id="48" w:name="__RefHeading___Toc3619_1397116681"/>
+      <w:bookmarkStart w:id="48" w:name="__RefHeading___Toc3619_4156604032"/>
       <w:bookmarkEnd w:id="48"/>
       <w:r>
         <w:rPr>
@@ -8357,7 +8357,7 @@
         <w:spacing w:before="280" w:after="80"/>
         <w:rPr/>
       </w:pPr>
-      <w:bookmarkStart w:id="49" w:name="__RefHeading___Toc3621_1397116681"/>
+      <w:bookmarkStart w:id="49" w:name="__RefHeading___Toc3621_4156604032"/>
       <w:bookmarkStart w:id="50" w:name="measurement-pitfalls"/>
       <w:bookmarkEnd w:id="49"/>
       <w:r>
@@ -8443,7 +8443,7 @@
         <w:spacing w:before="360" w:after="120"/>
         <w:rPr/>
       </w:pPr>
-      <w:bookmarkStart w:id="51" w:name="__RefHeading___Toc3623_1397116681"/>
+      <w:bookmarkStart w:id="51" w:name="__RefHeading___Toc3623_4156604032"/>
       <w:bookmarkStart w:id="52" w:name="build-and-run"/>
       <w:bookmarkEnd w:id="51"/>
       <w:r>
@@ -8555,7 +8555,7 @@
         <w:spacing w:before="280" w:after="80"/>
         <w:rPr/>
       </w:pPr>
-      <w:bookmarkStart w:id="53" w:name="__RefHeading___Toc3625_1397116681"/>
+      <w:bookmarkStart w:id="53" w:name="__RefHeading___Toc3625_4156604032"/>
       <w:bookmarkStart w:id="54" w:name="the-workflow-at-a-glance"/>
       <w:bookmarkEnd w:id="53"/>
       <w:r>
@@ -8629,7 +8629,7 @@
         <w:spacing w:before="280" w:after="80"/>
         <w:rPr/>
       </w:pPr>
-      <w:bookmarkStart w:id="55" w:name="__RefHeading___Toc3627_1397116681"/>
+      <w:bookmarkStart w:id="55" w:name="__RefHeading___Toc3627_4156604032"/>
       <w:bookmarkEnd w:id="55"/>
       <w:r>
         <w:rPr>
@@ -8656,7 +8656,7 @@
         <w:spacing w:before="200" w:after="80"/>
         <w:rPr/>
       </w:pPr>
-      <w:bookmarkStart w:id="56" w:name="__RefHeading___Toc3629_1397116681"/>
+      <w:bookmarkStart w:id="56" w:name="__RefHeading___Toc3629_4156604032"/>
       <w:bookmarkEnd w:id="56"/>
       <w:r>
         <w:rPr>
@@ -9006,7 +9006,7 @@
         <w:spacing w:before="200" w:after="80"/>
         <w:rPr/>
       </w:pPr>
-      <w:bookmarkStart w:id="59" w:name="__RefHeading___Toc3631_1397116681"/>
+      <w:bookmarkStart w:id="59" w:name="__RefHeading___Toc3631_4156604032"/>
       <w:bookmarkEnd w:id="59"/>
       <w:r>
         <w:rPr>
@@ -9332,7 +9332,7 @@
         <w:spacing w:before="200" w:after="80"/>
         <w:rPr/>
       </w:pPr>
-      <w:bookmarkStart w:id="61" w:name="__RefHeading___Toc3633_1397116681"/>
+      <w:bookmarkStart w:id="61" w:name="__RefHeading___Toc3633_4156604032"/>
       <w:bookmarkEnd w:id="61"/>
       <w:r>
         <w:rPr>
@@ -9708,7 +9708,7 @@
         <w:spacing w:before="280" w:after="80"/>
         <w:rPr/>
       </w:pPr>
-      <w:bookmarkStart w:id="64" w:name="__RefHeading___Toc3635_1397116681"/>
+      <w:bookmarkStart w:id="64" w:name="__RefHeading___Toc3635_4156604032"/>
       <w:bookmarkEnd w:id="64"/>
       <w:r>
         <w:rPr>
@@ -10092,7 +10092,7 @@
         <w:spacing w:before="200" w:after="80"/>
         <w:rPr/>
       </w:pPr>
-      <w:bookmarkStart w:id="65" w:name="__RefHeading___Toc3637_1397116681"/>
+      <w:bookmarkStart w:id="65" w:name="__RefHeading___Toc3637_4156604032"/>
       <w:bookmarkStart w:id="66" w:name="the-watch-it-fail-procedure"/>
       <w:bookmarkEnd w:id="65"/>
       <w:r>
@@ -10213,7 +10213,7 @@
         <w:spacing w:before="360" w:after="120"/>
         <w:rPr/>
       </w:pPr>
-      <w:bookmarkStart w:id="69" w:name="__RefHeading___Toc3639_1397116681"/>
+      <w:bookmarkStart w:id="69" w:name="__RefHeading___Toc3639_4156604032"/>
       <w:bookmarkStart w:id="70" w:name="harness-csr-configuration"/>
       <w:bookmarkEnd w:id="69"/>
       <w:r>
@@ -10406,7 +10406,7 @@
         <w:rPr/>
         <w:drawing>
           <wp:inline distT="0" distB="0" distL="0" distR="0">
-            <wp:extent cx="3619500" cy="3867150"/>
+            <wp:extent cx="3620770" cy="3869055"/>
             <wp:effectExtent l="0" t="0" r="0" b="0"/>
             <wp:docPr id="11" name="Image2" descr="AXI4-Lite single-beat write"/>
             <wp:cNvGraphicFramePr>
@@ -10436,7 +10436,7 @@
                   <pic:spPr bwMode="auto">
                     <a:xfrm>
                       <a:off x="0" y="0"/>
-                      <a:ext cx="3619500" cy="3867150"/>
+                      <a:ext cx="3620770" cy="3869055"/>
                     </a:xfrm>
                     <a:prstGeom prst="rect">
                       <a:avLst/>
@@ -10497,7 +10497,7 @@
         <w:spacing w:before="280" w:after="80"/>
         <w:rPr/>
       </w:pPr>
-      <w:bookmarkStart w:id="73" w:name="__RefHeading___Toc3641_1397116681"/>
+      <w:bookmarkStart w:id="73" w:name="__RefHeading___Toc3641_4156604032"/>
       <w:bookmarkEnd w:id="73"/>
       <w:r>
         <w:rPr>
@@ -12907,7 +12907,7 @@
         <w:spacing w:before="280" w:after="80"/>
         <w:rPr/>
       </w:pPr>
-      <w:bookmarkStart w:id="76" w:name="__RefHeading___Toc3643_1397116681"/>
+      <w:bookmarkStart w:id="76" w:name="__RefHeading___Toc3643_4156604032"/>
       <w:bookmarkEnd w:id="76"/>
       <w:r>
         <w:rPr>
@@ -15468,7 +15468,7 @@
         <w:spacing w:before="280" w:after="80"/>
         <w:rPr/>
       </w:pPr>
-      <w:bookmarkStart w:id="78" w:name="__RefHeading___Toc3645_1397116681"/>
+      <w:bookmarkStart w:id="78" w:name="__RefHeading___Toc3645_4156604032"/>
       <w:bookmarkEnd w:id="78"/>
       <w:r>
         <w:rPr>
@@ -15936,7 +15936,7 @@
         <w:spacing w:before="280" w:after="80"/>
         <w:rPr/>
       </w:pPr>
-      <w:bookmarkStart w:id="79" w:name="__RefHeading___Toc3647_1397116681"/>
+      <w:bookmarkStart w:id="79" w:name="__RefHeading___Toc3647_4156604032"/>
       <w:bookmarkStart w:id="80" w:name="regenerating-the-regmap"/>
       <w:bookmarkEnd w:id="79"/>
       <w:r>
@@ -16046,7 +16046,7 @@
         <w:spacing w:before="360" w:after="120"/>
         <w:rPr/>
       </w:pPr>
-      <w:bookmarkStart w:id="83" w:name="__RefHeading___Toc3649_1397116681"/>
+      <w:bookmarkStart w:id="83" w:name="__RefHeading___Toc3649_4156604032"/>
       <w:bookmarkStart w:id="84" w:name="simulation-silicon-equivalence"/>
       <w:bookmarkEnd w:id="83"/>
       <w:r>
@@ -16142,7 +16142,7 @@
         <w:spacing w:before="280" w:after="80"/>
         <w:rPr/>
       </w:pPr>
-      <w:bookmarkStart w:id="85" w:name="__RefHeading___Toc3651_1397116681"/>
+      <w:bookmarkStart w:id="85" w:name="__RefHeading___Toc3651_4156604032"/>
       <w:bookmarkStart w:id="86" w:name="X6f6e8ca0c5bcf3abe02f2f6ea27e066916fc81c"/>
       <w:bookmarkEnd w:id="85"/>
       <w:r>
@@ -16288,7 +16288,7 @@
         <w:spacing w:before="280" w:after="80"/>
         <w:rPr/>
       </w:pPr>
-      <w:bookmarkStart w:id="87" w:name="__RefHeading___Toc3653_1397116681"/>
+      <w:bookmarkStart w:id="87" w:name="__RefHeading___Toc3653_4156604032"/>
       <w:bookmarkStart w:id="88" w:name="how-the-sim-runs-the-same-program"/>
       <w:bookmarkEnd w:id="87"/>
       <w:r>
@@ -16556,7 +16556,7 @@
         <w:spacing w:before="280" w:after="80"/>
         <w:rPr/>
       </w:pPr>
-      <w:bookmarkStart w:id="89" w:name="__RefHeading___Toc3655_1397116681"/>
+      <w:bookmarkStart w:id="89" w:name="__RefHeading___Toc3655_4156604032"/>
       <w:bookmarkStart w:id="90" w:name="what-the-sim-can-and-cannot-reproduce"/>
       <w:bookmarkEnd w:id="89"/>
       <w:r>
@@ -16690,7 +16690,7 @@
         <w:spacing w:before="280" w:after="80"/>
         <w:rPr/>
       </w:pPr>
-      <w:bookmarkStart w:id="91" w:name="__RefHeading___Toc3657_1397116681"/>
+      <w:bookmarkStart w:id="91" w:name="__RefHeading___Toc3657_4156604032"/>
       <w:bookmarkStart w:id="92" w:name="gotchas-worth-keeping"/>
       <w:bookmarkEnd w:id="91"/>
       <w:r>
@@ -16844,7 +16844,7 @@
         <w:spacing w:before="360" w:after="120"/>
         <w:rPr/>
       </w:pPr>
-      <w:bookmarkStart w:id="93" w:name="__RefHeading___Toc3659_1397116681"/>
+      <w:bookmarkStart w:id="93" w:name="__RefHeading___Toc3659_4156604032"/>
       <w:bookmarkStart w:id="94" w:name="troubleshooting"/>
       <w:bookmarkEnd w:id="93"/>
       <w:r>
@@ -16875,7 +16875,7 @@
         <w:spacing w:before="280" w:after="80"/>
         <w:rPr/>
       </w:pPr>
-      <w:bookmarkStart w:id="95" w:name="__RefHeading___Toc3661_1397116681"/>
+      <w:bookmarkStart w:id="95" w:name="__RefHeading___Toc3661_4156604032"/>
       <w:bookmarkStart w:id="96" w:name="the-host-cli-cannot-find-the-board"/>
       <w:bookmarkEnd w:id="95"/>
       <w:r>
@@ -17031,7 +17031,7 @@
         <w:spacing w:before="280" w:after="80"/>
         <w:rPr/>
       </w:pPr>
-      <w:bookmarkStart w:id="97" w:name="__RefHeading___Toc3663_1397116681"/>
+      <w:bookmarkStart w:id="97" w:name="__RefHeading___Toc3663_4156604032"/>
       <w:bookmarkStart w:id="98" w:name="values-look-scrambled-never-settle"/>
       <w:bookmarkEnd w:id="97"/>
       <w:r>
@@ -17128,7 +17128,7 @@
         <w:spacing w:before="280" w:after="80"/>
         <w:rPr/>
       </w:pPr>
-      <w:bookmarkStart w:id="99" w:name="__RefHeading___Toc3665_1397116681"/>
+      <w:bookmarkStart w:id="99" w:name="__RefHeading___Toc3665_4156604032"/>
       <w:bookmarkStart w:id="100" w:name="make-lint-demo-xilinx-primitive-errors"/>
       <w:bookmarkEnd w:id="99"/>
       <w:r>
@@ -17286,7 +17286,7 @@
         <w:spacing w:before="280" w:after="80"/>
         <w:rPr/>
       </w:pPr>
-      <w:bookmarkStart w:id="101" w:name="__RefHeading___Toc3667_1397116681"/>
+      <w:bookmarkStart w:id="101" w:name="__RefHeading___Toc3667_4156604032"/>
       <w:bookmarkStart w:id="102" w:name="make-sim-phase-1-fails-to-compile"/>
       <w:bookmarkEnd w:id="101"/>
       <w:r>
@@ -17411,7 +17411,7 @@
         <w:spacing w:before="280" w:after="80"/>
         <w:rPr/>
       </w:pPr>
-      <w:bookmarkStart w:id="103" w:name="__RefHeading___Toc3669_1397116681"/>
+      <w:bookmarkStart w:id="103" w:name="__RefHeading___Toc3669_4156604032"/>
       <w:bookmarkStart w:id="104" w:name="X821fdcc846d469fe07aaed297b002e076beb4ca"/>
       <w:bookmarkEnd w:id="103"/>
       <w:r>
@@ -17556,7 +17556,7 @@
         <w:spacing w:before="280" w:after="80"/>
         <w:rPr/>
       </w:pPr>
-      <w:bookmarkStart w:id="105" w:name="__RefHeading___Toc3671_1397116681"/>
+      <w:bookmarkStart w:id="105" w:name="__RefHeading___Toc3671_4156604032"/>
       <w:bookmarkStart w:id="106" w:name="sim-runs-but-nothing-advances"/>
       <w:bookmarkEnd w:id="105"/>
       <w:r>
